--- a/readme/论文写作规范.docx
+++ b/readme/论文写作规范.docx
@@ -65,7 +65,25 @@
           <w:sz w:val="32"/>
           <w:szCs w:val="32"/>
         </w:rPr>
-        <w:t>为规范我校本科毕业论文（设计）写作，结合学校实际，制定本写作规范。</w:t>
+        <w:t>为规范我</w:t>
+      </w:r>
+      <w:proofErr w:type="gramStart"/>
+      <w:r>
+        <w:rPr>
+          <w:rFonts w:ascii="仿宋_GB2312" w:eastAsia="仿宋_GB2312" w:hAnsi="仿宋_GB2312" w:cs="仿宋_GB2312" w:hint="eastAsia"/>
+          <w:sz w:val="32"/>
+          <w:szCs w:val="32"/>
+        </w:rPr>
+        <w:t>校本科</w:t>
+      </w:r>
+      <w:proofErr w:type="gramEnd"/>
+      <w:r>
+        <w:rPr>
+          <w:rFonts w:ascii="仿宋_GB2312" w:eastAsia="仿宋_GB2312" w:hAnsi="仿宋_GB2312" w:cs="仿宋_GB2312" w:hint="eastAsia"/>
+          <w:sz w:val="32"/>
+          <w:szCs w:val="32"/>
+        </w:rPr>
+        <w:t>毕业论文（设计）写作，结合学校实际，制定本写作规范。</w:t>
       </w:r>
     </w:p>
     <w:p>
@@ -655,13 +673,15 @@
           <w:rFonts w:ascii="仿宋_GB2312" w:eastAsia="仿宋_GB2312" w:hAnsi="仿宋_GB2312" w:cs="仿宋_GB2312" w:hint="eastAsia"/>
           <w:sz w:val="32"/>
           <w:szCs w:val="32"/>
-        </w:rPr>
-      </w:pPr>
-      <w:r>
-        <w:rPr>
-          <w:rFonts w:ascii="仿宋_GB2312" w:eastAsia="仿宋_GB2312" w:hAnsi="仿宋_GB2312" w:cs="仿宋_GB2312" w:hint="eastAsia"/>
-          <w:sz w:val="32"/>
-          <w:szCs w:val="32"/>
+          <w:u w:val="single"/>
+        </w:rPr>
+      </w:pPr>
+      <w:r>
+        <w:rPr>
+          <w:rFonts w:ascii="仿宋_GB2312" w:eastAsia="仿宋_GB2312" w:hAnsi="仿宋_GB2312" w:cs="仿宋_GB2312" w:hint="eastAsia"/>
+          <w:sz w:val="32"/>
+          <w:szCs w:val="32"/>
+          <w:u w:val="single"/>
         </w:rPr>
         <w:t>页边距为上2.5cm，下2.5cm，左2.5cm，右2cm，页眉边距为1.5cm，页脚边距为1.5cm。行间距为固定值20磅。</w:t>
       </w:r>
@@ -714,7 +734,25 @@
           <w:szCs w:val="32"/>
         </w:rPr>
         <w:lastRenderedPageBreak/>
-        <w:t>1.页眉。“兰州大学本科毕业论文（设计）”字居左排，毕业论文（设计）题目居右排，字体为宋体，小五号；页眉与正文之间用下划线分隔。</w:t>
+        <w:t>1.页眉。“兰州大学本科毕业论文（设计）”字居左排，毕业论文（设计）</w:t>
+      </w:r>
+      <w:proofErr w:type="gramStart"/>
+      <w:r>
+        <w:rPr>
+          <w:rFonts w:ascii="仿宋_GB2312" w:eastAsia="仿宋_GB2312" w:hAnsi="仿宋_GB2312" w:cs="仿宋_GB2312" w:hint="eastAsia"/>
+          <w:sz w:val="32"/>
+          <w:szCs w:val="32"/>
+        </w:rPr>
+        <w:t>题目居</w:t>
+      </w:r>
+      <w:proofErr w:type="gramEnd"/>
+      <w:r>
+        <w:rPr>
+          <w:rFonts w:ascii="仿宋_GB2312" w:eastAsia="仿宋_GB2312" w:hAnsi="仿宋_GB2312" w:cs="仿宋_GB2312" w:hint="eastAsia"/>
+          <w:sz w:val="32"/>
+          <w:szCs w:val="32"/>
+        </w:rPr>
+        <w:t>右排，字体为宋体，小五号；页眉与正文之间用下划线分隔。</w:t>
       </w:r>
     </w:p>
     <w:p>
@@ -803,13 +841,15 @@
           <w:rFonts w:ascii="仿宋_GB2312" w:eastAsia="仿宋_GB2312" w:hAnsi="仿宋_GB2312" w:cs="仿宋_GB2312" w:hint="eastAsia"/>
           <w:sz w:val="32"/>
           <w:szCs w:val="32"/>
-        </w:rPr>
-      </w:pPr>
-      <w:r>
-        <w:rPr>
-          <w:rFonts w:ascii="仿宋_GB2312" w:eastAsia="仿宋_GB2312" w:hAnsi="仿宋_GB2312" w:cs="仿宋_GB2312" w:hint="eastAsia"/>
-          <w:sz w:val="32"/>
-          <w:szCs w:val="32"/>
+          <w:u w:val="single"/>
+        </w:rPr>
+      </w:pPr>
+      <w:r>
+        <w:rPr>
+          <w:rFonts w:ascii="仿宋_GB2312" w:eastAsia="仿宋_GB2312" w:hAnsi="仿宋_GB2312" w:cs="仿宋_GB2312" w:hint="eastAsia"/>
+          <w:sz w:val="32"/>
+          <w:szCs w:val="32"/>
+          <w:u w:val="single"/>
         </w:rPr>
         <w:t>1.毕业论文（设计）题目。要求简明扼要，核心内容明确。中文题目一般不超过25个字，字体为宋体，三号；英文题目一般不超过150个字母，字体为</w:t>
       </w:r>
@@ -818,6 +858,7 @@
           <w:rFonts w:ascii="Times New Roman" w:eastAsia="仿宋_GB2312" w:hAnsi="Times New Roman" w:hint="eastAsia"/>
           <w:sz w:val="32"/>
           <w:szCs w:val="32"/>
+          <w:u w:val="single"/>
         </w:rPr>
         <w:t>Times New Roman</w:t>
       </w:r>
@@ -826,6 +867,7 @@
           <w:rFonts w:ascii="仿宋_GB2312" w:eastAsia="仿宋_GB2312" w:hAnsi="仿宋_GB2312" w:cs="仿宋_GB2312" w:hint="eastAsia"/>
           <w:sz w:val="32"/>
           <w:szCs w:val="32"/>
+          <w:u w:val="single"/>
         </w:rPr>
         <w:t>，三号。根据论文内容，可以加副标题。</w:t>
       </w:r>
@@ -842,13 +884,15 @@
           <w:rFonts w:ascii="仿宋_GB2312" w:eastAsia="仿宋_GB2312" w:hAnsi="仿宋_GB2312" w:cs="仿宋_GB2312" w:hint="eastAsia"/>
           <w:sz w:val="32"/>
           <w:szCs w:val="32"/>
-        </w:rPr>
-      </w:pPr>
-      <w:r>
-        <w:rPr>
-          <w:rFonts w:ascii="仿宋_GB2312" w:eastAsia="仿宋_GB2312" w:hAnsi="仿宋_GB2312" w:cs="仿宋_GB2312" w:hint="eastAsia"/>
-          <w:sz w:val="32"/>
-          <w:szCs w:val="32"/>
+          <w:u w:val="single"/>
+        </w:rPr>
+      </w:pPr>
+      <w:r>
+        <w:rPr>
+          <w:rFonts w:ascii="仿宋_GB2312" w:eastAsia="仿宋_GB2312" w:hAnsi="仿宋_GB2312" w:cs="仿宋_GB2312" w:hint="eastAsia"/>
+          <w:sz w:val="32"/>
+          <w:szCs w:val="32"/>
+          <w:u w:val="single"/>
         </w:rPr>
         <w:t>2.学生姓名、指导教师、学院、专业、年级字体为宋体，三号。</w:t>
       </w:r>
@@ -892,21 +936,44 @@
           <w:rFonts w:ascii="仿宋_GB2312" w:eastAsia="仿宋_GB2312" w:hAnsi="仿宋_GB2312" w:cs="仿宋_GB2312" w:hint="eastAsia"/>
           <w:sz w:val="32"/>
           <w:szCs w:val="32"/>
-        </w:rPr>
-      </w:pPr>
-      <w:r>
-        <w:rPr>
-          <w:rFonts w:ascii="仿宋_GB2312" w:eastAsia="仿宋_GB2312" w:hAnsi="仿宋_GB2312" w:cs="仿宋_GB2312" w:hint="eastAsia"/>
-          <w:sz w:val="32"/>
-          <w:szCs w:val="32"/>
-        </w:rPr>
-        <w:t>1.中英文摘要。（1）中文摘要以300-400字为宜。毕业论文（设计）题目字体为宋体，二号，加粗，段前24磅，段后18磅；“中文摘要”居中，字体为黑体，三号；摘要正文字体为宋体，小四号。行间距为固定值20磅。（2）英文摘要实际单词在300个左右，应与中文摘要内容一致。毕业论文（设计）英文题目字体为</w:t>
+          <w:u w:val="single"/>
+        </w:rPr>
+      </w:pPr>
+      <w:r>
+        <w:rPr>
+          <w:rFonts w:ascii="仿宋_GB2312" w:eastAsia="仿宋_GB2312" w:hAnsi="仿宋_GB2312" w:cs="仿宋_GB2312" w:hint="eastAsia"/>
+          <w:sz w:val="32"/>
+          <w:szCs w:val="32"/>
+          <w:u w:val="single"/>
+        </w:rPr>
+        <w:t>1.中英文摘要。（1）中文摘要以300-400字为宜。毕业论文（设计）题目字体为宋体，二号，加粗，</w:t>
+      </w:r>
+      <w:proofErr w:type="gramStart"/>
+      <w:r>
+        <w:rPr>
+          <w:rFonts w:ascii="仿宋_GB2312" w:eastAsia="仿宋_GB2312" w:hAnsi="仿宋_GB2312" w:cs="仿宋_GB2312" w:hint="eastAsia"/>
+          <w:sz w:val="32"/>
+          <w:szCs w:val="32"/>
+          <w:u w:val="single"/>
+        </w:rPr>
+        <w:t>段前24磅</w:t>
+      </w:r>
+      <w:proofErr w:type="gramEnd"/>
+      <w:r>
+        <w:rPr>
+          <w:rFonts w:ascii="仿宋_GB2312" w:eastAsia="仿宋_GB2312" w:hAnsi="仿宋_GB2312" w:cs="仿宋_GB2312" w:hint="eastAsia"/>
+          <w:sz w:val="32"/>
+          <w:szCs w:val="32"/>
+          <w:u w:val="single"/>
+        </w:rPr>
+        <w:t>，段后18磅；“中文摘要”居中，字体为黑体，三号；摘要正文字体为宋体，小四号。行间距为固定值20磅。（2）英文摘要实际单词在300个左右，应与中文摘要内容一致。毕业论文（设计）英文题目字体为</w:t>
       </w:r>
       <w:r>
         <w:rPr>
           <w:rFonts w:ascii="Times New Roman" w:eastAsia="仿宋_GB2312" w:hAnsi="Times New Roman" w:hint="eastAsia"/>
           <w:sz w:val="32"/>
           <w:szCs w:val="32"/>
+          <w:u w:val="single"/>
         </w:rPr>
         <w:t>Times New Roman</w:t>
       </w:r>
@@ -915,14 +982,36 @@
           <w:rFonts w:ascii="仿宋_GB2312" w:eastAsia="仿宋_GB2312" w:hAnsi="仿宋_GB2312" w:cs="仿宋_GB2312" w:hint="eastAsia"/>
           <w:sz w:val="32"/>
           <w:szCs w:val="32"/>
-        </w:rPr>
-        <w:t>，二号，段前24磅，段后18磅；“英文摘要”为“</w:t>
+          <w:u w:val="single"/>
+        </w:rPr>
+        <w:t>，二号，</w:t>
+      </w:r>
+      <w:proofErr w:type="gramStart"/>
+      <w:r>
+        <w:rPr>
+          <w:rFonts w:ascii="仿宋_GB2312" w:eastAsia="仿宋_GB2312" w:hAnsi="仿宋_GB2312" w:cs="仿宋_GB2312" w:hint="eastAsia"/>
+          <w:sz w:val="32"/>
+          <w:szCs w:val="32"/>
+          <w:u w:val="single"/>
+        </w:rPr>
+        <w:t>段前24磅</w:t>
+      </w:r>
+      <w:proofErr w:type="gramEnd"/>
+      <w:r>
+        <w:rPr>
+          <w:rFonts w:ascii="仿宋_GB2312" w:eastAsia="仿宋_GB2312" w:hAnsi="仿宋_GB2312" w:cs="仿宋_GB2312" w:hint="eastAsia"/>
+          <w:sz w:val="32"/>
+          <w:szCs w:val="32"/>
+          <w:u w:val="single"/>
+        </w:rPr>
+        <w:t>，段后18磅；“英文摘要”为“</w:t>
       </w:r>
       <w:r>
         <w:rPr>
           <w:rFonts w:ascii="仿宋_GB2312" w:eastAsia="仿宋_GB2312" w:hAnsi="Arial" w:cs="Arial" w:hint="eastAsia"/>
           <w:sz w:val="32"/>
           <w:szCs w:val="32"/>
+          <w:u w:val="single"/>
         </w:rPr>
         <w:t>Abstract</w:t>
       </w:r>
@@ -931,6 +1020,7 @@
           <w:rFonts w:ascii="仿宋_GB2312" w:eastAsia="仿宋_GB2312" w:hAnsi="仿宋_GB2312" w:cs="仿宋_GB2312" w:hint="eastAsia"/>
           <w:sz w:val="32"/>
           <w:szCs w:val="32"/>
+          <w:u w:val="single"/>
         </w:rPr>
         <w:t>”，字体为Arial，</w:t>
       </w:r>
@@ -939,6 +1029,7 @@
           <w:rFonts w:ascii="仿宋_GB2312" w:eastAsia="仿宋_GB2312" w:hAnsi="仿宋_GB2312" w:cs="仿宋_GB2312" w:hint="eastAsia"/>
           <w:sz w:val="32"/>
           <w:szCs w:val="32"/>
+          <w:u w:val="single"/>
         </w:rPr>
         <w:lastRenderedPageBreak/>
         <w:t>三号，加粗居中；英文摘要正文每段开头空4个字符间隙，字体为</w:t>
@@ -948,6 +1039,7 @@
           <w:rFonts w:ascii="仿宋_GB2312" w:eastAsia="仿宋_GB2312" w:hAnsi="Times New Roman" w:hint="eastAsia"/>
           <w:sz w:val="32"/>
           <w:szCs w:val="32"/>
+          <w:u w:val="single"/>
         </w:rPr>
         <w:t>T</w:t>
       </w:r>
@@ -956,6 +1048,7 @@
           <w:rFonts w:ascii="Times New Roman" w:eastAsia="仿宋_GB2312" w:hAnsi="Times New Roman" w:hint="eastAsia"/>
           <w:sz w:val="32"/>
           <w:szCs w:val="32"/>
+          <w:u w:val="single"/>
         </w:rPr>
         <w:t>imes New Roman</w:t>
       </w:r>
@@ -964,6 +1057,7 @@
           <w:rFonts w:ascii="仿宋_GB2312" w:eastAsia="仿宋_GB2312" w:hAnsi="仿宋_GB2312" w:cs="仿宋_GB2312" w:hint="eastAsia"/>
           <w:sz w:val="32"/>
           <w:szCs w:val="32"/>
+          <w:u w:val="single"/>
         </w:rPr>
         <w:t>，小四号。行间距为固定值20磅。</w:t>
       </w:r>
@@ -987,6 +1081,7 @@
           <w:rFonts w:ascii="仿宋_GB2312" w:eastAsia="仿宋_GB2312" w:hAnsi="仿宋_GB2312" w:cs="仿宋_GB2312" w:hint="eastAsia"/>
           <w:sz w:val="32"/>
           <w:szCs w:val="32"/>
+          <w:u w:val="single"/>
         </w:rPr>
         <w:t>2.中英文关键词。毕业论文（设计）中应列出3～8个关键词，关键词与摘要之间空1行，置于摘要之后。中文关键词字体为宋体，小四号，加粗置顶格；英文关键词含义与中文关键词须一致。“关键词”为“</w:t>
       </w:r>
@@ -995,6 +1090,7 @@
           <w:rFonts w:ascii="仿宋_GB2312" w:eastAsia="仿宋_GB2312" w:hAnsi="Times New Roman" w:hint="eastAsia"/>
           <w:sz w:val="32"/>
           <w:szCs w:val="32"/>
+          <w:u w:val="single"/>
         </w:rPr>
         <w:t>Keywords</w:t>
       </w:r>
@@ -1003,6 +1099,7 @@
           <w:rFonts w:ascii="仿宋_GB2312" w:eastAsia="仿宋_GB2312" w:hAnsi="仿宋_GB2312" w:cs="仿宋_GB2312" w:hint="eastAsia"/>
           <w:sz w:val="32"/>
           <w:szCs w:val="32"/>
+          <w:u w:val="single"/>
         </w:rPr>
         <w:t>”，字体为</w:t>
       </w:r>
@@ -1011,6 +1108,7 @@
           <w:rFonts w:ascii="仿宋_GB2312" w:eastAsia="仿宋_GB2312" w:hAnsi="Times New Roman" w:hint="eastAsia"/>
           <w:sz w:val="32"/>
           <w:szCs w:val="32"/>
+          <w:u w:val="single"/>
         </w:rPr>
         <w:t>T</w:t>
       </w:r>
@@ -1019,6 +1117,7 @@
           <w:rFonts w:ascii="Times New Roman" w:eastAsia="仿宋_GB2312" w:hAnsi="Times New Roman" w:hint="eastAsia"/>
           <w:sz w:val="32"/>
           <w:szCs w:val="32"/>
+          <w:u w:val="single"/>
         </w:rPr>
         <w:t>imes New Roman</w:t>
       </w:r>
@@ -1027,6 +1126,7 @@
           <w:rFonts w:ascii="仿宋_GB2312" w:eastAsia="仿宋_GB2312" w:hAnsi="仿宋_GB2312" w:cs="仿宋_GB2312" w:hint="eastAsia"/>
           <w:sz w:val="32"/>
           <w:szCs w:val="32"/>
+          <w:u w:val="single"/>
         </w:rPr>
         <w:t>，小四号，加粗，置顶格。</w:t>
       </w:r>
@@ -1070,59 +1170,203 @@
           <w:rFonts w:ascii="仿宋_GB2312" w:eastAsia="仿宋_GB2312" w:hAnsi="仿宋_GB2312" w:cs="仿宋_GB2312" w:hint="eastAsia"/>
           <w:sz w:val="32"/>
           <w:szCs w:val="32"/>
-        </w:rPr>
-      </w:pPr>
-      <w:r>
-        <w:rPr>
-          <w:rFonts w:ascii="仿宋_GB2312" w:eastAsia="仿宋_GB2312" w:hAnsi="仿宋_GB2312" w:cs="仿宋_GB2312" w:hint="eastAsia"/>
-          <w:sz w:val="32"/>
-          <w:szCs w:val="32"/>
-        </w:rPr>
-        <w:t>1.“目录”两字间空1个字符间隙，字体为黑体，三号，加粗，居中，单倍行距，段前24磅，段后18磅；目录中标题不能超过三级，一级标题字体为宋体，四号，加粗；二级标题字体为宋体，四号；三级标题字体为宋体，小四号。</w:t>
-      </w:r>
-    </w:p>
-    <w:p>
-      <w:pPr>
-        <w:topLinePunct/>
-        <w:adjustRightInd w:val="0"/>
-        <w:snapToGrid w:val="0"/>
-        <w:spacing w:line="540" w:lineRule="exact"/>
-        <w:ind w:firstLineChars="200" w:firstLine="640"/>
-        <w:jc w:val="both"/>
-        <w:rPr>
-          <w:rFonts w:ascii="仿宋_GB2312" w:eastAsia="仿宋_GB2312" w:hAnsi="仿宋_GB2312" w:cs="仿宋_GB2312" w:hint="eastAsia"/>
-          <w:sz w:val="32"/>
-          <w:szCs w:val="32"/>
-        </w:rPr>
-      </w:pPr>
-      <w:r>
-        <w:rPr>
-          <w:rFonts w:ascii="仿宋_GB2312" w:eastAsia="仿宋_GB2312" w:hAnsi="仿宋_GB2312" w:cs="仿宋_GB2312" w:hint="eastAsia"/>
-          <w:sz w:val="32"/>
-          <w:szCs w:val="32"/>
-        </w:rPr>
-        <w:t>2.标题文字居左，页码居右，之间用连续点连接。标题需转行的，转行后的标题文字应缩进一字。</w:t>
-      </w:r>
-    </w:p>
-    <w:p>
-      <w:pPr>
-        <w:topLinePunct/>
-        <w:adjustRightInd w:val="0"/>
-        <w:snapToGrid w:val="0"/>
-        <w:spacing w:line="540" w:lineRule="exact"/>
-        <w:ind w:firstLineChars="200" w:firstLine="640"/>
-        <w:jc w:val="both"/>
-        <w:rPr>
-          <w:rFonts w:ascii="仿宋_GB2312" w:eastAsia="仿宋_GB2312" w:hAnsi="仿宋_GB2312" w:cs="仿宋_GB2312" w:hint="eastAsia"/>
-          <w:sz w:val="32"/>
-          <w:szCs w:val="32"/>
-        </w:rPr>
-      </w:pPr>
-      <w:r>
-        <w:rPr>
-          <w:rFonts w:ascii="仿宋_GB2312" w:eastAsia="仿宋_GB2312" w:hAnsi="仿宋_GB2312" w:cs="仿宋_GB2312" w:hint="eastAsia"/>
-          <w:sz w:val="32"/>
-          <w:szCs w:val="32"/>
+          <w:u w:val="single"/>
+        </w:rPr>
+      </w:pPr>
+      <w:r>
+        <w:rPr>
+          <w:rFonts w:ascii="仿宋_GB2312" w:eastAsia="仿宋_GB2312" w:hAnsi="仿宋_GB2312" w:cs="仿宋_GB2312" w:hint="eastAsia"/>
+          <w:sz w:val="32"/>
+          <w:szCs w:val="32"/>
+          <w:u w:val="single"/>
+        </w:rPr>
+        <w:t>1.“目录”两字间空1个字符间隙，字体为黑体，三号，加粗，居中，单</w:t>
+      </w:r>
+      <w:proofErr w:type="gramStart"/>
+      <w:r>
+        <w:rPr>
+          <w:rFonts w:ascii="仿宋_GB2312" w:eastAsia="仿宋_GB2312" w:hAnsi="仿宋_GB2312" w:cs="仿宋_GB2312" w:hint="eastAsia"/>
+          <w:sz w:val="32"/>
+          <w:szCs w:val="32"/>
+          <w:u w:val="single"/>
+        </w:rPr>
+        <w:t>倍</w:t>
+      </w:r>
+      <w:proofErr w:type="gramEnd"/>
+      <w:r>
+        <w:rPr>
+          <w:rFonts w:ascii="仿宋_GB2312" w:eastAsia="仿宋_GB2312" w:hAnsi="仿宋_GB2312" w:cs="仿宋_GB2312" w:hint="eastAsia"/>
+          <w:sz w:val="32"/>
+          <w:szCs w:val="32"/>
+          <w:u w:val="single"/>
+        </w:rPr>
+        <w:t>行距，</w:t>
+      </w:r>
+      <w:proofErr w:type="gramStart"/>
+      <w:r>
+        <w:rPr>
+          <w:rFonts w:ascii="仿宋_GB2312" w:eastAsia="仿宋_GB2312" w:hAnsi="仿宋_GB2312" w:cs="仿宋_GB2312" w:hint="eastAsia"/>
+          <w:sz w:val="32"/>
+          <w:szCs w:val="32"/>
+          <w:u w:val="single"/>
+        </w:rPr>
+        <w:t>段前24磅</w:t>
+      </w:r>
+      <w:proofErr w:type="gramEnd"/>
+      <w:r>
+        <w:rPr>
+          <w:rFonts w:ascii="仿宋_GB2312" w:eastAsia="仿宋_GB2312" w:hAnsi="仿宋_GB2312" w:cs="仿宋_GB2312" w:hint="eastAsia"/>
+          <w:sz w:val="32"/>
+          <w:szCs w:val="32"/>
+          <w:u w:val="single"/>
+        </w:rPr>
+        <w:t>，段后18磅；目录中标题不能超过三级，一级标题字体为宋体，四号，加粗；二级标题字体为宋体，四号；三级标题字体为宋体，小四号。</w:t>
+      </w:r>
+    </w:p>
+    <w:p>
+      <w:pPr>
+        <w:topLinePunct/>
+        <w:adjustRightInd w:val="0"/>
+        <w:snapToGrid w:val="0"/>
+        <w:spacing w:line="540" w:lineRule="exact"/>
+        <w:ind w:firstLineChars="200" w:firstLine="420"/>
+        <w:jc w:val="both"/>
+        <w:rPr>
+          <w:rFonts w:ascii="仿宋_GB2312" w:eastAsia="仿宋_GB2312" w:hAnsi="仿宋_GB2312" w:cs="仿宋_GB2312" w:hint="eastAsia"/>
+          <w:u w:val="single"/>
+        </w:rPr>
+      </w:pPr>
+      <w:r>
+        <w:rPr>
+          <w:rFonts w:ascii="仿宋_GB2312" w:eastAsia="仿宋_GB2312" w:hAnsi="仿宋_GB2312" w:cs="仿宋_GB2312"/>
+          <w:u w:val="single"/>
+        </w:rPr>
+        <w:t>如果你在 Word 里点了“更新整个目录”，导致目录格式被重置，就重新运行我刚才写的脚本：</w:t>
+      </w:r>
+    </w:p>
+    <w:p>
+      <w:pPr>
+        <w:topLinePunct/>
+        <w:adjustRightInd w:val="0"/>
+        <w:snapToGrid w:val="0"/>
+        <w:spacing w:line="540" w:lineRule="exact"/>
+        <w:ind w:firstLineChars="200" w:firstLine="420"/>
+        <w:jc w:val="both"/>
+        <w:rPr>
+          <w:rFonts w:ascii="仿宋_GB2312" w:eastAsia="仿宋_GB2312" w:hAnsi="仿宋_GB2312" w:cs="仿宋_GB2312" w:hint="eastAsia"/>
+          <w:u w:val="single"/>
+        </w:rPr>
+      </w:pPr>
+      <w:r>
+        <w:rPr>
+          <w:rFonts w:ascii="仿宋_GB2312" w:eastAsia="仿宋_GB2312" w:hAnsi="仿宋_GB2312" w:cs="仿宋_GB2312"/>
+          <w:u w:val="single"/>
+        </w:rPr>
+        <w:t>python F:\pythonprojects\baseline_GP\results\_temp_run_scripts\fix_main_toc_format_lxml.py F:\pythonprojects\my_report.docx</w:t>
+      </w:r>
+    </w:p>
+    <w:p>
+      <w:pPr>
+        <w:topLinePunct/>
+        <w:adjustRightInd w:val="0"/>
+        <w:snapToGrid w:val="0"/>
+        <w:spacing w:line="540" w:lineRule="exact"/>
+        <w:ind w:firstLineChars="200" w:firstLine="640"/>
+        <w:jc w:val="both"/>
+        <w:rPr>
+          <w:rFonts w:ascii="仿宋_GB2312" w:eastAsia="仿宋_GB2312" w:hAnsi="仿宋_GB2312" w:cs="仿宋_GB2312" w:hint="eastAsia"/>
+          <w:sz w:val="32"/>
+          <w:szCs w:val="32"/>
+          <w:u w:val="single"/>
+        </w:rPr>
+      </w:pPr>
+    </w:p>
+    <w:p>
+      <w:pPr>
+        <w:topLinePunct/>
+        <w:adjustRightInd w:val="0"/>
+        <w:snapToGrid w:val="0"/>
+        <w:spacing w:line="540" w:lineRule="exact"/>
+        <w:ind w:firstLineChars="200" w:firstLine="640"/>
+        <w:jc w:val="both"/>
+        <w:rPr>
+          <w:rFonts w:ascii="仿宋_GB2312" w:eastAsia="仿宋_GB2312" w:hAnsi="仿宋_GB2312" w:cs="仿宋_GB2312" w:hint="eastAsia"/>
+          <w:sz w:val="32"/>
+          <w:szCs w:val="32"/>
+          <w:u w:val="single"/>
+        </w:rPr>
+      </w:pPr>
+      <w:r>
+        <w:rPr>
+          <w:rFonts w:ascii="仿宋_GB2312" w:eastAsia="仿宋_GB2312" w:hAnsi="仿宋_GB2312" w:cs="仿宋_GB2312" w:hint="eastAsia"/>
+          <w:sz w:val="32"/>
+          <w:szCs w:val="32"/>
+          <w:u w:val="single"/>
+        </w:rPr>
+        <w:t>2.标题</w:t>
+      </w:r>
+      <w:proofErr w:type="gramStart"/>
+      <w:r>
+        <w:rPr>
+          <w:rFonts w:ascii="仿宋_GB2312" w:eastAsia="仿宋_GB2312" w:hAnsi="仿宋_GB2312" w:cs="仿宋_GB2312" w:hint="eastAsia"/>
+          <w:sz w:val="32"/>
+          <w:szCs w:val="32"/>
+          <w:u w:val="single"/>
+        </w:rPr>
+        <w:t>文字居</w:t>
+      </w:r>
+      <w:proofErr w:type="gramEnd"/>
+      <w:r>
+        <w:rPr>
+          <w:rFonts w:ascii="仿宋_GB2312" w:eastAsia="仿宋_GB2312" w:hAnsi="仿宋_GB2312" w:cs="仿宋_GB2312" w:hint="eastAsia"/>
+          <w:sz w:val="32"/>
+          <w:szCs w:val="32"/>
+          <w:u w:val="single"/>
+        </w:rPr>
+        <w:t>左，</w:t>
+      </w:r>
+      <w:proofErr w:type="gramStart"/>
+      <w:r>
+        <w:rPr>
+          <w:rFonts w:ascii="仿宋_GB2312" w:eastAsia="仿宋_GB2312" w:hAnsi="仿宋_GB2312" w:cs="仿宋_GB2312" w:hint="eastAsia"/>
+          <w:sz w:val="32"/>
+          <w:szCs w:val="32"/>
+          <w:u w:val="single"/>
+        </w:rPr>
+        <w:t>页码居</w:t>
+      </w:r>
+      <w:proofErr w:type="gramEnd"/>
+      <w:r>
+        <w:rPr>
+          <w:rFonts w:ascii="仿宋_GB2312" w:eastAsia="仿宋_GB2312" w:hAnsi="仿宋_GB2312" w:cs="仿宋_GB2312" w:hint="eastAsia"/>
+          <w:sz w:val="32"/>
+          <w:szCs w:val="32"/>
+          <w:u w:val="single"/>
+        </w:rPr>
+        <w:t>右，之间用连续点连接。标题需转行的，转行后的标题文字应缩进一字。</w:t>
+      </w:r>
+    </w:p>
+    <w:p>
+      <w:pPr>
+        <w:topLinePunct/>
+        <w:adjustRightInd w:val="0"/>
+        <w:snapToGrid w:val="0"/>
+        <w:spacing w:line="540" w:lineRule="exact"/>
+        <w:ind w:firstLineChars="200" w:firstLine="640"/>
+        <w:jc w:val="both"/>
+        <w:rPr>
+          <w:rFonts w:ascii="仿宋_GB2312" w:eastAsia="仿宋_GB2312" w:hAnsi="仿宋_GB2312" w:cs="仿宋_GB2312" w:hint="eastAsia"/>
+          <w:sz w:val="32"/>
+          <w:szCs w:val="32"/>
+          <w:u w:val="single"/>
+        </w:rPr>
+      </w:pPr>
+      <w:r>
+        <w:rPr>
+          <w:rFonts w:ascii="仿宋_GB2312" w:eastAsia="仿宋_GB2312" w:hAnsi="仿宋_GB2312" w:cs="仿宋_GB2312" w:hint="eastAsia"/>
+          <w:sz w:val="32"/>
+          <w:szCs w:val="32"/>
+          <w:u w:val="single"/>
         </w:rPr>
         <w:t>3.图或表的目录。图和表应有序号，序号与名称之间空1个字符间隙，并与正文保持一致。“图/表目录”三个字字体为黑体，三号，居中；标题字体为宋体，四号，如“</w:t>
       </w:r>
@@ -1131,16 +1375,68 @@
           <w:rFonts w:ascii="仿宋_GB2312" w:eastAsia="仿宋_GB2312" w:hAnsiTheme="minorEastAsia" w:cs="仿宋_GB2312" w:hint="eastAsia"/>
           <w:sz w:val="32"/>
           <w:szCs w:val="32"/>
-        </w:rPr>
-        <w:t>图1.1本科生总体数据分析</w:t>
-      </w:r>
-      <w:r>
-        <w:rPr>
-          <w:rFonts w:ascii="仿宋_GB2312" w:eastAsia="仿宋_GB2312" w:hAnsi="仿宋_GB2312" w:cs="仿宋_GB2312" w:hint="eastAsia"/>
-          <w:sz w:val="32"/>
-          <w:szCs w:val="32"/>
-        </w:rPr>
-        <w:t>”。标题文字居左，页码居右，之间用连续点连接。</w:t>
+          <w:u w:val="single"/>
+        </w:rPr>
+        <w:t>图1.1</w:t>
+      </w:r>
+      <w:r>
+        <w:rPr>
+          <w:rFonts w:ascii="仿宋_GB2312" w:eastAsia="仿宋_GB2312" w:hAnsiTheme="minorEastAsia" w:cs="仿宋_GB2312" w:hint="eastAsia"/>
+          <w:sz w:val="32"/>
+          <w:szCs w:val="32"/>
+          <w:u w:val="single"/>
+        </w:rPr>
+        <w:lastRenderedPageBreak/>
+        <w:t>本科生总体数据分析</w:t>
+      </w:r>
+      <w:r>
+        <w:rPr>
+          <w:rFonts w:ascii="仿宋_GB2312" w:eastAsia="仿宋_GB2312" w:hAnsi="仿宋_GB2312" w:cs="仿宋_GB2312" w:hint="eastAsia"/>
+          <w:sz w:val="32"/>
+          <w:szCs w:val="32"/>
+          <w:u w:val="single"/>
+        </w:rPr>
+        <w:t>”。标题</w:t>
+      </w:r>
+      <w:proofErr w:type="gramStart"/>
+      <w:r>
+        <w:rPr>
+          <w:rFonts w:ascii="仿宋_GB2312" w:eastAsia="仿宋_GB2312" w:hAnsi="仿宋_GB2312" w:cs="仿宋_GB2312" w:hint="eastAsia"/>
+          <w:sz w:val="32"/>
+          <w:szCs w:val="32"/>
+          <w:u w:val="single"/>
+        </w:rPr>
+        <w:t>文字居</w:t>
+      </w:r>
+      <w:proofErr w:type="gramEnd"/>
+      <w:r>
+        <w:rPr>
+          <w:rFonts w:ascii="仿宋_GB2312" w:eastAsia="仿宋_GB2312" w:hAnsi="仿宋_GB2312" w:cs="仿宋_GB2312" w:hint="eastAsia"/>
+          <w:sz w:val="32"/>
+          <w:szCs w:val="32"/>
+          <w:u w:val="single"/>
+        </w:rPr>
+        <w:t>左，</w:t>
+      </w:r>
+      <w:proofErr w:type="gramStart"/>
+      <w:r>
+        <w:rPr>
+          <w:rFonts w:ascii="仿宋_GB2312" w:eastAsia="仿宋_GB2312" w:hAnsi="仿宋_GB2312" w:cs="仿宋_GB2312" w:hint="eastAsia"/>
+          <w:sz w:val="32"/>
+          <w:szCs w:val="32"/>
+          <w:u w:val="single"/>
+        </w:rPr>
+        <w:t>页码居</w:t>
+      </w:r>
+      <w:proofErr w:type="gramEnd"/>
+      <w:r>
+        <w:rPr>
+          <w:rFonts w:ascii="仿宋_GB2312" w:eastAsia="仿宋_GB2312" w:hAnsi="仿宋_GB2312" w:cs="仿宋_GB2312" w:hint="eastAsia"/>
+          <w:sz w:val="32"/>
+          <w:szCs w:val="32"/>
+          <w:u w:val="single"/>
+        </w:rPr>
+        <w:t>右，之间用连续点连接。</w:t>
       </w:r>
     </w:p>
     <w:p>
@@ -1240,32 +1536,218 @@
           <w:sz w:val="32"/>
           <w:szCs w:val="32"/>
         </w:rPr>
+        <w:t>1.正文结构。分别以“第一章”、“1”、“1.1”、“1.1.1”….等树层次格式依次标出。章的编号居中，字体为黑体，三号，加粗，居中，单</w:t>
+      </w:r>
+      <w:proofErr w:type="gramStart"/>
+      <w:r>
+        <w:rPr>
+          <w:rFonts w:ascii="仿宋_GB2312" w:eastAsia="仿宋_GB2312" w:hAnsi="仿宋_GB2312" w:cs="仿宋_GB2312" w:hint="eastAsia"/>
+          <w:sz w:val="32"/>
+          <w:szCs w:val="32"/>
+        </w:rPr>
+        <w:t>倍</w:t>
+      </w:r>
+      <w:proofErr w:type="gramEnd"/>
+      <w:r>
+        <w:rPr>
+          <w:rFonts w:ascii="仿宋_GB2312" w:eastAsia="仿宋_GB2312" w:hAnsi="仿宋_GB2312" w:cs="仿宋_GB2312" w:hint="eastAsia"/>
+          <w:sz w:val="32"/>
+          <w:szCs w:val="32"/>
+        </w:rPr>
+        <w:t>行距，</w:t>
+      </w:r>
+      <w:proofErr w:type="gramStart"/>
+      <w:r>
+        <w:rPr>
+          <w:rFonts w:ascii="仿宋_GB2312" w:eastAsia="仿宋_GB2312" w:hAnsi="仿宋_GB2312" w:cs="仿宋_GB2312" w:hint="eastAsia"/>
+          <w:sz w:val="32"/>
+          <w:szCs w:val="32"/>
+        </w:rPr>
+        <w:t>段前24磅</w:t>
+      </w:r>
+      <w:proofErr w:type="gramEnd"/>
+      <w:r>
+        <w:rPr>
+          <w:rFonts w:ascii="仿宋_GB2312" w:eastAsia="仿宋_GB2312" w:hAnsi="仿宋_GB2312" w:cs="仿宋_GB2312" w:hint="eastAsia"/>
+          <w:sz w:val="32"/>
+          <w:szCs w:val="32"/>
+        </w:rPr>
+        <w:t>，段后18磅，如“</w:t>
+      </w:r>
+      <w:r>
+        <w:rPr>
+          <w:rFonts w:ascii="仿宋_GB2312" w:eastAsia="仿宋_GB2312" w:hAnsi="黑体" w:cs="仿宋_GB2312" w:hint="eastAsia"/>
+          <w:sz w:val="32"/>
+          <w:szCs w:val="32"/>
+        </w:rPr>
+        <w:t>第一章</w:t>
+      </w:r>
+      <w:r>
+        <w:rPr>
+          <w:rFonts w:ascii="仿宋_GB2312" w:eastAsia="仿宋_GB2312" w:hAnsi="仿宋_GB2312" w:cs="仿宋_GB2312" w:hint="eastAsia"/>
+          <w:sz w:val="32"/>
+          <w:szCs w:val="32"/>
+        </w:rPr>
+        <w:t>”；节的编号置顶格，按顺序分层，如“1”，“1.1”，“1.1.1”，层次以少为宜，编号与标题之间空1个字符间隙，如“</w:t>
+      </w:r>
+      <w:r>
+        <w:rPr>
+          <w:rFonts w:ascii="仿宋_GB2312" w:eastAsia="仿宋_GB2312" w:hAnsi="黑体" w:cs="仿宋_GB2312" w:hint="eastAsia"/>
+          <w:sz w:val="32"/>
+          <w:szCs w:val="32"/>
+        </w:rPr>
+        <w:t>1.1本科生资料使用</w:t>
+      </w:r>
+      <w:r>
+        <w:rPr>
+          <w:rFonts w:ascii="仿宋_GB2312" w:eastAsia="仿宋_GB2312" w:hAnsi="仿宋_GB2312" w:cs="仿宋_GB2312" w:hint="eastAsia"/>
+          <w:sz w:val="32"/>
+          <w:szCs w:val="32"/>
+        </w:rPr>
+        <w:t>”、“</w:t>
+      </w:r>
+      <w:r>
+        <w:rPr>
+          <w:rFonts w:ascii="仿宋_GB2312" w:eastAsia="仿宋_GB2312" w:hAnsi="黑体" w:cs="仿宋_GB2312" w:hint="eastAsia"/>
+          <w:sz w:val="32"/>
+          <w:szCs w:val="32"/>
+        </w:rPr>
+        <w:t>1.1.1本科生数据分析</w:t>
+      </w:r>
+      <w:r>
+        <w:rPr>
+          <w:rFonts w:ascii="仿宋_GB2312" w:eastAsia="仿宋_GB2312" w:hAnsi="仿宋_GB2312" w:cs="仿宋_GB2312" w:hint="eastAsia"/>
+          <w:sz w:val="32"/>
+          <w:szCs w:val="32"/>
+        </w:rPr>
+        <w:t>”，字体依次为二级标题黑体，四号，顶左，单</w:t>
+      </w:r>
+      <w:proofErr w:type="gramStart"/>
+      <w:r>
+        <w:rPr>
+          <w:rFonts w:ascii="仿宋_GB2312" w:eastAsia="仿宋_GB2312" w:hAnsi="仿宋_GB2312" w:cs="仿宋_GB2312" w:hint="eastAsia"/>
+          <w:sz w:val="32"/>
+          <w:szCs w:val="32"/>
+        </w:rPr>
+        <w:t>倍</w:t>
+      </w:r>
+      <w:proofErr w:type="gramEnd"/>
+      <w:r>
+        <w:rPr>
+          <w:rFonts w:ascii="仿宋_GB2312" w:eastAsia="仿宋_GB2312" w:hAnsi="仿宋_GB2312" w:cs="仿宋_GB2312" w:hint="eastAsia"/>
+          <w:sz w:val="32"/>
+          <w:szCs w:val="32"/>
+        </w:rPr>
+        <w:t>行距，</w:t>
+      </w:r>
+      <w:proofErr w:type="gramStart"/>
+      <w:r>
+        <w:rPr>
+          <w:rFonts w:ascii="仿宋_GB2312" w:eastAsia="仿宋_GB2312" w:hAnsi="仿宋_GB2312" w:cs="仿宋_GB2312" w:hint="eastAsia"/>
+          <w:sz w:val="32"/>
+          <w:szCs w:val="32"/>
+        </w:rPr>
+        <w:t>段前24磅</w:t>
+      </w:r>
+      <w:proofErr w:type="gramEnd"/>
+      <w:r>
+        <w:rPr>
+          <w:rFonts w:ascii="仿宋_GB2312" w:eastAsia="仿宋_GB2312" w:hAnsi="仿宋_GB2312" w:cs="仿宋_GB2312" w:hint="eastAsia"/>
+          <w:sz w:val="32"/>
+          <w:szCs w:val="32"/>
+        </w:rPr>
+        <w:t>，段后6磅；三级标题黑体，小四号，首行缩进2个汉字符，单</w:t>
+      </w:r>
+      <w:proofErr w:type="gramStart"/>
+      <w:r>
+        <w:rPr>
+          <w:rFonts w:ascii="仿宋_GB2312" w:eastAsia="仿宋_GB2312" w:hAnsi="仿宋_GB2312" w:cs="仿宋_GB2312" w:hint="eastAsia"/>
+          <w:sz w:val="32"/>
+          <w:szCs w:val="32"/>
+        </w:rPr>
+        <w:t>倍</w:t>
+      </w:r>
+      <w:proofErr w:type="gramEnd"/>
+      <w:r>
+        <w:rPr>
+          <w:rFonts w:ascii="仿宋_GB2312" w:eastAsia="仿宋_GB2312" w:hAnsi="仿宋_GB2312" w:cs="仿宋_GB2312" w:hint="eastAsia"/>
+          <w:sz w:val="32"/>
+          <w:szCs w:val="32"/>
+        </w:rPr>
+        <w:t>行距，</w:t>
+      </w:r>
+      <w:proofErr w:type="gramStart"/>
+      <w:r>
+        <w:rPr>
+          <w:rFonts w:ascii="仿宋_GB2312" w:eastAsia="仿宋_GB2312" w:hAnsi="仿宋_GB2312" w:cs="仿宋_GB2312" w:hint="eastAsia"/>
+          <w:sz w:val="32"/>
+          <w:szCs w:val="32"/>
+        </w:rPr>
+        <w:t>段前12磅</w:t>
+      </w:r>
+      <w:proofErr w:type="gramEnd"/>
+      <w:r>
+        <w:rPr>
+          <w:rFonts w:ascii="仿宋_GB2312" w:eastAsia="仿宋_GB2312" w:hAnsi="仿宋_GB2312" w:cs="仿宋_GB2312" w:hint="eastAsia"/>
+          <w:sz w:val="32"/>
+          <w:szCs w:val="32"/>
+        </w:rPr>
+        <w:t>，段后6磅。各层次标题用阿拉伯数字连续编号，数字之间用实心圆点“.”相隔。正文另起一行。正文字体为宋体，小四（英文用</w:t>
+      </w:r>
+      <w:r>
+        <w:rPr>
+          <w:rFonts w:ascii="Times New Roman" w:eastAsia="仿宋_GB2312" w:hAnsi="Times New Roman"/>
+          <w:sz w:val="32"/>
+          <w:szCs w:val="32"/>
+        </w:rPr>
+        <w:t>Times New Roman</w:t>
+      </w:r>
+      <w:r>
+        <w:rPr>
+          <w:rFonts w:ascii="仿宋_GB2312" w:eastAsia="仿宋_GB2312" w:hAnsi="仿宋_GB2312" w:cs="仿宋_GB2312" w:hint="eastAsia"/>
+          <w:sz w:val="32"/>
+          <w:szCs w:val="32"/>
+        </w:rPr>
+        <w:t>字体，12磅），两端对齐，段落首行左缩进2个汉字符，行间距为固定值20磅，段前段后0磅。</w:t>
+      </w:r>
+    </w:p>
+    <w:p>
+      <w:pPr>
+        <w:adjustRightInd w:val="0"/>
+        <w:snapToGrid w:val="0"/>
+        <w:spacing w:line="540" w:lineRule="exact"/>
+        <w:ind w:firstLineChars="200" w:firstLine="640"/>
+        <w:jc w:val="both"/>
+        <w:rPr>
+          <w:rFonts w:ascii="仿宋_GB2312" w:eastAsia="仿宋_GB2312" w:hAnsi="仿宋_GB2312" w:cs="仿宋_GB2312" w:hint="eastAsia"/>
+          <w:sz w:val="32"/>
+          <w:szCs w:val="32"/>
+        </w:rPr>
+      </w:pPr>
+      <w:r>
+        <w:rPr>
+          <w:rFonts w:ascii="仿宋_GB2312" w:eastAsia="仿宋_GB2312" w:hAnsi="仿宋_GB2312" w:cs="仿宋_GB2312" w:hint="eastAsia"/>
+          <w:sz w:val="32"/>
+          <w:szCs w:val="32"/>
+        </w:rPr>
+        <w:t>2.图和表。包括各类图、照片，各类表等。图应有名称，编号置于图下方；照片必须清晰，如有需要照片上应有标识尺寸的标度。表的编排建议采用国际通行的三线表。如某个表需要转页，在之后的各页上应重复表的编号，其后跟表题（可省略）。图和表的编号用阿拉伯数字依序连续编排，如</w:t>
+      </w:r>
+      <w:r>
+        <w:rPr>
+          <w:rFonts w:ascii="仿宋_GB2312" w:eastAsia="仿宋_GB2312" w:hAnsi="仿宋_GB2312" w:cs="仿宋_GB2312" w:hint="eastAsia"/>
+          <w:sz w:val="32"/>
+          <w:szCs w:val="32"/>
+        </w:rPr>
         <w:lastRenderedPageBreak/>
-        <w:t>1.正文结构。分别以“第一章”、“1”、“1.1”、“1.1.1”….等树层次格式依次标出。章的编号居中，字体为黑体，三号，加粗，居中，单倍行距，段前24磅，段后18磅，如“</w:t>
-      </w:r>
-      <w:r>
-        <w:rPr>
-          <w:rFonts w:ascii="仿宋_GB2312" w:eastAsia="仿宋_GB2312" w:hAnsi="黑体" w:cs="仿宋_GB2312" w:hint="eastAsia"/>
-          <w:sz w:val="32"/>
-          <w:szCs w:val="32"/>
-        </w:rPr>
-        <w:t>第一章</w:t>
-      </w:r>
-      <w:r>
-        <w:rPr>
-          <w:rFonts w:ascii="仿宋_GB2312" w:eastAsia="仿宋_GB2312" w:hAnsi="仿宋_GB2312" w:cs="仿宋_GB2312" w:hint="eastAsia"/>
-          <w:sz w:val="32"/>
-          <w:szCs w:val="32"/>
-        </w:rPr>
-        <w:t>”；节的编号置顶格，按顺序分层，如“1”，“1.1”，“1.1.1”，层次以少为宜，编号与标题之间空1个字符间隙，如“</w:t>
-      </w:r>
-      <w:r>
-        <w:rPr>
-          <w:rFonts w:ascii="仿宋_GB2312" w:eastAsia="仿宋_GB2312" w:hAnsi="黑体" w:cs="仿宋_GB2312" w:hint="eastAsia"/>
-          <w:sz w:val="32"/>
-          <w:szCs w:val="32"/>
-        </w:rPr>
-        <w:t>1.1本科生资料使用</w:t>
+        <w:t>“</w:t>
+      </w:r>
+      <w:r>
+        <w:rPr>
+          <w:rFonts w:ascii="仿宋_GB2312" w:eastAsia="仿宋_GB2312" w:hAnsiTheme="minorEastAsia" w:cstheme="minorEastAsia" w:hint="eastAsia"/>
+          <w:sz w:val="32"/>
+          <w:szCs w:val="32"/>
+        </w:rPr>
+        <w:t>图本科生 l.1</w:t>
       </w:r>
       <w:r>
         <w:rPr>
@@ -1277,23 +1759,47 @@
       </w:r>
       <w:r>
         <w:rPr>
-          <w:rFonts w:ascii="仿宋_GB2312" w:eastAsia="仿宋_GB2312" w:hAnsi="黑体" w:cs="仿宋_GB2312" w:hint="eastAsia"/>
-          <w:sz w:val="32"/>
-          <w:szCs w:val="32"/>
-        </w:rPr>
-        <w:t>1.1.1本科生数据分析</w:t>
-      </w:r>
-      <w:r>
-        <w:rPr>
-          <w:rFonts w:ascii="仿宋_GB2312" w:eastAsia="仿宋_GB2312" w:hAnsi="仿宋_GB2312" w:cs="仿宋_GB2312" w:hint="eastAsia"/>
-          <w:sz w:val="32"/>
-          <w:szCs w:val="32"/>
-        </w:rPr>
-        <w:t>”，字体依次为二级标题黑体，四号，顶左，单倍行距，段前24磅，段后6磅；三级标题黑体，小四号，首行缩进2个汉字符，单倍行距，段前12磅，段后6磅。各层次标题用阿拉伯数字连续编号，数字之间用实心圆点“.”相隔。正文另起一行。正文字体为宋体，小四（英文用</w:t>
-      </w:r>
-      <w:r>
-        <w:rPr>
-          <w:rFonts w:ascii="Times New Roman" w:eastAsia="仿宋_GB2312" w:hAnsi="Times New Roman"/>
+          <w:rFonts w:ascii="仿宋_GB2312" w:eastAsia="仿宋_GB2312" w:hAnsiTheme="minorEastAsia" w:cstheme="minorEastAsia" w:hint="eastAsia"/>
+          <w:sz w:val="32"/>
+          <w:szCs w:val="32"/>
+        </w:rPr>
+        <w:t>表本科生 2.2</w:t>
+      </w:r>
+      <w:r>
+        <w:rPr>
+          <w:rFonts w:ascii="仿宋_GB2312" w:eastAsia="仿宋_GB2312" w:hAnsi="仿宋_GB2312" w:cs="仿宋_GB2312" w:hint="eastAsia"/>
+          <w:sz w:val="32"/>
+          <w:szCs w:val="32"/>
+        </w:rPr>
+        <w:t>”，编号及标题之间空1个字符间隙，字体为宋体，五号。</w:t>
+      </w:r>
+    </w:p>
+    <w:p>
+      <w:pPr>
+        <w:adjustRightInd w:val="0"/>
+        <w:snapToGrid w:val="0"/>
+        <w:spacing w:line="540" w:lineRule="exact"/>
+        <w:ind w:firstLineChars="200" w:firstLine="640"/>
+        <w:jc w:val="both"/>
+        <w:rPr>
+          <w:rFonts w:ascii="仿宋_GB2312" w:eastAsia="仿宋_GB2312"/>
+          <w:kern w:val="0"/>
+          <w:sz w:val="32"/>
+          <w:szCs w:val="32"/>
+        </w:rPr>
+      </w:pPr>
+      <w:r>
+        <w:rPr>
+          <w:rFonts w:ascii="仿宋_GB2312" w:eastAsia="仿宋_GB2312" w:hint="eastAsia"/>
+          <w:kern w:val="0"/>
+          <w:sz w:val="32"/>
+          <w:szCs w:val="32"/>
+        </w:rPr>
+        <w:t>图：图名置于图的下方，五号字，宋体，居中（英文用</w:t>
+      </w:r>
+      <w:r>
+        <w:rPr>
+          <w:rFonts w:ascii="Times New Roman" w:eastAsia="仿宋_GB2312" w:hAnsi="Times New Roman" w:hint="eastAsia"/>
           <w:sz w:val="32"/>
           <w:szCs w:val="32"/>
         </w:rPr>
@@ -1301,33 +1807,275 @@
       </w:r>
       <w:r>
         <w:rPr>
-          <w:rFonts w:ascii="仿宋_GB2312" w:eastAsia="仿宋_GB2312" w:hAnsi="仿宋_GB2312" w:cs="仿宋_GB2312" w:hint="eastAsia"/>
-          <w:sz w:val="32"/>
-          <w:szCs w:val="32"/>
-        </w:rPr>
-        <w:t>字体，12磅），两端对齐，段落首行左缩进2个汉字符，行间距为固定值20磅，段前段后0磅。</w:t>
-      </w:r>
-    </w:p>
-    <w:p>
-      <w:pPr>
-        <w:adjustRightInd w:val="0"/>
-        <w:snapToGrid w:val="0"/>
-        <w:spacing w:line="540" w:lineRule="exact"/>
-        <w:ind w:firstLineChars="200" w:firstLine="640"/>
-        <w:jc w:val="both"/>
-        <w:rPr>
-          <w:rFonts w:ascii="仿宋_GB2312" w:eastAsia="仿宋_GB2312" w:hAnsi="仿宋_GB2312" w:cs="仿宋_GB2312" w:hint="eastAsia"/>
-          <w:sz w:val="32"/>
-          <w:szCs w:val="32"/>
-        </w:rPr>
-      </w:pPr>
-      <w:r>
-        <w:rPr>
-          <w:rFonts w:ascii="仿宋_GB2312" w:eastAsia="仿宋_GB2312" w:hAnsi="仿宋_GB2312" w:cs="仿宋_GB2312" w:hint="eastAsia"/>
-          <w:sz w:val="32"/>
-          <w:szCs w:val="32"/>
-        </w:rPr>
-        <w:t>2.图和表。包括各类图、照片，各类表等。图应有名称，编号置于图下方；照片必须清晰，如有需要照片上应有标识尺寸的标度。表的编排建议采用国际通行的三线表。如某个表需要转页，在之后的各页上应重复表的编号，其后跟表题（可省略）。图和表的编号用阿拉伯数字依序连续编排，如“</w:t>
+          <w:rFonts w:ascii="仿宋_GB2312" w:eastAsia="仿宋_GB2312" w:hint="eastAsia"/>
+          <w:kern w:val="0"/>
+          <w:sz w:val="32"/>
+          <w:szCs w:val="32"/>
+        </w:rPr>
+        <w:t>体10.5磅），单</w:t>
+      </w:r>
+      <w:proofErr w:type="gramStart"/>
+      <w:r>
+        <w:rPr>
+          <w:rFonts w:ascii="仿宋_GB2312" w:eastAsia="仿宋_GB2312" w:hint="eastAsia"/>
+          <w:kern w:val="0"/>
+          <w:sz w:val="32"/>
+          <w:szCs w:val="32"/>
+        </w:rPr>
+        <w:t>倍</w:t>
+      </w:r>
+      <w:proofErr w:type="gramEnd"/>
+      <w:r>
+        <w:rPr>
+          <w:rFonts w:ascii="仿宋_GB2312" w:eastAsia="仿宋_GB2312" w:hint="eastAsia"/>
+          <w:kern w:val="0"/>
+          <w:sz w:val="32"/>
+          <w:szCs w:val="32"/>
+        </w:rPr>
+        <w:t>行距，</w:t>
+      </w:r>
+      <w:proofErr w:type="gramStart"/>
+      <w:r>
+        <w:rPr>
+          <w:rFonts w:ascii="仿宋_GB2312" w:eastAsia="仿宋_GB2312" w:hint="eastAsia"/>
+          <w:kern w:val="0"/>
+          <w:sz w:val="32"/>
+          <w:szCs w:val="32"/>
+        </w:rPr>
+        <w:t>段前6磅</w:t>
+      </w:r>
+      <w:proofErr w:type="gramEnd"/>
+      <w:r>
+        <w:rPr>
+          <w:rFonts w:ascii="仿宋_GB2312" w:eastAsia="仿宋_GB2312" w:hint="eastAsia"/>
+          <w:kern w:val="0"/>
+          <w:sz w:val="32"/>
+          <w:szCs w:val="32"/>
+        </w:rPr>
+        <w:t>，段后12磅，</w:t>
+      </w:r>
+      <w:proofErr w:type="gramStart"/>
+      <w:r>
+        <w:rPr>
+          <w:rFonts w:ascii="仿宋_GB2312" w:eastAsia="仿宋_GB2312" w:hint="eastAsia"/>
+          <w:kern w:val="0"/>
+          <w:sz w:val="32"/>
+          <w:szCs w:val="32"/>
+        </w:rPr>
+        <w:t>图序与</w:t>
+      </w:r>
+      <w:proofErr w:type="gramEnd"/>
+      <w:r>
+        <w:rPr>
+          <w:rFonts w:ascii="仿宋_GB2312" w:eastAsia="仿宋_GB2312" w:hint="eastAsia"/>
+          <w:kern w:val="0"/>
+          <w:sz w:val="32"/>
+          <w:szCs w:val="32"/>
+        </w:rPr>
+        <w:t>图名之间空1个汉字符。</w:t>
+      </w:r>
+    </w:p>
+    <w:p>
+      <w:pPr>
+        <w:adjustRightInd w:val="0"/>
+        <w:snapToGrid w:val="0"/>
+        <w:spacing w:line="540" w:lineRule="exact"/>
+        <w:ind w:firstLineChars="200" w:firstLine="640"/>
+        <w:jc w:val="both"/>
+        <w:rPr>
+          <w:rFonts w:ascii="仿宋_GB2312" w:eastAsia="仿宋_GB2312"/>
+          <w:kern w:val="0"/>
+          <w:sz w:val="32"/>
+          <w:szCs w:val="32"/>
+        </w:rPr>
+      </w:pPr>
+      <w:r>
+        <w:rPr>
+          <w:rFonts w:ascii="仿宋_GB2312" w:eastAsia="仿宋_GB2312" w:hint="eastAsia"/>
+          <w:kern w:val="0"/>
+          <w:sz w:val="32"/>
+          <w:szCs w:val="32"/>
+        </w:rPr>
+        <w:t>表：表名置于表的上方，五号字，宋体，居中（英文用</w:t>
+      </w:r>
+      <w:r>
+        <w:rPr>
+          <w:rFonts w:ascii="Times New Roman" w:eastAsia="仿宋_GB2312" w:hAnsi="Times New Roman" w:hint="eastAsia"/>
+          <w:sz w:val="32"/>
+          <w:szCs w:val="32"/>
+        </w:rPr>
+        <w:t>Times New Roman</w:t>
+      </w:r>
+      <w:r>
+        <w:rPr>
+          <w:rFonts w:ascii="仿宋_GB2312" w:eastAsia="仿宋_GB2312" w:hint="eastAsia"/>
+          <w:kern w:val="0"/>
+          <w:sz w:val="32"/>
+          <w:szCs w:val="32"/>
+        </w:rPr>
+        <w:t>体10.5磅），单</w:t>
+      </w:r>
+      <w:proofErr w:type="gramStart"/>
+      <w:r>
+        <w:rPr>
+          <w:rFonts w:ascii="仿宋_GB2312" w:eastAsia="仿宋_GB2312" w:hint="eastAsia"/>
+          <w:kern w:val="0"/>
+          <w:sz w:val="32"/>
+          <w:szCs w:val="32"/>
+        </w:rPr>
+        <w:t>倍</w:t>
+      </w:r>
+      <w:proofErr w:type="gramEnd"/>
+      <w:r>
+        <w:rPr>
+          <w:rFonts w:ascii="仿宋_GB2312" w:eastAsia="仿宋_GB2312" w:hint="eastAsia"/>
+          <w:kern w:val="0"/>
+          <w:sz w:val="32"/>
+          <w:szCs w:val="32"/>
+        </w:rPr>
+        <w:t>行距，</w:t>
+      </w:r>
+      <w:proofErr w:type="gramStart"/>
+      <w:r>
+        <w:rPr>
+          <w:rFonts w:ascii="仿宋_GB2312" w:eastAsia="仿宋_GB2312" w:hint="eastAsia"/>
+          <w:kern w:val="0"/>
+          <w:sz w:val="32"/>
+          <w:szCs w:val="32"/>
+        </w:rPr>
+        <w:t>段前6磅</w:t>
+      </w:r>
+      <w:proofErr w:type="gramEnd"/>
+      <w:r>
+        <w:rPr>
+          <w:rFonts w:ascii="仿宋_GB2312" w:eastAsia="仿宋_GB2312" w:hint="eastAsia"/>
+          <w:kern w:val="0"/>
+          <w:sz w:val="32"/>
+          <w:szCs w:val="32"/>
+        </w:rPr>
+        <w:t>，段后6磅，</w:t>
+      </w:r>
+      <w:proofErr w:type="gramStart"/>
+      <w:r>
+        <w:rPr>
+          <w:rFonts w:ascii="仿宋_GB2312" w:eastAsia="仿宋_GB2312" w:hint="eastAsia"/>
+          <w:kern w:val="0"/>
+          <w:sz w:val="32"/>
+          <w:szCs w:val="32"/>
+        </w:rPr>
+        <w:t>表序与</w:t>
+      </w:r>
+      <w:proofErr w:type="gramEnd"/>
+      <w:r>
+        <w:rPr>
+          <w:rFonts w:ascii="仿宋_GB2312" w:eastAsia="仿宋_GB2312" w:hint="eastAsia"/>
+          <w:kern w:val="0"/>
+          <w:sz w:val="32"/>
+          <w:szCs w:val="32"/>
+        </w:rPr>
+        <w:t>表名之间空1个汉字符。</w:t>
+      </w:r>
+    </w:p>
+    <w:p>
+      <w:pPr>
+        <w:adjustRightInd w:val="0"/>
+        <w:snapToGrid w:val="0"/>
+        <w:spacing w:line="540" w:lineRule="exact"/>
+        <w:ind w:firstLineChars="200" w:firstLine="640"/>
+        <w:jc w:val="both"/>
+        <w:rPr>
+          <w:rFonts w:ascii="仿宋_GB2312" w:eastAsia="仿宋_GB2312"/>
+          <w:kern w:val="0"/>
+          <w:sz w:val="32"/>
+          <w:szCs w:val="32"/>
+        </w:rPr>
+      </w:pPr>
+      <w:r>
+        <w:rPr>
+          <w:rFonts w:ascii="仿宋_GB2312" w:eastAsia="仿宋_GB2312" w:hint="eastAsia"/>
+          <w:kern w:val="0"/>
+          <w:sz w:val="32"/>
+          <w:szCs w:val="32"/>
+        </w:rPr>
+        <w:t>图和表下方的注释为五号字，宋体，居左（英文用</w:t>
+      </w:r>
+      <w:r>
+        <w:rPr>
+          <w:rFonts w:ascii="Times New Roman" w:eastAsia="仿宋_GB2312" w:hAnsi="Times New Roman" w:hint="eastAsia"/>
+          <w:sz w:val="32"/>
+          <w:szCs w:val="32"/>
+        </w:rPr>
+        <w:t>Times New Roman</w:t>
+      </w:r>
+      <w:r>
+        <w:rPr>
+          <w:rFonts w:ascii="仿宋_GB2312" w:eastAsia="仿宋_GB2312" w:hint="eastAsia"/>
+          <w:kern w:val="0"/>
+          <w:sz w:val="32"/>
+          <w:szCs w:val="32"/>
+        </w:rPr>
+        <w:t>体10.5磅），单</w:t>
+      </w:r>
+      <w:proofErr w:type="gramStart"/>
+      <w:r>
+        <w:rPr>
+          <w:rFonts w:ascii="仿宋_GB2312" w:eastAsia="仿宋_GB2312" w:hint="eastAsia"/>
+          <w:kern w:val="0"/>
+          <w:sz w:val="32"/>
+          <w:szCs w:val="32"/>
+        </w:rPr>
+        <w:t>倍</w:t>
+      </w:r>
+      <w:proofErr w:type="gramEnd"/>
+      <w:r>
+        <w:rPr>
+          <w:rFonts w:ascii="仿宋_GB2312" w:eastAsia="仿宋_GB2312" w:hint="eastAsia"/>
+          <w:kern w:val="0"/>
+          <w:sz w:val="32"/>
+          <w:szCs w:val="32"/>
+        </w:rPr>
+        <w:t>行距。</w:t>
+      </w:r>
+    </w:p>
+    <w:p>
+      <w:pPr>
+        <w:topLinePunct/>
+        <w:adjustRightInd w:val="0"/>
+        <w:snapToGrid w:val="0"/>
+        <w:spacing w:line="540" w:lineRule="exact"/>
+        <w:ind w:firstLineChars="200" w:firstLine="640"/>
+        <w:jc w:val="both"/>
+        <w:rPr>
+          <w:rFonts w:ascii="仿宋_GB2312" w:eastAsia="仿宋_GB2312" w:hAnsi="仿宋_GB2312" w:cs="仿宋_GB2312" w:hint="eastAsia"/>
+          <w:sz w:val="32"/>
+          <w:szCs w:val="32"/>
+        </w:rPr>
+      </w:pPr>
+      <w:r>
+        <w:rPr>
+          <w:rFonts w:ascii="仿宋_GB2312" w:eastAsia="仿宋_GB2312" w:hAnsi="仿宋_GB2312" w:cs="仿宋_GB2312" w:hint="eastAsia"/>
+          <w:sz w:val="32"/>
+          <w:szCs w:val="32"/>
+        </w:rPr>
+        <w:t>3.公式。毕业论文（设计）中的公式应另起一行，</w:t>
+      </w:r>
+      <w:proofErr w:type="gramStart"/>
+      <w:r>
+        <w:rPr>
+          <w:rFonts w:ascii="仿宋_GB2312" w:eastAsia="仿宋_GB2312" w:hAnsi="仿宋_GB2312" w:cs="仿宋_GB2312" w:hint="eastAsia"/>
+          <w:sz w:val="32"/>
+          <w:szCs w:val="32"/>
+        </w:rPr>
+        <w:t>并缩格</w:t>
+      </w:r>
+      <w:proofErr w:type="gramEnd"/>
+      <w:r>
+        <w:rPr>
+          <w:rFonts w:ascii="仿宋_GB2312" w:eastAsia="仿宋_GB2312" w:hAnsi="仿宋_GB2312" w:cs="仿宋_GB2312" w:hint="eastAsia"/>
+          <w:sz w:val="32"/>
+          <w:szCs w:val="32"/>
+        </w:rPr>
+        <w:t>书写。如有两个以上公式，应用从“1”开始的阿拉伯数字进行编号，并将编号置于括号内，如“</w:t>
       </w:r>
       <w:r>
         <w:rPr>
@@ -1335,185 +2083,6 @@
           <w:sz w:val="32"/>
           <w:szCs w:val="32"/>
         </w:rPr>
-        <w:t>图本科生 l.1</w:t>
-      </w:r>
-      <w:r>
-        <w:rPr>
-          <w:rFonts w:ascii="仿宋_GB2312" w:eastAsia="仿宋_GB2312" w:hAnsi="仿宋_GB2312" w:cs="仿宋_GB2312" w:hint="eastAsia"/>
-          <w:sz w:val="32"/>
-          <w:szCs w:val="32"/>
-        </w:rPr>
-        <w:t>”、“</w:t>
-      </w:r>
-      <w:r>
-        <w:rPr>
-          <w:rFonts w:ascii="仿宋_GB2312" w:eastAsia="仿宋_GB2312" w:hAnsiTheme="minorEastAsia" w:cstheme="minorEastAsia" w:hint="eastAsia"/>
-          <w:sz w:val="32"/>
-          <w:szCs w:val="32"/>
-        </w:rPr>
-        <w:t>表本科生 2.2</w:t>
-      </w:r>
-      <w:r>
-        <w:rPr>
-          <w:rFonts w:ascii="仿宋_GB2312" w:eastAsia="仿宋_GB2312" w:hAnsi="仿宋_GB2312" w:cs="仿宋_GB2312" w:hint="eastAsia"/>
-          <w:sz w:val="32"/>
-          <w:szCs w:val="32"/>
-        </w:rPr>
-        <w:t>”，编号及标题之间空1个字符间隙，字体为宋体，五号。</w:t>
-      </w:r>
-    </w:p>
-    <w:p>
-      <w:pPr>
-        <w:adjustRightInd w:val="0"/>
-        <w:snapToGrid w:val="0"/>
-        <w:spacing w:line="540" w:lineRule="exact"/>
-        <w:ind w:firstLineChars="200" w:firstLine="640"/>
-        <w:jc w:val="both"/>
-        <w:rPr>
-          <w:rFonts w:ascii="仿宋_GB2312" w:eastAsia="仿宋_GB2312"/>
-          <w:kern w:val="0"/>
-          <w:sz w:val="32"/>
-          <w:szCs w:val="32"/>
-        </w:rPr>
-      </w:pPr>
-      <w:r>
-        <w:rPr>
-          <w:rFonts w:ascii="仿宋_GB2312" w:eastAsia="仿宋_GB2312" w:hint="eastAsia"/>
-          <w:kern w:val="0"/>
-          <w:sz w:val="32"/>
-          <w:szCs w:val="32"/>
-        </w:rPr>
-        <w:t>图：图名置于图的下方，五号字，宋体，居中（英文用</w:t>
-      </w:r>
-      <w:r>
-        <w:rPr>
-          <w:rFonts w:ascii="Times New Roman" w:eastAsia="仿宋_GB2312" w:hAnsi="Times New Roman" w:hint="eastAsia"/>
-          <w:sz w:val="32"/>
-          <w:szCs w:val="32"/>
-        </w:rPr>
-        <w:t>Times New Roman</w:t>
-      </w:r>
-      <w:r>
-        <w:rPr>
-          <w:rFonts w:ascii="仿宋_GB2312" w:eastAsia="仿宋_GB2312" w:hint="eastAsia"/>
-          <w:kern w:val="0"/>
-          <w:sz w:val="32"/>
-          <w:szCs w:val="32"/>
-        </w:rPr>
-        <w:t>体10.5磅），单倍行距，段前6磅，段后12磅，图序与图名之间空1个汉字符。</w:t>
-      </w:r>
-    </w:p>
-    <w:p>
-      <w:pPr>
-        <w:adjustRightInd w:val="0"/>
-        <w:snapToGrid w:val="0"/>
-        <w:spacing w:line="540" w:lineRule="exact"/>
-        <w:ind w:firstLineChars="200" w:firstLine="640"/>
-        <w:jc w:val="both"/>
-        <w:rPr>
-          <w:rFonts w:ascii="仿宋_GB2312" w:eastAsia="仿宋_GB2312"/>
-          <w:kern w:val="0"/>
-          <w:sz w:val="32"/>
-          <w:szCs w:val="32"/>
-        </w:rPr>
-      </w:pPr>
-      <w:r>
-        <w:rPr>
-          <w:rFonts w:ascii="仿宋_GB2312" w:eastAsia="仿宋_GB2312" w:hint="eastAsia"/>
-          <w:kern w:val="0"/>
-          <w:sz w:val="32"/>
-          <w:szCs w:val="32"/>
-        </w:rPr>
-        <w:lastRenderedPageBreak/>
-        <w:t>表：表名置于表的上方，五号字，宋体，居中（英文用</w:t>
-      </w:r>
-      <w:r>
-        <w:rPr>
-          <w:rFonts w:ascii="Times New Roman" w:eastAsia="仿宋_GB2312" w:hAnsi="Times New Roman" w:hint="eastAsia"/>
-          <w:sz w:val="32"/>
-          <w:szCs w:val="32"/>
-        </w:rPr>
-        <w:t>Times New Roman</w:t>
-      </w:r>
-      <w:r>
-        <w:rPr>
-          <w:rFonts w:ascii="仿宋_GB2312" w:eastAsia="仿宋_GB2312" w:hint="eastAsia"/>
-          <w:kern w:val="0"/>
-          <w:sz w:val="32"/>
-          <w:szCs w:val="32"/>
-        </w:rPr>
-        <w:t>体10.5磅），单倍行距，段前6磅，段后6磅，表序与表名之间空1个汉字符。</w:t>
-      </w:r>
-    </w:p>
-    <w:p>
-      <w:pPr>
-        <w:adjustRightInd w:val="0"/>
-        <w:snapToGrid w:val="0"/>
-        <w:spacing w:line="540" w:lineRule="exact"/>
-        <w:ind w:firstLineChars="200" w:firstLine="640"/>
-        <w:jc w:val="both"/>
-        <w:rPr>
-          <w:rFonts w:ascii="仿宋_GB2312" w:eastAsia="仿宋_GB2312"/>
-          <w:kern w:val="0"/>
-          <w:sz w:val="32"/>
-          <w:szCs w:val="32"/>
-        </w:rPr>
-      </w:pPr>
-      <w:r>
-        <w:rPr>
-          <w:rFonts w:ascii="仿宋_GB2312" w:eastAsia="仿宋_GB2312" w:hint="eastAsia"/>
-          <w:kern w:val="0"/>
-          <w:sz w:val="32"/>
-          <w:szCs w:val="32"/>
-        </w:rPr>
-        <w:t>图和表下方的注释为五号字，宋体，居左（英文用</w:t>
-      </w:r>
-      <w:r>
-        <w:rPr>
-          <w:rFonts w:ascii="Times New Roman" w:eastAsia="仿宋_GB2312" w:hAnsi="Times New Roman" w:hint="eastAsia"/>
-          <w:sz w:val="32"/>
-          <w:szCs w:val="32"/>
-        </w:rPr>
-        <w:t>Times New Roman</w:t>
-      </w:r>
-      <w:r>
-        <w:rPr>
-          <w:rFonts w:ascii="仿宋_GB2312" w:eastAsia="仿宋_GB2312" w:hint="eastAsia"/>
-          <w:kern w:val="0"/>
-          <w:sz w:val="32"/>
-          <w:szCs w:val="32"/>
-        </w:rPr>
-        <w:t>体10.5磅），单倍行距。</w:t>
-      </w:r>
-    </w:p>
-    <w:p>
-      <w:pPr>
-        <w:topLinePunct/>
-        <w:adjustRightInd w:val="0"/>
-        <w:snapToGrid w:val="0"/>
-        <w:spacing w:line="540" w:lineRule="exact"/>
-        <w:ind w:firstLineChars="200" w:firstLine="640"/>
-        <w:jc w:val="both"/>
-        <w:rPr>
-          <w:rFonts w:ascii="仿宋_GB2312" w:eastAsia="仿宋_GB2312" w:hAnsi="仿宋_GB2312" w:cs="仿宋_GB2312"/>
-          <w:sz w:val="32"/>
-          <w:szCs w:val="32"/>
-        </w:rPr>
-      </w:pPr>
-      <w:r>
-        <w:rPr>
-          <w:rFonts w:ascii="仿宋_GB2312" w:eastAsia="仿宋_GB2312" w:hAnsi="仿宋_GB2312" w:cs="仿宋_GB2312" w:hint="eastAsia"/>
-          <w:sz w:val="32"/>
-          <w:szCs w:val="32"/>
-        </w:rPr>
-        <w:t>3.公式。毕业论文（设计）中的公式应另起一行，并缩格书写。如有两个以上公式，应用从“1”开始的阿拉伯数字进行编号，并将编号置于括号内，如“</w:t>
-      </w:r>
-      <w:r>
-        <w:rPr>
-          <w:rFonts w:ascii="仿宋_GB2312" w:eastAsia="仿宋_GB2312" w:hAnsiTheme="minorEastAsia" w:cstheme="minorEastAsia" w:hint="eastAsia"/>
-          <w:sz w:val="32"/>
-          <w:szCs w:val="32"/>
-        </w:rPr>
         <w:t>（1）</w:t>
       </w:r>
       <w:r>
@@ -1533,6 +2102,25 @@
         <w:spacing w:line="540" w:lineRule="exact"/>
         <w:ind w:firstLineChars="200" w:firstLine="640"/>
         <w:jc w:val="both"/>
+        <w:rPr>
+          <w:rFonts w:ascii="仿宋_GB2312" w:eastAsia="仿宋_GB2312" w:hAnsi="仿宋_GB2312" w:cs="仿宋_GB2312" w:hint="eastAsia"/>
+          <w:b/>
+          <w:bCs/>
+          <w:sz w:val="32"/>
+          <w:szCs w:val="32"/>
+        </w:rPr>
+      </w:pPr>
+      <w:r>
+        <w:rPr>
+          <w:rFonts w:ascii="仿宋_GB2312" w:eastAsia="仿宋_GB2312" w:hAnsi="仿宋_GB2312" w:cs="仿宋_GB2312" w:hint="eastAsia"/>
+          <w:b/>
+          <w:bCs/>
+          <w:sz w:val="32"/>
+          <w:szCs w:val="32"/>
+        </w:rPr>
+        <w:t>（</w:t>
+      </w:r>
+      <w:r>
         <w:rPr>
           <w:rFonts w:ascii="仿宋_GB2312" w:eastAsia="仿宋_GB2312" w:hAnsi="仿宋_GB2312" w:cs="仿宋_GB2312"/>
           <w:b/>
@@ -1540,49 +2128,48 @@
           <w:sz w:val="32"/>
           <w:szCs w:val="32"/>
         </w:rPr>
-      </w:pPr>
-      <w:r>
-        <w:rPr>
-          <w:rFonts w:ascii="仿宋_GB2312" w:eastAsia="仿宋_GB2312" w:hAnsi="仿宋_GB2312" w:cs="仿宋_GB2312" w:hint="eastAsia"/>
-          <w:b/>
-          <w:bCs/>
-          <w:sz w:val="32"/>
-          <w:szCs w:val="32"/>
-        </w:rPr>
-        <w:t>（</w:t>
-      </w:r>
+        <w:t>1. 公式对齐方式：居中公式 + 右对齐编号</w:t>
+      </w:r>
+    </w:p>
+    <w:p>
+      <w:pPr>
+        <w:topLinePunct/>
+        <w:adjustRightInd w:val="0"/>
+        <w:snapToGrid w:val="0"/>
+        <w:spacing w:line="540" w:lineRule="exact"/>
+        <w:ind w:firstLineChars="200" w:firstLine="640"/>
+        <w:jc w:val="both"/>
+        <w:rPr>
+          <w:rFonts w:ascii="仿宋_GB2312" w:eastAsia="仿宋_GB2312" w:hAnsi="仿宋_GB2312" w:cs="仿宋_GB2312" w:hint="eastAsia"/>
+          <w:sz w:val="32"/>
+          <w:szCs w:val="32"/>
+        </w:rPr>
+      </w:pPr>
       <w:r>
         <w:rPr>
           <w:rFonts w:ascii="仿宋_GB2312" w:eastAsia="仿宋_GB2312" w:hAnsi="仿宋_GB2312" w:cs="仿宋_GB2312"/>
-          <w:b/>
-          <w:bCs/>
-          <w:sz w:val="32"/>
-          <w:szCs w:val="32"/>
-        </w:rPr>
-        <w:t>1. 公式对齐方式：居中公式 + 右对齐编号</w:t>
-      </w:r>
-    </w:p>
-    <w:p>
-      <w:pPr>
-        <w:topLinePunct/>
-        <w:adjustRightInd w:val="0"/>
-        <w:snapToGrid w:val="0"/>
-        <w:spacing w:line="540" w:lineRule="exact"/>
-        <w:ind w:firstLineChars="200" w:firstLine="640"/>
-        <w:jc w:val="both"/>
+          <w:sz w:val="32"/>
+          <w:szCs w:val="32"/>
+        </w:rPr>
+        <w:t>规范只说"</w:t>
+      </w:r>
+      <w:proofErr w:type="gramStart"/>
+      <w:r>
         <w:rPr>
           <w:rFonts w:ascii="仿宋_GB2312" w:eastAsia="仿宋_GB2312" w:hAnsi="仿宋_GB2312" w:cs="仿宋_GB2312"/>
           <w:sz w:val="32"/>
           <w:szCs w:val="32"/>
         </w:rPr>
-      </w:pPr>
+        <w:t>缩格书写</w:t>
+      </w:r>
+      <w:proofErr w:type="gramEnd"/>
       <w:r>
         <w:rPr>
           <w:rFonts w:ascii="仿宋_GB2312" w:eastAsia="仿宋_GB2312" w:hAnsi="仿宋_GB2312" w:cs="仿宋_GB2312"/>
           <w:sz w:val="32"/>
           <w:szCs w:val="32"/>
         </w:rPr>
-        <w:t>规范只说"缩格书写"，实际是通过段落内两个</w:t>
+        <w:t>"，实际是通过段落内两个</w:t>
       </w:r>
       <w:r>
         <w:rPr>
@@ -1616,7 +2203,7 @@
         <w:ind w:firstLineChars="200" w:firstLine="640"/>
         <w:jc w:val="both"/>
         <w:rPr>
-          <w:rFonts w:ascii="仿宋_GB2312" w:eastAsia="仿宋_GB2312" w:hAnsi="仿宋_GB2312" w:cs="仿宋_GB2312"/>
+          <w:rFonts w:ascii="仿宋_GB2312" w:eastAsia="仿宋_GB2312" w:hAnsi="仿宋_GB2312" w:cs="仿宋_GB2312" w:hint="eastAsia"/>
           <w:sz w:val="32"/>
           <w:szCs w:val="32"/>
         </w:rPr>
@@ -1643,10 +2230,33 @@
         <w:ind w:firstLineChars="200" w:firstLine="640"/>
         <w:jc w:val="both"/>
         <w:rPr>
+          <w:rFonts w:ascii="仿宋_GB2312" w:eastAsia="仿宋_GB2312" w:hAnsi="仿宋_GB2312" w:cs="仿宋_GB2312" w:hint="eastAsia"/>
+          <w:sz w:val="32"/>
+          <w:szCs w:val="32"/>
+        </w:rPr>
+      </w:pPr>
+      <w:r>
+        <w:rPr>
           <w:rFonts w:ascii="仿宋_GB2312" w:eastAsia="仿宋_GB2312" w:hAnsi="仿宋_GB2312" w:cs="仿宋_GB2312"/>
           <w:sz w:val="32"/>
           <w:szCs w:val="32"/>
         </w:rPr>
+        <w:t>右对齐制表位（right tab，位置 8306 EMU）</w:t>
+      </w:r>
+    </w:p>
+    <w:p>
+      <w:pPr>
+        <w:topLinePunct/>
+        <w:adjustRightInd w:val="0"/>
+        <w:snapToGrid w:val="0"/>
+        <w:spacing w:line="540" w:lineRule="exact"/>
+        <w:ind w:firstLineChars="200" w:firstLine="640"/>
+        <w:jc w:val="both"/>
+        <w:rPr>
+          <w:rFonts w:ascii="仿宋_GB2312" w:eastAsia="仿宋_GB2312" w:hAnsi="仿宋_GB2312" w:cs="仿宋_GB2312" w:hint="eastAsia"/>
+          <w:sz w:val="32"/>
+          <w:szCs w:val="32"/>
+        </w:rPr>
       </w:pPr>
       <w:r>
         <w:rPr>
@@ -1654,22 +2264,45 @@
           <w:sz w:val="32"/>
           <w:szCs w:val="32"/>
         </w:rPr>
-        <w:t>右对齐制表位（right tab，位置 8306 EMU）</w:t>
-      </w:r>
-    </w:p>
-    <w:p>
-      <w:pPr>
-        <w:topLinePunct/>
-        <w:adjustRightInd w:val="0"/>
-        <w:snapToGrid w:val="0"/>
-        <w:spacing w:line="540" w:lineRule="exact"/>
-        <w:ind w:firstLineChars="200" w:firstLine="640"/>
-        <w:jc w:val="both"/>
+        <w:t>段落排版结构为：</w:t>
+      </w:r>
+    </w:p>
+    <w:p>
+      <w:pPr>
+        <w:topLinePunct/>
+        <w:adjustRightInd w:val="0"/>
+        <w:snapToGrid w:val="0"/>
+        <w:spacing w:line="540" w:lineRule="exact"/>
+        <w:ind w:firstLineChars="200" w:firstLine="640"/>
+        <w:jc w:val="both"/>
+        <w:rPr>
+          <w:rFonts w:ascii="仿宋_GB2312" w:eastAsia="仿宋_GB2312" w:hAnsi="仿宋_GB2312" w:cs="仿宋_GB2312" w:hint="eastAsia"/>
+          <w:sz w:val="32"/>
+          <w:szCs w:val="32"/>
+        </w:rPr>
+      </w:pPr>
+      <w:r>
         <w:rPr>
           <w:rFonts w:ascii="仿宋_GB2312" w:eastAsia="仿宋_GB2312" w:hAnsi="仿宋_GB2312" w:cs="仿宋_GB2312"/>
           <w:sz w:val="32"/>
           <w:szCs w:val="32"/>
         </w:rPr>
+        <w:t>[tab→居中]  [公式内容]  [tab→右对齐]  （编号）</w:t>
+      </w:r>
+    </w:p>
+    <w:p>
+      <w:pPr>
+        <w:topLinePunct/>
+        <w:adjustRightInd w:val="0"/>
+        <w:snapToGrid w:val="0"/>
+        <w:spacing w:line="540" w:lineRule="exact"/>
+        <w:ind w:firstLineChars="200" w:firstLine="640"/>
+        <w:jc w:val="both"/>
+        <w:rPr>
+          <w:rFonts w:ascii="仿宋_GB2312" w:eastAsia="仿宋_GB2312" w:hAnsi="仿宋_GB2312" w:cs="仿宋_GB2312" w:hint="eastAsia"/>
+          <w:sz w:val="32"/>
+          <w:szCs w:val="32"/>
+        </w:rPr>
       </w:pPr>
       <w:r>
         <w:rPr>
@@ -1677,52 +2310,7 @@
           <w:sz w:val="32"/>
           <w:szCs w:val="32"/>
         </w:rPr>
-        <w:t>段落排版结构为：</w:t>
-      </w:r>
-    </w:p>
-    <w:p>
-      <w:pPr>
-        <w:topLinePunct/>
-        <w:adjustRightInd w:val="0"/>
-        <w:snapToGrid w:val="0"/>
-        <w:spacing w:line="540" w:lineRule="exact"/>
-        <w:ind w:firstLineChars="200" w:firstLine="640"/>
-        <w:jc w:val="both"/>
-        <w:rPr>
-          <w:rFonts w:ascii="仿宋_GB2312" w:eastAsia="仿宋_GB2312" w:hAnsi="仿宋_GB2312" w:cs="仿宋_GB2312"/>
-          <w:sz w:val="32"/>
-          <w:szCs w:val="32"/>
-        </w:rPr>
-      </w:pPr>
-      <w:r>
-        <w:rPr>
-          <w:rFonts w:ascii="仿宋_GB2312" w:eastAsia="仿宋_GB2312" w:hAnsi="仿宋_GB2312" w:cs="仿宋_GB2312"/>
-          <w:sz w:val="32"/>
-          <w:szCs w:val="32"/>
-        </w:rPr>
-        <w:t>[tab→居中]  [公式内容]  [tab→右对齐]  （编号）</w:t>
-      </w:r>
-    </w:p>
-    <w:p>
-      <w:pPr>
-        <w:topLinePunct/>
-        <w:adjustRightInd w:val="0"/>
-        <w:snapToGrid w:val="0"/>
-        <w:spacing w:line="540" w:lineRule="exact"/>
-        <w:ind w:firstLineChars="200" w:firstLine="640"/>
-        <w:jc w:val="both"/>
-        <w:rPr>
-          <w:rFonts w:ascii="仿宋_GB2312" w:eastAsia="仿宋_GB2312" w:hAnsi="仿宋_GB2312" w:cs="仿宋_GB2312"/>
-          <w:sz w:val="32"/>
-          <w:szCs w:val="32"/>
-        </w:rPr>
-      </w:pPr>
-      <w:r>
-        <w:rPr>
-          <w:rFonts w:ascii="仿宋_GB2312" w:eastAsia="仿宋_GB2312" w:hAnsi="仿宋_GB2312" w:cs="仿宋_GB2312"/>
-          <w:sz w:val="32"/>
-          <w:szCs w:val="32"/>
-        </w:rPr>
+        <w:lastRenderedPageBreak/>
         <w:t>即公式居中显示，编号靠右对齐，而非简单的缩格。</w:t>
       </w:r>
     </w:p>
@@ -1734,6 +2322,15 @@
         <w:spacing w:line="540" w:lineRule="exact"/>
         <w:ind w:firstLineChars="200" w:firstLine="640"/>
         <w:jc w:val="both"/>
+        <w:rPr>
+          <w:rFonts w:ascii="仿宋_GB2312" w:eastAsia="仿宋_GB2312" w:hAnsi="仿宋_GB2312" w:cs="仿宋_GB2312" w:hint="eastAsia"/>
+          <w:b/>
+          <w:bCs/>
+          <w:sz w:val="32"/>
+          <w:szCs w:val="32"/>
+        </w:rPr>
+      </w:pPr>
+      <w:r>
         <w:rPr>
           <w:rFonts w:ascii="仿宋_GB2312" w:eastAsia="仿宋_GB2312" w:hAnsi="仿宋_GB2312" w:cs="仿宋_GB2312"/>
           <w:b/>
@@ -1741,7 +2338,31 @@
           <w:sz w:val="32"/>
           <w:szCs w:val="32"/>
         </w:rPr>
-      </w:pPr>
+        <w:t>2. 编号位置</w:t>
+      </w:r>
+    </w:p>
+    <w:p>
+      <w:pPr>
+        <w:topLinePunct/>
+        <w:adjustRightInd w:val="0"/>
+        <w:snapToGrid w:val="0"/>
+        <w:spacing w:line="540" w:lineRule="exact"/>
+        <w:ind w:firstLineChars="200" w:firstLine="640"/>
+        <w:jc w:val="both"/>
+        <w:rPr>
+          <w:rFonts w:ascii="仿宋_GB2312" w:eastAsia="仿宋_GB2312" w:hAnsi="仿宋_GB2312" w:cs="仿宋_GB2312" w:hint="eastAsia"/>
+          <w:sz w:val="32"/>
+          <w:szCs w:val="32"/>
+        </w:rPr>
+      </w:pPr>
+      <w:r>
+        <w:rPr>
+          <w:rFonts w:ascii="仿宋_GB2312" w:eastAsia="仿宋_GB2312" w:hAnsi="仿宋_GB2312" w:cs="仿宋_GB2312"/>
+          <w:sz w:val="32"/>
+          <w:szCs w:val="32"/>
+        </w:rPr>
+        <w:t>编号</w:t>
+      </w:r>
       <w:r>
         <w:rPr>
           <w:rFonts w:ascii="仿宋_GB2312" w:eastAsia="仿宋_GB2312" w:hAnsi="仿宋_GB2312" w:cs="仿宋_GB2312"/>
@@ -1750,31 +2371,33 @@
           <w:sz w:val="32"/>
           <w:szCs w:val="32"/>
         </w:rPr>
-        <w:t>2. 编号位置</w:t>
-      </w:r>
-    </w:p>
-    <w:p>
-      <w:pPr>
-        <w:topLinePunct/>
-        <w:adjustRightInd w:val="0"/>
-        <w:snapToGrid w:val="0"/>
-        <w:spacing w:line="540" w:lineRule="exact"/>
-        <w:ind w:firstLineChars="200" w:firstLine="640"/>
-        <w:jc w:val="both"/>
+        <w:t>必须放在公式后面</w:t>
+      </w:r>
+      <w:r>
         <w:rPr>
           <w:rFonts w:ascii="仿宋_GB2312" w:eastAsia="仿宋_GB2312" w:hAnsi="仿宋_GB2312" w:cs="仿宋_GB2312"/>
           <w:sz w:val="32"/>
           <w:szCs w:val="32"/>
         </w:rPr>
-      </w:pPr>
-      <w:r>
-        <w:rPr>
-          <w:rFonts w:ascii="仿宋_GB2312" w:eastAsia="仿宋_GB2312" w:hAnsi="仿宋_GB2312" w:cs="仿宋_GB2312"/>
-          <w:sz w:val="32"/>
-          <w:szCs w:val="32"/>
-        </w:rPr>
-        <w:t>编号</w:t>
-      </w:r>
+        <w:t>（右对齐），不能放在公式前面。</w:t>
+      </w:r>
+    </w:p>
+    <w:p>
+      <w:pPr>
+        <w:topLinePunct/>
+        <w:adjustRightInd w:val="0"/>
+        <w:snapToGrid w:val="0"/>
+        <w:spacing w:line="540" w:lineRule="exact"/>
+        <w:ind w:firstLineChars="200" w:firstLine="640"/>
+        <w:jc w:val="both"/>
+        <w:rPr>
+          <w:rFonts w:ascii="仿宋_GB2312" w:eastAsia="仿宋_GB2312" w:hAnsi="仿宋_GB2312" w:cs="仿宋_GB2312" w:hint="eastAsia"/>
+          <w:b/>
+          <w:bCs/>
+          <w:sz w:val="32"/>
+          <w:szCs w:val="32"/>
+        </w:rPr>
+      </w:pPr>
       <w:r>
         <w:rPr>
           <w:rFonts w:ascii="仿宋_GB2312" w:eastAsia="仿宋_GB2312" w:hAnsi="仿宋_GB2312" w:cs="仿宋_GB2312"/>
@@ -1783,25 +2406,32 @@
           <w:sz w:val="32"/>
           <w:szCs w:val="32"/>
         </w:rPr>
-        <w:t>必须放在公式后面</w:t>
-      </w:r>
+        <w:t>3. 编号文本不可拆分</w:t>
+      </w:r>
+    </w:p>
+    <w:p>
+      <w:pPr>
+        <w:topLinePunct/>
+        <w:adjustRightInd w:val="0"/>
+        <w:snapToGrid w:val="0"/>
+        <w:spacing w:line="540" w:lineRule="exact"/>
+        <w:ind w:firstLineChars="200" w:firstLine="640"/>
+        <w:jc w:val="both"/>
+        <w:rPr>
+          <w:rFonts w:ascii="仿宋_GB2312" w:eastAsia="仿宋_GB2312" w:hAnsi="仿宋_GB2312" w:cs="仿宋_GB2312" w:hint="eastAsia"/>
+          <w:sz w:val="32"/>
+          <w:szCs w:val="32"/>
+        </w:rPr>
+      </w:pPr>
       <w:r>
         <w:rPr>
           <w:rFonts w:ascii="仿宋_GB2312" w:eastAsia="仿宋_GB2312" w:hAnsi="仿宋_GB2312" w:cs="仿宋_GB2312"/>
           <w:sz w:val="32"/>
           <w:szCs w:val="32"/>
         </w:rPr>
-        <w:t>（右对齐），不能放在公式前面。</w:t>
-      </w:r>
-    </w:p>
-    <w:p>
-      <w:pPr>
-        <w:topLinePunct/>
-        <w:adjustRightInd w:val="0"/>
-        <w:snapToGrid w:val="0"/>
-        <w:spacing w:line="540" w:lineRule="exact"/>
-        <w:ind w:firstLineChars="200" w:firstLine="640"/>
-        <w:jc w:val="both"/>
+        <w:t>编号 （48） 应作为</w:t>
+      </w:r>
+      <w:r>
         <w:rPr>
           <w:rFonts w:ascii="仿宋_GB2312" w:eastAsia="仿宋_GB2312" w:hAnsi="仿宋_GB2312" w:cs="仿宋_GB2312"/>
           <w:b/>
@@ -1809,6 +2439,32 @@
           <w:sz w:val="32"/>
           <w:szCs w:val="32"/>
         </w:rPr>
+        <w:t>一个完整的文本 run</w:t>
+      </w:r>
+      <w:r>
+        <w:rPr>
+          <w:rFonts w:ascii="仿宋_GB2312" w:eastAsia="仿宋_GB2312" w:hAnsi="仿宋_GB2312" w:cs="仿宋_GB2312"/>
+          <w:sz w:val="32"/>
+          <w:szCs w:val="32"/>
+        </w:rPr>
+        <w:t xml:space="preserve"> 与前置 tab 在同一 run 内，格式为 \t（N）。不能被拆成 （ 48 ） 三个独立 run，否则可能引发渲染不一致。</w:t>
+      </w:r>
+    </w:p>
+    <w:p>
+      <w:pPr>
+        <w:topLinePunct/>
+        <w:adjustRightInd w:val="0"/>
+        <w:snapToGrid w:val="0"/>
+        <w:spacing w:line="540" w:lineRule="exact"/>
+        <w:ind w:firstLineChars="200" w:firstLine="640"/>
+        <w:jc w:val="both"/>
+        <w:rPr>
+          <w:rFonts w:ascii="仿宋_GB2312" w:eastAsia="仿宋_GB2312" w:hAnsi="仿宋_GB2312" w:cs="仿宋_GB2312" w:hint="eastAsia"/>
+          <w:b/>
+          <w:bCs/>
+          <w:sz w:val="32"/>
+          <w:szCs w:val="32"/>
+        </w:rPr>
       </w:pPr>
       <w:r>
         <w:rPr>
@@ -1818,32 +2474,48 @@
           <w:sz w:val="32"/>
           <w:szCs w:val="32"/>
         </w:rPr>
-        <w:t>3. 编号文本不可拆分</w:t>
-      </w:r>
-    </w:p>
-    <w:p>
-      <w:pPr>
-        <w:topLinePunct/>
-        <w:adjustRightInd w:val="0"/>
-        <w:snapToGrid w:val="0"/>
-        <w:spacing w:line="540" w:lineRule="exact"/>
-        <w:ind w:firstLineChars="200" w:firstLine="640"/>
-        <w:jc w:val="both"/>
+        <w:t>4. 公式段落样式</w:t>
+      </w:r>
+    </w:p>
+    <w:p>
+      <w:pPr>
+        <w:topLinePunct/>
+        <w:adjustRightInd w:val="0"/>
+        <w:snapToGrid w:val="0"/>
+        <w:spacing w:line="540" w:lineRule="exact"/>
+        <w:ind w:firstLineChars="200" w:firstLine="640"/>
+        <w:jc w:val="both"/>
+        <w:rPr>
+          <w:rFonts w:ascii="仿宋_GB2312" w:eastAsia="仿宋_GB2312" w:hAnsi="仿宋_GB2312" w:cs="仿宋_GB2312" w:hint="eastAsia"/>
+          <w:sz w:val="32"/>
+          <w:szCs w:val="32"/>
+        </w:rPr>
+      </w:pPr>
+      <w:r>
         <w:rPr>
           <w:rFonts w:ascii="仿宋_GB2312" w:eastAsia="仿宋_GB2312" w:hAnsi="仿宋_GB2312" w:cs="仿宋_GB2312"/>
           <w:sz w:val="32"/>
           <w:szCs w:val="32"/>
         </w:rPr>
-      </w:pPr>
-      <w:r>
-        <w:rPr>
-          <w:rFonts w:ascii="仿宋_GB2312" w:eastAsia="仿宋_GB2312" w:hAnsi="仿宋_GB2312" w:cs="仿宋_GB2312"/>
-          <w:sz w:val="32"/>
-          <w:szCs w:val="32"/>
-        </w:rPr>
-        <w:lastRenderedPageBreak/>
-        <w:t>编号 （48） 应作为</w:t>
-      </w:r>
+        <w:t>公式段落应使用专用样式 公式目录项（而非 Normal），该样式定义了上述两个制表位。</w:t>
+      </w:r>
+    </w:p>
+    <w:p>
+      <w:pPr>
+        <w:topLinePunct/>
+        <w:adjustRightInd w:val="0"/>
+        <w:snapToGrid w:val="0"/>
+        <w:spacing w:line="540" w:lineRule="exact"/>
+        <w:ind w:firstLineChars="200" w:firstLine="640"/>
+        <w:jc w:val="both"/>
+        <w:rPr>
+          <w:rFonts w:ascii="仿宋_GB2312" w:eastAsia="仿宋_GB2312" w:hAnsi="仿宋_GB2312" w:cs="仿宋_GB2312" w:hint="eastAsia"/>
+          <w:b/>
+          <w:bCs/>
+          <w:sz w:val="32"/>
+          <w:szCs w:val="32"/>
+        </w:rPr>
+      </w:pPr>
       <w:r>
         <w:rPr>
           <w:rFonts w:ascii="仿宋_GB2312" w:eastAsia="仿宋_GB2312" w:hAnsi="仿宋_GB2312" w:cs="仿宋_GB2312"/>
@@ -1852,25 +2524,113 @@
           <w:sz w:val="32"/>
           <w:szCs w:val="32"/>
         </w:rPr>
-        <w:t>一个完整的文本 run</w:t>
-      </w:r>
+        <w:t>5. 公式目录域代码</w:t>
+      </w:r>
+    </w:p>
+    <w:p>
+      <w:pPr>
+        <w:topLinePunct/>
+        <w:adjustRightInd w:val="0"/>
+        <w:snapToGrid w:val="0"/>
+        <w:spacing w:line="540" w:lineRule="exact"/>
+        <w:ind w:firstLineChars="200" w:firstLine="640"/>
+        <w:jc w:val="both"/>
+        <w:rPr>
+          <w:rFonts w:ascii="仿宋_GB2312" w:eastAsia="仿宋_GB2312" w:hAnsi="仿宋_GB2312" w:cs="仿宋_GB2312" w:hint="eastAsia"/>
+          <w:sz w:val="32"/>
+          <w:szCs w:val="32"/>
+        </w:rPr>
+      </w:pPr>
       <w:r>
         <w:rPr>
           <w:rFonts w:ascii="仿宋_GB2312" w:eastAsia="仿宋_GB2312" w:hAnsi="仿宋_GB2312" w:cs="仿宋_GB2312"/>
           <w:sz w:val="32"/>
           <w:szCs w:val="32"/>
         </w:rPr>
-        <w:t xml:space="preserve"> 与前置 tab 在同一 run 内，格式为 \t（N）。不能被拆成 （ 48 ） 三个独立 run，否则可能引发渲染不一致。</w:t>
-      </w:r>
-    </w:p>
-    <w:p>
-      <w:pPr>
-        <w:topLinePunct/>
-        <w:adjustRightInd w:val="0"/>
-        <w:snapToGrid w:val="0"/>
-        <w:spacing w:line="540" w:lineRule="exact"/>
-        <w:ind w:firstLineChars="200" w:firstLine="640"/>
-        <w:jc w:val="both"/>
+        <w:t>每个公式段落需包含隐藏的 TOC 域代码，用于自动生成公式目录：</w:t>
+      </w:r>
+    </w:p>
+    <w:p>
+      <w:pPr>
+        <w:topLinePunct/>
+        <w:adjustRightInd w:val="0"/>
+        <w:snapToGrid w:val="0"/>
+        <w:spacing w:line="540" w:lineRule="exact"/>
+        <w:ind w:firstLineChars="200" w:firstLine="640"/>
+        <w:jc w:val="both"/>
+        <w:rPr>
+          <w:rFonts w:ascii="仿宋_GB2312" w:eastAsia="仿宋_GB2312" w:hAnsi="仿宋_GB2312" w:cs="仿宋_GB2312" w:hint="eastAsia"/>
+          <w:sz w:val="32"/>
+          <w:szCs w:val="32"/>
+        </w:rPr>
+      </w:pPr>
+      <w:r>
+        <w:rPr>
+          <w:rFonts w:ascii="仿宋_GB2312" w:eastAsia="仿宋_GB2312" w:hAnsi="仿宋_GB2312" w:cs="仿宋_GB2312"/>
+          <w:sz w:val="32"/>
+          <w:szCs w:val="32"/>
+        </w:rPr>
+        <w:t>TC "公式（N）" \f E \l 1</w:t>
+      </w:r>
+    </w:p>
+    <w:p>
+      <w:pPr>
+        <w:topLinePunct/>
+        <w:adjustRightInd w:val="0"/>
+        <w:snapToGrid w:val="0"/>
+        <w:spacing w:line="540" w:lineRule="exact"/>
+        <w:ind w:firstLineChars="200" w:firstLine="640"/>
+        <w:jc w:val="both"/>
+        <w:rPr>
+          <w:rFonts w:ascii="仿宋_GB2312" w:eastAsia="仿宋_GB2312" w:hAnsi="仿宋_GB2312" w:cs="仿宋_GB2312" w:hint="eastAsia"/>
+          <w:sz w:val="32"/>
+          <w:szCs w:val="32"/>
+        </w:rPr>
+      </w:pPr>
+      <w:r>
+        <w:rPr>
+          <w:rFonts w:ascii="仿宋_GB2312" w:eastAsia="仿宋_GB2312" w:hAnsi="仿宋_GB2312" w:cs="仿宋_GB2312"/>
+          <w:sz w:val="32"/>
+          <w:szCs w:val="32"/>
+        </w:rPr>
+        <w:t>格式为：w:instrText（&lt;</w:t>
+      </w:r>
+      <w:proofErr w:type="spellStart"/>
+      <w:r>
+        <w:rPr>
+          <w:rFonts w:ascii="仿宋_GB2312" w:eastAsia="仿宋_GB2312" w:hAnsi="仿宋_GB2312" w:cs="仿宋_GB2312"/>
+          <w:sz w:val="32"/>
+          <w:szCs w:val="32"/>
+        </w:rPr>
+        <w:t>w:vanish</w:t>
+      </w:r>
+      <w:proofErr w:type="spellEnd"/>
+      <w:r>
+        <w:rPr>
+          <w:rFonts w:ascii="仿宋_GB2312" w:eastAsia="仿宋_GB2312" w:hAnsi="仿宋_GB2312" w:cs="仿宋_GB2312"/>
+          <w:sz w:val="32"/>
+          <w:szCs w:val="32"/>
+        </w:rPr>
+        <w:t>/&gt; 隐藏），配合 w:bookmarkStart/w:bookmarkEnd 书签定位页码。</w:t>
+      </w:r>
+    </w:p>
+    <w:p>
+      <w:pPr>
+        <w:topLinePunct/>
+        <w:adjustRightInd w:val="0"/>
+        <w:snapToGrid w:val="0"/>
+        <w:spacing w:line="540" w:lineRule="exact"/>
+        <w:ind w:firstLineChars="200" w:firstLine="640"/>
+        <w:jc w:val="both"/>
+        <w:rPr>
+          <w:rFonts w:ascii="仿宋_GB2312" w:eastAsia="仿宋_GB2312" w:hAnsi="仿宋_GB2312" w:cs="仿宋_GB2312" w:hint="eastAsia"/>
+          <w:b/>
+          <w:bCs/>
+          <w:sz w:val="32"/>
+          <w:szCs w:val="32"/>
+        </w:rPr>
+      </w:pPr>
+      <w:r>
         <w:rPr>
           <w:rFonts w:ascii="仿宋_GB2312" w:eastAsia="仿宋_GB2312" w:hAnsi="仿宋_GB2312" w:cs="仿宋_GB2312"/>
           <w:b/>
@@ -1878,7 +2638,31 @@
           <w:sz w:val="32"/>
           <w:szCs w:val="32"/>
         </w:rPr>
-      </w:pPr>
+        <w:t>6. 编号连续性</w:t>
+      </w:r>
+    </w:p>
+    <w:p>
+      <w:pPr>
+        <w:topLinePunct/>
+        <w:adjustRightInd w:val="0"/>
+        <w:snapToGrid w:val="0"/>
+        <w:spacing w:line="540" w:lineRule="exact"/>
+        <w:ind w:firstLineChars="200" w:firstLine="640"/>
+        <w:jc w:val="both"/>
+        <w:rPr>
+          <w:rFonts w:ascii="仿宋_GB2312" w:eastAsia="仿宋_GB2312" w:hAnsi="仿宋_GB2312" w:cs="仿宋_GB2312" w:hint="eastAsia"/>
+          <w:sz w:val="32"/>
+          <w:szCs w:val="32"/>
+        </w:rPr>
+      </w:pPr>
+      <w:r>
+        <w:rPr>
+          <w:rFonts w:ascii="仿宋_GB2312" w:eastAsia="仿宋_GB2312" w:hAnsi="仿宋_GB2312" w:cs="仿宋_GB2312"/>
+          <w:sz w:val="32"/>
+          <w:szCs w:val="32"/>
+        </w:rPr>
+        <w:t>公式编号为全文顺序编号（从1开始），非按章编号。当增删公式时，后续编号需</w:t>
+      </w:r>
       <w:r>
         <w:rPr>
           <w:rFonts w:ascii="仿宋_GB2312" w:eastAsia="仿宋_GB2312" w:hAnsi="仿宋_GB2312" w:cs="仿宋_GB2312"/>
@@ -1887,42 +2671,136 @@
           <w:sz w:val="32"/>
           <w:szCs w:val="32"/>
         </w:rPr>
-        <w:t>4. 公式段落样式</w:t>
-      </w:r>
-    </w:p>
-    <w:p>
-      <w:pPr>
-        <w:topLinePunct/>
-        <w:adjustRightInd w:val="0"/>
-        <w:snapToGrid w:val="0"/>
-        <w:spacing w:line="540" w:lineRule="exact"/>
-        <w:ind w:firstLineChars="200" w:firstLine="640"/>
-        <w:jc w:val="both"/>
+        <w:t>手动调整</w:t>
+      </w:r>
+      <w:r>
         <w:rPr>
           <w:rFonts w:ascii="仿宋_GB2312" w:eastAsia="仿宋_GB2312" w:hAnsi="仿宋_GB2312" w:cs="仿宋_GB2312"/>
           <w:sz w:val="32"/>
           <w:szCs w:val="32"/>
         </w:rPr>
-      </w:pPr>
-      <w:r>
-        <w:rPr>
-          <w:rFonts w:ascii="仿宋_GB2312" w:eastAsia="仿宋_GB2312" w:hAnsi="仿宋_GB2312" w:cs="仿宋_GB2312"/>
-          <w:sz w:val="32"/>
-          <w:szCs w:val="32"/>
-        </w:rPr>
-        <w:t>公式段落应使用专用样式 公式目录项（而非 Normal），该样式定义了上述两个制表位。</w:t>
-      </w:r>
-    </w:p>
-    <w:p>
-      <w:pPr>
-        <w:topLinePunct/>
-        <w:adjustRightInd w:val="0"/>
-        <w:snapToGrid w:val="0"/>
-        <w:spacing w:line="540" w:lineRule="exact"/>
-        <w:ind w:firstLineChars="200" w:firstLine="640"/>
-        <w:jc w:val="both"/>
-        <w:rPr>
-          <w:rFonts w:ascii="仿宋_GB2312" w:eastAsia="仿宋_GB2312" w:hAnsi="仿宋_GB2312" w:cs="仿宋_GB2312"/>
+        <w:t>，Word 不会自动更新。</w:t>
+      </w:r>
+      <w:r>
+        <w:rPr>
+          <w:rFonts w:ascii="仿宋_GB2312" w:eastAsia="仿宋_GB2312" w:hAnsi="仿宋_GB2312" w:cs="仿宋_GB2312" w:hint="eastAsia"/>
+          <w:sz w:val="32"/>
+          <w:szCs w:val="32"/>
+        </w:rPr>
+        <w:t>）</w:t>
+      </w:r>
+    </w:p>
+    <w:p>
+      <w:pPr>
+        <w:topLinePunct/>
+        <w:adjustRightInd w:val="0"/>
+        <w:snapToGrid w:val="0"/>
+        <w:spacing w:line="540" w:lineRule="exact"/>
+        <w:ind w:firstLineChars="200" w:firstLine="640"/>
+        <w:jc w:val="both"/>
+        <w:rPr>
+          <w:rFonts w:ascii="仿宋_GB2312" w:eastAsia="仿宋_GB2312" w:hAnsi="仿宋_GB2312" w:cs="仿宋_GB2312" w:hint="eastAsia"/>
+          <w:sz w:val="32"/>
+          <w:szCs w:val="32"/>
+        </w:rPr>
+      </w:pPr>
+      <w:r>
+        <w:rPr>
+          <w:rFonts w:ascii="仿宋_GB2312" w:eastAsia="仿宋_GB2312" w:hAnsi="仿宋_GB2312" w:cs="仿宋_GB2312" w:hint="eastAsia"/>
+          <w:sz w:val="32"/>
+          <w:szCs w:val="32"/>
+        </w:rPr>
+        <w:t>4.引文标注。正文中引用他人的观点、原话、主要数据等，必须注明出处，有需要解释的内容，可以加注说明。引</w:t>
+      </w:r>
+      <w:r>
+        <w:rPr>
+          <w:rFonts w:ascii="仿宋_GB2312" w:eastAsia="仿宋_GB2312" w:hAnsi="仿宋_GB2312" w:cs="仿宋_GB2312" w:hint="eastAsia"/>
+          <w:sz w:val="32"/>
+          <w:szCs w:val="32"/>
+        </w:rPr>
+        <w:lastRenderedPageBreak/>
+        <w:t>用文献的标注方法可采用顺序编号制，也可采用著者－出版年制，但体例必须统一。引用采用阿拉伯数字编号加“脚注”的方式。</w:t>
+      </w:r>
+    </w:p>
+    <w:p>
+      <w:pPr>
+        <w:topLinePunct/>
+        <w:adjustRightInd w:val="0"/>
+        <w:snapToGrid w:val="0"/>
+        <w:spacing w:line="540" w:lineRule="exact"/>
+        <w:ind w:firstLineChars="200" w:firstLine="640"/>
+        <w:jc w:val="both"/>
+        <w:rPr>
+          <w:rFonts w:ascii="仿宋_GB2312" w:eastAsia="仿宋_GB2312" w:hAnsi="仿宋_GB2312" w:cs="仿宋_GB2312" w:hint="eastAsia"/>
+          <w:sz w:val="32"/>
+          <w:szCs w:val="32"/>
+        </w:rPr>
+      </w:pPr>
+      <w:r>
+        <w:rPr>
+          <w:rFonts w:ascii="仿宋_GB2312" w:eastAsia="仿宋_GB2312" w:hAnsi="仿宋_GB2312" w:cs="仿宋_GB2312" w:hint="eastAsia"/>
+          <w:sz w:val="32"/>
+          <w:szCs w:val="32"/>
+        </w:rPr>
+        <w:t>（1）所引用著作需注明：作者、著作名、出版单位和出版年号、页码。</w:t>
+      </w:r>
+    </w:p>
+    <w:p>
+      <w:pPr>
+        <w:topLinePunct/>
+        <w:adjustRightInd w:val="0"/>
+        <w:snapToGrid w:val="0"/>
+        <w:spacing w:line="540" w:lineRule="exact"/>
+        <w:ind w:firstLineChars="200" w:firstLine="640"/>
+        <w:jc w:val="both"/>
+        <w:rPr>
+          <w:rFonts w:ascii="仿宋_GB2312" w:eastAsia="仿宋_GB2312" w:hAnsi="仿宋_GB2312" w:cs="仿宋_GB2312" w:hint="eastAsia"/>
+          <w:sz w:val="32"/>
+          <w:szCs w:val="32"/>
+        </w:rPr>
+      </w:pPr>
+      <w:r>
+        <w:rPr>
+          <w:rFonts w:ascii="仿宋_GB2312" w:eastAsia="仿宋_GB2312" w:hAnsi="仿宋_GB2312" w:cs="仿宋_GB2312" w:hint="eastAsia"/>
+          <w:sz w:val="32"/>
+          <w:szCs w:val="32"/>
+        </w:rPr>
+        <w:t>（2）所引资料来自刊物需注明：作者、篇名、发表的刊物名、出版年号、期号、页码。</w:t>
+      </w:r>
+    </w:p>
+    <w:p>
+      <w:pPr>
+        <w:topLinePunct/>
+        <w:adjustRightInd w:val="0"/>
+        <w:snapToGrid w:val="0"/>
+        <w:spacing w:line="540" w:lineRule="exact"/>
+        <w:ind w:firstLineChars="200" w:firstLine="640"/>
+        <w:jc w:val="both"/>
+        <w:rPr>
+          <w:rFonts w:ascii="仿宋_GB2312" w:eastAsia="仿宋_GB2312" w:hAnsi="仿宋_GB2312" w:cs="仿宋_GB2312" w:hint="eastAsia"/>
+          <w:sz w:val="32"/>
+          <w:szCs w:val="32"/>
+        </w:rPr>
+      </w:pPr>
+      <w:r>
+        <w:rPr>
+          <w:rFonts w:ascii="仿宋_GB2312" w:eastAsia="仿宋_GB2312" w:hAnsi="仿宋_GB2312" w:cs="仿宋_GB2312" w:hint="eastAsia"/>
+          <w:sz w:val="32"/>
+          <w:szCs w:val="32"/>
+        </w:rPr>
+        <w:t>5.注释。毕业论文（设计）中如有词、词组、其他内容等需要进一步说明，用注释。注释采用阿拉伯数字编号加“脚注”的方式。</w:t>
+      </w:r>
+    </w:p>
+    <w:p>
+      <w:pPr>
+        <w:topLinePunct/>
+        <w:adjustRightInd w:val="0"/>
+        <w:snapToGrid w:val="0"/>
+        <w:spacing w:line="540" w:lineRule="exact"/>
+        <w:ind w:firstLineChars="200" w:firstLine="640"/>
+        <w:jc w:val="both"/>
+        <w:rPr>
+          <w:rFonts w:ascii="仿宋_GB2312" w:eastAsia="仿宋_GB2312" w:hAnsi="仿宋_GB2312" w:cs="仿宋_GB2312" w:hint="eastAsia"/>
           <w:b/>
           <w:bCs/>
           <w:sz w:val="32"/>
@@ -1931,94 +2809,1010 @@
       </w:pPr>
       <w:r>
         <w:rPr>
-          <w:rFonts w:ascii="仿宋_GB2312" w:eastAsia="仿宋_GB2312" w:hAnsi="仿宋_GB2312" w:cs="仿宋_GB2312"/>
+          <w:rFonts w:ascii="仿宋_GB2312" w:eastAsia="仿宋_GB2312" w:hAnsi="仿宋_GB2312" w:cs="仿宋_GB2312" w:hint="eastAsia"/>
           <w:b/>
           <w:bCs/>
           <w:sz w:val="32"/>
           <w:szCs w:val="32"/>
         </w:rPr>
-        <w:t>5. 公式目录域代码</w:t>
-      </w:r>
-    </w:p>
-    <w:p>
-      <w:pPr>
-        <w:topLinePunct/>
-        <w:adjustRightInd w:val="0"/>
-        <w:snapToGrid w:val="0"/>
-        <w:spacing w:line="540" w:lineRule="exact"/>
-        <w:ind w:firstLineChars="200" w:firstLine="640"/>
-        <w:jc w:val="both"/>
-        <w:rPr>
-          <w:rFonts w:ascii="仿宋_GB2312" w:eastAsia="仿宋_GB2312" w:hAnsi="仿宋_GB2312" w:cs="仿宋_GB2312"/>
-          <w:sz w:val="32"/>
-          <w:szCs w:val="32"/>
-        </w:rPr>
-      </w:pPr>
-      <w:r>
-        <w:rPr>
-          <w:rFonts w:ascii="仿宋_GB2312" w:eastAsia="仿宋_GB2312" w:hAnsi="仿宋_GB2312" w:cs="仿宋_GB2312"/>
-          <w:sz w:val="32"/>
-          <w:szCs w:val="32"/>
-        </w:rPr>
-        <w:t>每个公式段落需包含隐藏的 TOC 域代码，用于自动生成公式目录：</w:t>
-      </w:r>
-    </w:p>
-    <w:p>
-      <w:pPr>
-        <w:topLinePunct/>
-        <w:adjustRightInd w:val="0"/>
-        <w:snapToGrid w:val="0"/>
-        <w:spacing w:line="540" w:lineRule="exact"/>
-        <w:ind w:firstLineChars="200" w:firstLine="640"/>
-        <w:jc w:val="both"/>
-        <w:rPr>
-          <w:rFonts w:ascii="仿宋_GB2312" w:eastAsia="仿宋_GB2312" w:hAnsi="仿宋_GB2312" w:cs="仿宋_GB2312"/>
-          <w:sz w:val="32"/>
-          <w:szCs w:val="32"/>
-        </w:rPr>
-      </w:pPr>
-      <w:r>
-        <w:rPr>
-          <w:rFonts w:ascii="仿宋_GB2312" w:eastAsia="仿宋_GB2312" w:hAnsi="仿宋_GB2312" w:cs="仿宋_GB2312"/>
-          <w:sz w:val="32"/>
-          <w:szCs w:val="32"/>
-        </w:rPr>
-        <w:t>TC "公式（N）" \f E \l 1</w:t>
-      </w:r>
-    </w:p>
-    <w:p>
-      <w:pPr>
-        <w:topLinePunct/>
-        <w:adjustRightInd w:val="0"/>
-        <w:snapToGrid w:val="0"/>
-        <w:spacing w:line="540" w:lineRule="exact"/>
-        <w:ind w:firstLineChars="200" w:firstLine="640"/>
-        <w:jc w:val="both"/>
-        <w:rPr>
-          <w:rFonts w:ascii="仿宋_GB2312" w:eastAsia="仿宋_GB2312" w:hAnsi="仿宋_GB2312" w:cs="仿宋_GB2312"/>
-          <w:sz w:val="32"/>
-          <w:szCs w:val="32"/>
-        </w:rPr>
-      </w:pPr>
-      <w:r>
-        <w:rPr>
-          <w:rFonts w:ascii="仿宋_GB2312" w:eastAsia="仿宋_GB2312" w:hAnsi="仿宋_GB2312" w:cs="仿宋_GB2312"/>
-          <w:sz w:val="32"/>
-          <w:szCs w:val="32"/>
-        </w:rPr>
-        <w:t>格式为：w:instrText（&lt;w:vanish/&gt; 隐藏），配合 w:bookmarkStart/w:bookmarkEnd 书签定位页码。</w:t>
-      </w:r>
-    </w:p>
-    <w:p>
-      <w:pPr>
-        <w:topLinePunct/>
-        <w:adjustRightInd w:val="0"/>
-        <w:snapToGrid w:val="0"/>
-        <w:spacing w:line="540" w:lineRule="exact"/>
-        <w:ind w:firstLineChars="200" w:firstLine="640"/>
-        <w:jc w:val="both"/>
-        <w:rPr>
-          <w:rFonts w:ascii="仿宋_GB2312" w:eastAsia="仿宋_GB2312" w:hAnsi="仿宋_GB2312" w:cs="仿宋_GB2312"/>
+        <w:t>（六）参考文献</w:t>
+      </w:r>
+    </w:p>
+    <w:p>
+      <w:pPr>
+        <w:topLinePunct/>
+        <w:adjustRightInd w:val="0"/>
+        <w:snapToGrid w:val="0"/>
+        <w:spacing w:line="540" w:lineRule="exact"/>
+        <w:ind w:firstLineChars="200" w:firstLine="640"/>
+        <w:jc w:val="both"/>
+        <w:rPr>
+          <w:rFonts w:ascii="仿宋_GB2312" w:eastAsia="仿宋_GB2312" w:hAnsi="仿宋_GB2312" w:cs="仿宋_GB2312" w:hint="eastAsia"/>
+          <w:sz w:val="32"/>
+          <w:szCs w:val="32"/>
+        </w:rPr>
+      </w:pPr>
+      <w:r>
+        <w:rPr>
+          <w:rFonts w:ascii="仿宋_GB2312" w:eastAsia="仿宋_GB2312" w:hAnsi="仿宋_GB2312" w:cs="仿宋_GB2312" w:hint="eastAsia"/>
+          <w:sz w:val="32"/>
+          <w:szCs w:val="32"/>
+        </w:rPr>
+        <w:t>具体录入格式要求如下：</w:t>
+      </w:r>
+    </w:p>
+    <w:p>
+      <w:pPr>
+        <w:adjustRightInd w:val="0"/>
+        <w:snapToGrid w:val="0"/>
+        <w:spacing w:line="540" w:lineRule="exact"/>
+        <w:ind w:firstLineChars="200" w:firstLine="640"/>
+        <w:jc w:val="both"/>
+        <w:rPr>
+          <w:rFonts w:ascii="仿宋_GB2312" w:eastAsia="仿宋_GB2312" w:hAnsi="仿宋_GB2312" w:cs="仿宋_GB2312" w:hint="eastAsia"/>
+          <w:sz w:val="32"/>
+          <w:szCs w:val="32"/>
+        </w:rPr>
+      </w:pPr>
+      <w:r>
+        <w:rPr>
+          <w:rFonts w:ascii="仿宋_GB2312" w:eastAsia="仿宋_GB2312" w:hAnsi="仿宋_GB2312" w:cs="仿宋_GB2312" w:hint="eastAsia"/>
+          <w:sz w:val="32"/>
+          <w:szCs w:val="32"/>
+        </w:rPr>
+        <w:t>（1）顺序编号须按照正文（包括图、表的说明）引用文献的先后顺序连续编排。编号置于方括号中，并与参考文献空1个字符间隙。“参考文献”四个字字体为黑体，三号，加粗，居中，单</w:t>
+      </w:r>
+      <w:proofErr w:type="gramStart"/>
+      <w:r>
+        <w:rPr>
+          <w:rFonts w:ascii="仿宋_GB2312" w:eastAsia="仿宋_GB2312" w:hAnsi="仿宋_GB2312" w:cs="仿宋_GB2312" w:hint="eastAsia"/>
+          <w:sz w:val="32"/>
+          <w:szCs w:val="32"/>
+        </w:rPr>
+        <w:t>倍</w:t>
+      </w:r>
+      <w:proofErr w:type="gramEnd"/>
+      <w:r>
+        <w:rPr>
+          <w:rFonts w:ascii="仿宋_GB2312" w:eastAsia="仿宋_GB2312" w:hAnsi="仿宋_GB2312" w:cs="仿宋_GB2312" w:hint="eastAsia"/>
+          <w:sz w:val="32"/>
+          <w:szCs w:val="32"/>
+        </w:rPr>
+        <w:t>行距，</w:t>
+      </w:r>
+      <w:proofErr w:type="gramStart"/>
+      <w:r>
+        <w:rPr>
+          <w:rFonts w:ascii="仿宋_GB2312" w:eastAsia="仿宋_GB2312" w:hAnsi="仿宋_GB2312" w:cs="仿宋_GB2312" w:hint="eastAsia"/>
+          <w:sz w:val="32"/>
+          <w:szCs w:val="32"/>
+        </w:rPr>
+        <w:t>段前24磅</w:t>
+      </w:r>
+      <w:proofErr w:type="gramEnd"/>
+      <w:r>
+        <w:rPr>
+          <w:rFonts w:ascii="仿宋_GB2312" w:eastAsia="仿宋_GB2312" w:hAnsi="仿宋_GB2312" w:cs="仿宋_GB2312" w:hint="eastAsia"/>
+          <w:sz w:val="32"/>
+          <w:szCs w:val="32"/>
+        </w:rPr>
+        <w:t>，段后18磅；中文参考文献字体为宋体，五号，行间距为固定值16磅；英文参考文献字体为</w:t>
+      </w:r>
+      <w:r>
+        <w:rPr>
+          <w:rFonts w:ascii="Times New Roman" w:eastAsia="仿宋_GB2312" w:hAnsi="Times New Roman" w:hint="eastAsia"/>
+          <w:sz w:val="32"/>
+          <w:szCs w:val="32"/>
+        </w:rPr>
+        <w:t>Times New Roman</w:t>
+      </w:r>
+      <w:r>
+        <w:rPr>
+          <w:rFonts w:ascii="仿宋_GB2312" w:eastAsia="仿宋_GB2312" w:hAnsi="仿宋_GB2312" w:cs="仿宋_GB2312" w:hint="eastAsia"/>
+          <w:sz w:val="32"/>
+          <w:szCs w:val="32"/>
+        </w:rPr>
+        <w:t>，五号。</w:t>
+      </w:r>
+    </w:p>
+    <w:p>
+      <w:pPr>
+        <w:adjustRightInd w:val="0"/>
+        <w:snapToGrid w:val="0"/>
+        <w:spacing w:line="540" w:lineRule="exact"/>
+        <w:ind w:firstLineChars="200" w:firstLine="640"/>
+        <w:jc w:val="both"/>
+        <w:rPr>
+          <w:rFonts w:ascii="仿宋_GB2312" w:eastAsia="仿宋_GB2312" w:hAnsi="仿宋_GB2312" w:cs="仿宋_GB2312" w:hint="eastAsia"/>
+          <w:sz w:val="32"/>
+          <w:szCs w:val="32"/>
+        </w:rPr>
+      </w:pPr>
+      <w:r>
+        <w:rPr>
+          <w:rFonts w:ascii="仿宋_GB2312" w:eastAsia="仿宋_GB2312" w:hAnsi="仿宋_GB2312" w:cs="仿宋_GB2312" w:hint="eastAsia"/>
+          <w:sz w:val="32"/>
+          <w:szCs w:val="32"/>
+        </w:rPr>
+        <w:t>（2）各项目之间用间隔号“.”间隔，文献末加“.”。外文参考</w:t>
+      </w:r>
+      <w:proofErr w:type="gramStart"/>
+      <w:r>
+        <w:rPr>
+          <w:rFonts w:ascii="仿宋_GB2312" w:eastAsia="仿宋_GB2312" w:hAnsi="仿宋_GB2312" w:cs="仿宋_GB2312" w:hint="eastAsia"/>
+          <w:sz w:val="32"/>
+          <w:szCs w:val="32"/>
+        </w:rPr>
+        <w:t>文献名首字母</w:t>
+      </w:r>
+      <w:proofErr w:type="gramEnd"/>
+      <w:r>
+        <w:rPr>
+          <w:rFonts w:ascii="仿宋_GB2312" w:eastAsia="仿宋_GB2312" w:hAnsi="仿宋_GB2312" w:cs="仿宋_GB2312" w:hint="eastAsia"/>
+          <w:sz w:val="32"/>
+          <w:szCs w:val="32"/>
+        </w:rPr>
+        <w:t>和每个实词首字母大写，其余为小写。编著者不超过三位时，可全部录入；超过三位时，录“三位等”。参考文献著录式样：</w:t>
+      </w:r>
+    </w:p>
+    <w:p>
+      <w:pPr>
+        <w:adjustRightInd w:val="0"/>
+        <w:snapToGrid w:val="0"/>
+        <w:spacing w:line="540" w:lineRule="exact"/>
+        <w:ind w:firstLineChars="200" w:firstLine="640"/>
+        <w:jc w:val="both"/>
+        <w:rPr>
+          <w:rFonts w:ascii="仿宋_GB2312" w:eastAsia="仿宋_GB2312"/>
+          <w:sz w:val="32"/>
+          <w:szCs w:val="32"/>
+        </w:rPr>
+      </w:pPr>
+      <w:r>
+        <w:rPr>
+          <w:rFonts w:ascii="仿宋_GB2312" w:eastAsia="仿宋_GB2312" w:hint="eastAsia"/>
+          <w:sz w:val="32"/>
+          <w:szCs w:val="32"/>
+        </w:rPr>
+        <w:lastRenderedPageBreak/>
+        <w:fldChar w:fldCharType="begin"/>
+      </w:r>
+      <w:r>
+        <w:rPr>
+          <w:rFonts w:ascii="仿宋_GB2312" w:eastAsia="仿宋_GB2312" w:hint="eastAsia"/>
+          <w:sz w:val="32"/>
+          <w:szCs w:val="32"/>
+        </w:rPr>
+        <w:instrText xml:space="preserve"> = 1 \* GB3 </w:instrText>
+      </w:r>
+      <w:r>
+        <w:rPr>
+          <w:rFonts w:ascii="仿宋_GB2312" w:eastAsia="仿宋_GB2312" w:hint="eastAsia"/>
+          <w:sz w:val="32"/>
+          <w:szCs w:val="32"/>
+        </w:rPr>
+        <w:fldChar w:fldCharType="separate"/>
+      </w:r>
+      <w:r>
+        <w:rPr>
+          <w:rFonts w:ascii="仿宋_GB2312" w:eastAsia="仿宋_GB2312" w:hint="eastAsia"/>
+          <w:sz w:val="32"/>
+          <w:szCs w:val="32"/>
+        </w:rPr>
+        <w:t>①</w:t>
+      </w:r>
+      <w:r>
+        <w:rPr>
+          <w:rFonts w:ascii="仿宋_GB2312" w:eastAsia="仿宋_GB2312" w:hint="eastAsia"/>
+          <w:sz w:val="32"/>
+          <w:szCs w:val="32"/>
+        </w:rPr>
+        <w:fldChar w:fldCharType="end"/>
+      </w:r>
+      <w:r>
+        <w:rPr>
+          <w:rFonts w:ascii="仿宋_GB2312" w:eastAsia="仿宋_GB2312" w:hint="eastAsia"/>
+          <w:sz w:val="32"/>
+          <w:szCs w:val="32"/>
+        </w:rPr>
+        <w:t>专著、论文集、学位论文、报告：［序号］主要责任者.文献题名［文献类型标识M/C/D/R］.出版地:出版者，出版年.起止页码(任选).</w:t>
+      </w:r>
+    </w:p>
+    <w:p>
+      <w:pPr>
+        <w:adjustRightInd w:val="0"/>
+        <w:snapToGrid w:val="0"/>
+        <w:spacing w:line="540" w:lineRule="exact"/>
+        <w:ind w:firstLineChars="200" w:firstLine="640"/>
+        <w:jc w:val="both"/>
+        <w:rPr>
+          <w:rFonts w:ascii="仿宋_GB2312" w:eastAsia="仿宋_GB2312"/>
+          <w:kern w:val="0"/>
+          <w:sz w:val="32"/>
+          <w:szCs w:val="32"/>
+        </w:rPr>
+      </w:pPr>
+      <w:r>
+        <w:rPr>
+          <w:rFonts w:ascii="仿宋_GB2312" w:eastAsia="仿宋_GB2312" w:hint="eastAsia"/>
+          <w:kern w:val="0"/>
+          <w:sz w:val="32"/>
+          <w:szCs w:val="32"/>
+        </w:rPr>
+        <w:fldChar w:fldCharType="begin"/>
+      </w:r>
+      <w:r>
+        <w:rPr>
+          <w:rFonts w:ascii="仿宋_GB2312" w:eastAsia="仿宋_GB2312" w:hint="eastAsia"/>
+          <w:kern w:val="0"/>
+          <w:sz w:val="32"/>
+          <w:szCs w:val="32"/>
+        </w:rPr>
+        <w:instrText xml:space="preserve"> = 2 \* GB3 </w:instrText>
+      </w:r>
+      <w:r>
+        <w:rPr>
+          <w:rFonts w:ascii="仿宋_GB2312" w:eastAsia="仿宋_GB2312" w:hint="eastAsia"/>
+          <w:kern w:val="0"/>
+          <w:sz w:val="32"/>
+          <w:szCs w:val="32"/>
+        </w:rPr>
+        <w:fldChar w:fldCharType="separate"/>
+      </w:r>
+      <w:r>
+        <w:rPr>
+          <w:rFonts w:ascii="仿宋_GB2312" w:eastAsia="仿宋_GB2312" w:hint="eastAsia"/>
+          <w:kern w:val="0"/>
+          <w:sz w:val="32"/>
+          <w:szCs w:val="32"/>
+        </w:rPr>
+        <w:t>②</w:t>
+      </w:r>
+      <w:r>
+        <w:rPr>
+          <w:rFonts w:ascii="仿宋_GB2312" w:eastAsia="仿宋_GB2312" w:hint="eastAsia"/>
+          <w:kern w:val="0"/>
+          <w:sz w:val="32"/>
+          <w:szCs w:val="32"/>
+        </w:rPr>
+        <w:fldChar w:fldCharType="end"/>
+      </w:r>
+      <w:r>
+        <w:rPr>
+          <w:rFonts w:ascii="仿宋_GB2312" w:eastAsia="仿宋_GB2312" w:hint="eastAsia"/>
+          <w:kern w:val="0"/>
+          <w:sz w:val="32"/>
+          <w:szCs w:val="32"/>
+        </w:rPr>
+        <w:t>学术期刊：［序号］主要责任者.文献题名［J］.刊名，年，卷(期):起止页码.</w:t>
+      </w:r>
+    </w:p>
+    <w:p>
+      <w:pPr>
+        <w:adjustRightInd w:val="0"/>
+        <w:snapToGrid w:val="0"/>
+        <w:spacing w:line="540" w:lineRule="exact"/>
+        <w:ind w:firstLineChars="200" w:firstLine="640"/>
+        <w:jc w:val="both"/>
+        <w:rPr>
+          <w:rFonts w:ascii="仿宋_GB2312" w:eastAsia="仿宋_GB2312"/>
+          <w:kern w:val="0"/>
+          <w:sz w:val="32"/>
+          <w:szCs w:val="32"/>
+        </w:rPr>
+      </w:pPr>
+      <w:r>
+        <w:rPr>
+          <w:rFonts w:ascii="仿宋_GB2312" w:eastAsia="仿宋_GB2312" w:hint="eastAsia"/>
+          <w:kern w:val="0"/>
+          <w:sz w:val="32"/>
+          <w:szCs w:val="32"/>
+        </w:rPr>
+        <w:fldChar w:fldCharType="begin"/>
+      </w:r>
+      <w:r>
+        <w:rPr>
+          <w:rFonts w:ascii="仿宋_GB2312" w:eastAsia="仿宋_GB2312" w:hint="eastAsia"/>
+          <w:kern w:val="0"/>
+          <w:sz w:val="32"/>
+          <w:szCs w:val="32"/>
+        </w:rPr>
+        <w:instrText xml:space="preserve"> = 3 \* GB3 </w:instrText>
+      </w:r>
+      <w:r>
+        <w:rPr>
+          <w:rFonts w:ascii="仿宋_GB2312" w:eastAsia="仿宋_GB2312" w:hint="eastAsia"/>
+          <w:kern w:val="0"/>
+          <w:sz w:val="32"/>
+          <w:szCs w:val="32"/>
+        </w:rPr>
+        <w:fldChar w:fldCharType="separate"/>
+      </w:r>
+      <w:r>
+        <w:rPr>
+          <w:rFonts w:ascii="仿宋_GB2312" w:eastAsia="仿宋_GB2312" w:hint="eastAsia"/>
+          <w:kern w:val="0"/>
+          <w:sz w:val="32"/>
+          <w:szCs w:val="32"/>
+        </w:rPr>
+        <w:t>③</w:t>
+      </w:r>
+      <w:r>
+        <w:rPr>
+          <w:rFonts w:ascii="仿宋_GB2312" w:eastAsia="仿宋_GB2312" w:hint="eastAsia"/>
+          <w:kern w:val="0"/>
+          <w:sz w:val="32"/>
+          <w:szCs w:val="32"/>
+        </w:rPr>
+        <w:fldChar w:fldCharType="end"/>
+      </w:r>
+      <w:r>
+        <w:rPr>
+          <w:rFonts w:ascii="仿宋_GB2312" w:eastAsia="仿宋_GB2312" w:hint="eastAsia"/>
+          <w:kern w:val="0"/>
+          <w:sz w:val="32"/>
+          <w:szCs w:val="32"/>
+        </w:rPr>
+        <w:t>报纸文章：［序号］主要责任者.文献题名［N］.报纸名，出版日期(版次).</w:t>
+      </w:r>
+    </w:p>
+    <w:p>
+      <w:pPr>
+        <w:adjustRightInd w:val="0"/>
+        <w:snapToGrid w:val="0"/>
+        <w:spacing w:line="540" w:lineRule="exact"/>
+        <w:ind w:firstLineChars="200" w:firstLine="640"/>
+        <w:jc w:val="both"/>
+        <w:rPr>
+          <w:rFonts w:ascii="仿宋_GB2312" w:eastAsia="仿宋_GB2312"/>
+          <w:kern w:val="0"/>
+          <w:sz w:val="32"/>
+          <w:szCs w:val="32"/>
+        </w:rPr>
+      </w:pPr>
+      <w:r>
+        <w:rPr>
+          <w:rFonts w:ascii="仿宋_GB2312" w:eastAsia="仿宋_GB2312" w:hint="eastAsia"/>
+          <w:kern w:val="0"/>
+          <w:sz w:val="32"/>
+          <w:szCs w:val="32"/>
+        </w:rPr>
+        <w:fldChar w:fldCharType="begin"/>
+      </w:r>
+      <w:r>
+        <w:rPr>
+          <w:rFonts w:ascii="仿宋_GB2312" w:eastAsia="仿宋_GB2312" w:hint="eastAsia"/>
+          <w:kern w:val="0"/>
+          <w:sz w:val="32"/>
+          <w:szCs w:val="32"/>
+        </w:rPr>
+        <w:instrText xml:space="preserve"> = 4 \* GB3 </w:instrText>
+      </w:r>
+      <w:r>
+        <w:rPr>
+          <w:rFonts w:ascii="仿宋_GB2312" w:eastAsia="仿宋_GB2312" w:hint="eastAsia"/>
+          <w:kern w:val="0"/>
+          <w:sz w:val="32"/>
+          <w:szCs w:val="32"/>
+        </w:rPr>
+        <w:fldChar w:fldCharType="separate"/>
+      </w:r>
+      <w:r>
+        <w:rPr>
+          <w:rFonts w:ascii="仿宋_GB2312" w:eastAsia="仿宋_GB2312" w:hint="eastAsia"/>
+          <w:kern w:val="0"/>
+          <w:sz w:val="32"/>
+          <w:szCs w:val="32"/>
+        </w:rPr>
+        <w:t>④</w:t>
+      </w:r>
+      <w:r>
+        <w:rPr>
+          <w:rFonts w:ascii="仿宋_GB2312" w:eastAsia="仿宋_GB2312" w:hint="eastAsia"/>
+          <w:kern w:val="0"/>
+          <w:sz w:val="32"/>
+          <w:szCs w:val="32"/>
+        </w:rPr>
+        <w:fldChar w:fldCharType="end"/>
+      </w:r>
+      <w:r>
+        <w:rPr>
+          <w:rFonts w:ascii="仿宋_GB2312" w:eastAsia="仿宋_GB2312" w:hint="eastAsia"/>
+          <w:kern w:val="0"/>
+          <w:sz w:val="32"/>
+          <w:szCs w:val="32"/>
+        </w:rPr>
+        <w:t>专利：［序号］专利所有者.专利题名［P］.专利国别:专利号，授权日期.</w:t>
+      </w:r>
+    </w:p>
+    <w:p>
+      <w:pPr>
+        <w:adjustRightInd w:val="0"/>
+        <w:snapToGrid w:val="0"/>
+        <w:spacing w:line="540" w:lineRule="exact"/>
+        <w:ind w:firstLineChars="200" w:firstLine="640"/>
+        <w:jc w:val="both"/>
+        <w:rPr>
+          <w:rFonts w:ascii="仿宋_GB2312" w:eastAsia="仿宋_GB2312"/>
+          <w:kern w:val="0"/>
+          <w:sz w:val="32"/>
+          <w:szCs w:val="32"/>
+        </w:rPr>
+      </w:pPr>
+      <w:r>
+        <w:rPr>
+          <w:rFonts w:ascii="仿宋_GB2312" w:eastAsia="仿宋_GB2312" w:hint="eastAsia"/>
+          <w:kern w:val="0"/>
+          <w:sz w:val="32"/>
+          <w:szCs w:val="32"/>
+        </w:rPr>
+        <w:fldChar w:fldCharType="begin"/>
+      </w:r>
+      <w:r>
+        <w:rPr>
+          <w:rFonts w:ascii="仿宋_GB2312" w:eastAsia="仿宋_GB2312" w:hint="eastAsia"/>
+          <w:kern w:val="0"/>
+          <w:sz w:val="32"/>
+          <w:szCs w:val="32"/>
+        </w:rPr>
+        <w:instrText xml:space="preserve"> = 5 \* GB3 </w:instrText>
+      </w:r>
+      <w:r>
+        <w:rPr>
+          <w:rFonts w:ascii="仿宋_GB2312" w:eastAsia="仿宋_GB2312" w:hint="eastAsia"/>
+          <w:kern w:val="0"/>
+          <w:sz w:val="32"/>
+          <w:szCs w:val="32"/>
+        </w:rPr>
+        <w:fldChar w:fldCharType="separate"/>
+      </w:r>
+      <w:r>
+        <w:rPr>
+          <w:rFonts w:ascii="仿宋_GB2312" w:eastAsia="仿宋_GB2312" w:hint="eastAsia"/>
+          <w:kern w:val="0"/>
+          <w:sz w:val="32"/>
+          <w:szCs w:val="32"/>
+        </w:rPr>
+        <w:t>⑤</w:t>
+      </w:r>
+      <w:r>
+        <w:rPr>
+          <w:rFonts w:ascii="仿宋_GB2312" w:eastAsia="仿宋_GB2312" w:hint="eastAsia"/>
+          <w:kern w:val="0"/>
+          <w:sz w:val="32"/>
+          <w:szCs w:val="32"/>
+        </w:rPr>
+        <w:fldChar w:fldCharType="end"/>
+      </w:r>
+      <w:r>
+        <w:rPr>
+          <w:rFonts w:ascii="仿宋_GB2312" w:eastAsia="仿宋_GB2312" w:hint="eastAsia"/>
+          <w:kern w:val="0"/>
+          <w:sz w:val="32"/>
+          <w:szCs w:val="32"/>
+        </w:rPr>
+        <w:t>技术标准：［序号］标准编号，标准名称［S］.</w:t>
+      </w:r>
+    </w:p>
+    <w:p>
+      <w:pPr>
+        <w:adjustRightInd w:val="0"/>
+        <w:snapToGrid w:val="0"/>
+        <w:spacing w:line="540" w:lineRule="exact"/>
+        <w:ind w:firstLineChars="200" w:firstLine="640"/>
+        <w:jc w:val="both"/>
+        <w:rPr>
+          <w:rFonts w:ascii="仿宋_GB2312" w:eastAsia="仿宋_GB2312"/>
+          <w:kern w:val="0"/>
+          <w:sz w:val="32"/>
+          <w:szCs w:val="32"/>
+        </w:rPr>
+      </w:pPr>
+      <w:r>
+        <w:rPr>
+          <w:rFonts w:ascii="仿宋_GB2312" w:eastAsia="仿宋_GB2312" w:hint="eastAsia"/>
+          <w:kern w:val="0"/>
+          <w:sz w:val="32"/>
+          <w:szCs w:val="32"/>
+        </w:rPr>
+        <w:fldChar w:fldCharType="begin"/>
+      </w:r>
+      <w:r>
+        <w:rPr>
+          <w:rFonts w:ascii="仿宋_GB2312" w:eastAsia="仿宋_GB2312" w:hint="eastAsia"/>
+          <w:kern w:val="0"/>
+          <w:sz w:val="32"/>
+          <w:szCs w:val="32"/>
+        </w:rPr>
+        <w:instrText xml:space="preserve"> = 6 \* GB3 </w:instrText>
+      </w:r>
+      <w:r>
+        <w:rPr>
+          <w:rFonts w:ascii="仿宋_GB2312" w:eastAsia="仿宋_GB2312" w:hint="eastAsia"/>
+          <w:kern w:val="0"/>
+          <w:sz w:val="32"/>
+          <w:szCs w:val="32"/>
+        </w:rPr>
+        <w:fldChar w:fldCharType="separate"/>
+      </w:r>
+      <w:r>
+        <w:rPr>
+          <w:rFonts w:ascii="仿宋_GB2312" w:eastAsia="仿宋_GB2312" w:hint="eastAsia"/>
+          <w:kern w:val="0"/>
+          <w:sz w:val="32"/>
+          <w:szCs w:val="32"/>
+        </w:rPr>
+        <w:t>⑥</w:t>
+      </w:r>
+      <w:r>
+        <w:rPr>
+          <w:rFonts w:ascii="仿宋_GB2312" w:eastAsia="仿宋_GB2312" w:hint="eastAsia"/>
+          <w:kern w:val="0"/>
+          <w:sz w:val="32"/>
+          <w:szCs w:val="32"/>
+        </w:rPr>
+        <w:fldChar w:fldCharType="end"/>
+      </w:r>
+      <w:r>
+        <w:rPr>
+          <w:rFonts w:ascii="仿宋_GB2312" w:eastAsia="仿宋_GB2312" w:hint="eastAsia"/>
+          <w:kern w:val="0"/>
+          <w:sz w:val="32"/>
+          <w:szCs w:val="32"/>
+        </w:rPr>
+        <w:t>电子文献：［序号］主要责任者.电子文献题名［电子文献和载体类型标识］.电子文献的出处或可获得地址，发表或更新日期/引用日期(任选).</w:t>
+      </w:r>
+    </w:p>
+    <w:p>
+      <w:pPr>
+        <w:adjustRightInd w:val="0"/>
+        <w:snapToGrid w:val="0"/>
+        <w:spacing w:line="540" w:lineRule="exact"/>
+        <w:ind w:firstLineChars="200" w:firstLine="640"/>
+        <w:rPr>
+          <w:rFonts w:ascii="仿宋_GB2312" w:eastAsia="仿宋_GB2312" w:hAnsi="仿宋_GB2312" w:cs="仿宋_GB2312" w:hint="eastAsia"/>
+          <w:sz w:val="32"/>
+          <w:szCs w:val="32"/>
+        </w:rPr>
+      </w:pPr>
+      <w:r>
+        <w:rPr>
+          <w:rFonts w:ascii="仿宋_GB2312" w:eastAsia="仿宋_GB2312" w:hAnsi="仿宋_GB2312" w:cs="仿宋_GB2312" w:hint="eastAsia"/>
+          <w:sz w:val="32"/>
+          <w:szCs w:val="32"/>
+        </w:rPr>
+        <w:t>例如：</w:t>
+      </w:r>
+    </w:p>
+    <w:p>
+      <w:pPr>
+        <w:adjustRightInd w:val="0"/>
+        <w:snapToGrid w:val="0"/>
+        <w:spacing w:line="540" w:lineRule="exact"/>
+        <w:ind w:firstLineChars="200" w:firstLine="640"/>
+        <w:jc w:val="both"/>
+        <w:rPr>
+          <w:rFonts w:ascii="仿宋_GB2312" w:eastAsia="仿宋_GB2312"/>
+          <w:sz w:val="32"/>
+          <w:szCs w:val="32"/>
+        </w:rPr>
+      </w:pPr>
+      <w:r>
+        <w:rPr>
+          <w:rFonts w:ascii="仿宋_GB2312" w:eastAsia="仿宋_GB2312" w:hAnsiTheme="minorEastAsia" w:cs="仿宋_GB2312" w:hint="eastAsia"/>
+          <w:sz w:val="32"/>
+          <w:szCs w:val="32"/>
+        </w:rPr>
+        <w:t>［1］</w:t>
+      </w:r>
+      <w:proofErr w:type="gramStart"/>
+      <w:r>
+        <w:rPr>
+          <w:rFonts w:ascii="仿宋_GB2312" w:eastAsia="仿宋_GB2312" w:hAnsiTheme="minorEastAsia" w:cs="仿宋_GB2312" w:hint="eastAsia"/>
+          <w:sz w:val="32"/>
+          <w:szCs w:val="32"/>
+        </w:rPr>
+        <w:t>颉</w:t>
+      </w:r>
+      <w:proofErr w:type="gramEnd"/>
+      <w:r>
+        <w:rPr>
+          <w:rFonts w:ascii="仿宋_GB2312" w:eastAsia="仿宋_GB2312" w:hAnsiTheme="minorEastAsia" w:cs="仿宋_GB2312" w:hint="eastAsia"/>
+          <w:sz w:val="32"/>
+          <w:szCs w:val="32"/>
+        </w:rPr>
+        <w:t>茂华,王瑾,刘冬梅.环境规制、技术创新与企业经营绩效[J].南开管理评论,2014,17(06):106-113.</w:t>
+      </w:r>
+    </w:p>
+    <w:p>
+      <w:pPr>
+        <w:adjustRightInd w:val="0"/>
+        <w:snapToGrid w:val="0"/>
+        <w:spacing w:line="540" w:lineRule="exact"/>
+        <w:ind w:firstLineChars="200" w:firstLine="640"/>
+        <w:jc w:val="both"/>
+        <w:rPr>
+          <w:rFonts w:ascii="仿宋_GB2312" w:eastAsia="仿宋_GB2312"/>
+          <w:sz w:val="32"/>
+          <w:szCs w:val="32"/>
+        </w:rPr>
+      </w:pPr>
+      <w:r>
+        <w:rPr>
+          <w:rFonts w:ascii="仿宋_GB2312" w:eastAsia="仿宋_GB2312" w:hAnsi="Times New Roman" w:hint="eastAsia"/>
+          <w:sz w:val="32"/>
+          <w:szCs w:val="32"/>
+        </w:rPr>
+        <w:t>［2］</w:t>
+      </w:r>
+      <w:r>
+        <w:rPr>
+          <w:rFonts w:ascii="Times New Roman" w:eastAsia="仿宋_GB2312" w:hAnsi="Times New Roman"/>
+          <w:sz w:val="32"/>
+          <w:szCs w:val="32"/>
+        </w:rPr>
+        <w:t xml:space="preserve">Palmer </w:t>
+      </w:r>
+      <w:proofErr w:type="spellStart"/>
+      <w:r>
+        <w:rPr>
+          <w:rFonts w:ascii="Times New Roman" w:eastAsia="仿宋_GB2312" w:hAnsi="Times New Roman"/>
+          <w:sz w:val="32"/>
+          <w:szCs w:val="32"/>
+        </w:rPr>
+        <w:t>K</w:t>
+      </w:r>
+      <w:r>
+        <w:rPr>
+          <w:rFonts w:ascii="Times New Roman" w:eastAsia="仿宋_GB2312" w:hAnsi="Times New Roman" w:hint="eastAsia"/>
+          <w:sz w:val="32"/>
+          <w:szCs w:val="32"/>
+        </w:rPr>
+        <w:t>,</w:t>
+      </w:r>
+      <w:r>
+        <w:rPr>
+          <w:rFonts w:ascii="Times New Roman" w:eastAsia="仿宋_GB2312" w:hAnsi="Times New Roman"/>
+          <w:sz w:val="32"/>
+          <w:szCs w:val="32"/>
+        </w:rPr>
+        <w:t>Oates</w:t>
+      </w:r>
+      <w:proofErr w:type="spellEnd"/>
+      <w:r>
+        <w:rPr>
+          <w:rFonts w:ascii="Times New Roman" w:eastAsia="仿宋_GB2312" w:hAnsi="Times New Roman"/>
+          <w:sz w:val="32"/>
+          <w:szCs w:val="32"/>
+        </w:rPr>
+        <w:t xml:space="preserve"> E </w:t>
+      </w:r>
+      <w:proofErr w:type="spellStart"/>
+      <w:r>
+        <w:rPr>
+          <w:rFonts w:ascii="Times New Roman" w:eastAsia="仿宋_GB2312" w:hAnsi="Times New Roman"/>
+          <w:sz w:val="32"/>
+          <w:szCs w:val="32"/>
+        </w:rPr>
+        <w:t>W</w:t>
+      </w:r>
+      <w:r>
+        <w:rPr>
+          <w:rFonts w:ascii="Times New Roman" w:eastAsia="仿宋_GB2312" w:hAnsi="Times New Roman" w:hint="eastAsia"/>
+          <w:sz w:val="32"/>
+          <w:szCs w:val="32"/>
+        </w:rPr>
+        <w:t>,</w:t>
+      </w:r>
+      <w:r>
+        <w:rPr>
+          <w:rFonts w:ascii="Times New Roman" w:eastAsia="仿宋_GB2312" w:hAnsi="Times New Roman"/>
+          <w:sz w:val="32"/>
+          <w:szCs w:val="32"/>
+        </w:rPr>
+        <w:t>Portney</w:t>
+      </w:r>
+      <w:proofErr w:type="spellEnd"/>
+      <w:r>
+        <w:rPr>
+          <w:rFonts w:ascii="Times New Roman" w:eastAsia="仿宋_GB2312" w:hAnsi="Times New Roman"/>
+          <w:sz w:val="32"/>
+          <w:szCs w:val="32"/>
+        </w:rPr>
+        <w:t xml:space="preserve"> P </w:t>
+      </w:r>
+      <w:proofErr w:type="spellStart"/>
+      <w:r>
+        <w:rPr>
+          <w:rFonts w:ascii="Times New Roman" w:eastAsia="仿宋_GB2312" w:hAnsi="Times New Roman"/>
+          <w:sz w:val="32"/>
+          <w:szCs w:val="32"/>
+        </w:rPr>
+        <w:t>R</w:t>
+      </w:r>
+      <w:r>
+        <w:rPr>
+          <w:rFonts w:ascii="Times New Roman" w:eastAsia="仿宋_GB2312" w:hAnsi="Times New Roman" w:hint="eastAsia"/>
+          <w:sz w:val="32"/>
+          <w:szCs w:val="32"/>
+        </w:rPr>
+        <w:t>.</w:t>
+      </w:r>
+      <w:r>
+        <w:rPr>
+          <w:rFonts w:ascii="Times New Roman" w:eastAsia="仿宋_GB2312" w:hAnsi="Times New Roman"/>
+          <w:sz w:val="32"/>
+          <w:szCs w:val="32"/>
+        </w:rPr>
+        <w:t>Tightening</w:t>
+      </w:r>
+      <w:proofErr w:type="spellEnd"/>
+      <w:r>
+        <w:rPr>
+          <w:rFonts w:ascii="Times New Roman" w:eastAsia="仿宋_GB2312" w:hAnsi="Times New Roman"/>
+          <w:sz w:val="32"/>
+          <w:szCs w:val="32"/>
+        </w:rPr>
+        <w:t xml:space="preserve"> </w:t>
+      </w:r>
+      <w:r>
+        <w:rPr>
+          <w:rFonts w:ascii="Times New Roman" w:eastAsia="仿宋_GB2312" w:hAnsi="Times New Roman" w:hint="eastAsia"/>
+          <w:sz w:val="32"/>
+          <w:szCs w:val="32"/>
+        </w:rPr>
+        <w:t>E</w:t>
+      </w:r>
+      <w:r>
+        <w:rPr>
+          <w:rFonts w:ascii="Times New Roman" w:eastAsia="仿宋_GB2312" w:hAnsi="Times New Roman"/>
+          <w:sz w:val="32"/>
+          <w:szCs w:val="32"/>
+        </w:rPr>
+        <w:t xml:space="preserve">nvironmental </w:t>
+      </w:r>
+      <w:r>
+        <w:rPr>
+          <w:rFonts w:ascii="Times New Roman" w:eastAsia="仿宋_GB2312" w:hAnsi="Times New Roman" w:hint="eastAsia"/>
+          <w:sz w:val="32"/>
+          <w:szCs w:val="32"/>
+        </w:rPr>
+        <w:t>S</w:t>
+      </w:r>
+      <w:r>
+        <w:rPr>
+          <w:rFonts w:ascii="Times New Roman" w:eastAsia="仿宋_GB2312" w:hAnsi="Times New Roman"/>
+          <w:sz w:val="32"/>
+          <w:szCs w:val="32"/>
+        </w:rPr>
+        <w:t xml:space="preserve">tandard: </w:t>
+      </w:r>
+      <w:r>
+        <w:rPr>
+          <w:rFonts w:ascii="Times New Roman" w:eastAsia="仿宋_GB2312" w:hAnsi="Times New Roman" w:hint="eastAsia"/>
+          <w:sz w:val="32"/>
+          <w:szCs w:val="32"/>
+        </w:rPr>
+        <w:t>t</w:t>
+      </w:r>
+      <w:r>
+        <w:rPr>
+          <w:rFonts w:ascii="Times New Roman" w:eastAsia="仿宋_GB2312" w:hAnsi="Times New Roman"/>
+          <w:sz w:val="32"/>
+          <w:szCs w:val="32"/>
+        </w:rPr>
+        <w:t xml:space="preserve">he </w:t>
+      </w:r>
+      <w:r>
+        <w:rPr>
+          <w:rFonts w:ascii="Times New Roman" w:eastAsia="仿宋_GB2312" w:hAnsi="Times New Roman" w:hint="eastAsia"/>
+          <w:sz w:val="32"/>
+          <w:szCs w:val="32"/>
+        </w:rPr>
+        <w:t>B</w:t>
+      </w:r>
+      <w:r>
+        <w:rPr>
+          <w:rFonts w:ascii="Times New Roman" w:eastAsia="仿宋_GB2312" w:hAnsi="Times New Roman"/>
+          <w:sz w:val="32"/>
+          <w:szCs w:val="32"/>
+        </w:rPr>
+        <w:t>enefit</w:t>
+      </w:r>
+      <w:r>
+        <w:rPr>
+          <w:rFonts w:ascii="Times New Roman" w:eastAsia="仿宋_GB2312" w:hAnsi="Times New Roman" w:hint="eastAsia"/>
+          <w:sz w:val="32"/>
+          <w:szCs w:val="32"/>
+        </w:rPr>
+        <w:t>－</w:t>
+      </w:r>
+      <w:r>
+        <w:rPr>
+          <w:rFonts w:ascii="Times New Roman" w:eastAsia="仿宋_GB2312" w:hAnsi="Times New Roman" w:hint="eastAsia"/>
+          <w:sz w:val="32"/>
+          <w:szCs w:val="32"/>
+        </w:rPr>
+        <w:t>C</w:t>
+      </w:r>
+      <w:r>
+        <w:rPr>
+          <w:rFonts w:ascii="Times New Roman" w:eastAsia="仿宋_GB2312" w:hAnsi="Times New Roman"/>
+          <w:sz w:val="32"/>
+          <w:szCs w:val="32"/>
+        </w:rPr>
+        <w:t xml:space="preserve">ost or the </w:t>
+      </w:r>
+      <w:r>
+        <w:rPr>
+          <w:rFonts w:ascii="Times New Roman" w:eastAsia="仿宋_GB2312" w:hAnsi="Times New Roman" w:hint="eastAsia"/>
+          <w:sz w:val="32"/>
+          <w:szCs w:val="32"/>
+        </w:rPr>
+        <w:t>N</w:t>
+      </w:r>
+      <w:r>
+        <w:rPr>
+          <w:rFonts w:ascii="Times New Roman" w:eastAsia="仿宋_GB2312" w:hAnsi="Times New Roman"/>
+          <w:sz w:val="32"/>
+          <w:szCs w:val="32"/>
+        </w:rPr>
+        <w:t>o</w:t>
+      </w:r>
+      <w:r>
+        <w:rPr>
+          <w:rFonts w:ascii="Times New Roman" w:eastAsia="仿宋_GB2312" w:hAnsi="Times New Roman" w:hint="eastAsia"/>
+          <w:sz w:val="32"/>
+          <w:szCs w:val="32"/>
+        </w:rPr>
+        <w:t>－</w:t>
+      </w:r>
+      <w:r>
+        <w:rPr>
+          <w:rFonts w:ascii="Times New Roman" w:eastAsia="仿宋_GB2312" w:hAnsi="Times New Roman"/>
+          <w:sz w:val="32"/>
+          <w:szCs w:val="32"/>
+        </w:rPr>
+        <w:t xml:space="preserve">cost </w:t>
+      </w:r>
+      <w:r>
+        <w:rPr>
+          <w:rFonts w:ascii="Times New Roman" w:eastAsia="仿宋_GB2312" w:hAnsi="Times New Roman" w:hint="eastAsia"/>
+          <w:sz w:val="32"/>
+          <w:szCs w:val="32"/>
+        </w:rPr>
+        <w:t>P</w:t>
+      </w:r>
+      <w:r>
+        <w:rPr>
+          <w:rFonts w:ascii="Times New Roman" w:eastAsia="仿宋_GB2312" w:hAnsi="Times New Roman"/>
+          <w:sz w:val="32"/>
+          <w:szCs w:val="32"/>
+        </w:rPr>
+        <w:t>aradigm</w:t>
+      </w:r>
+      <w:r>
+        <w:rPr>
+          <w:rFonts w:ascii="Times New Roman" w:eastAsia="仿宋_GB2312" w:hAnsi="Times New Roman" w:hint="eastAsia"/>
+          <w:sz w:val="32"/>
+          <w:szCs w:val="32"/>
+        </w:rPr>
+        <w:t>［</w:t>
+      </w:r>
+      <w:r>
+        <w:rPr>
+          <w:rFonts w:ascii="Times New Roman" w:eastAsia="仿宋_GB2312" w:hAnsi="Times New Roman"/>
+          <w:sz w:val="32"/>
+          <w:szCs w:val="32"/>
+        </w:rPr>
+        <w:t>J</w:t>
+      </w:r>
+      <w:r>
+        <w:rPr>
+          <w:rFonts w:ascii="Times New Roman" w:eastAsia="仿宋_GB2312" w:hAnsi="Times New Roman" w:hint="eastAsia"/>
+          <w:sz w:val="32"/>
+          <w:szCs w:val="32"/>
+        </w:rPr>
+        <w:t>］．</w:t>
+      </w:r>
+      <w:r>
+        <w:rPr>
+          <w:rFonts w:ascii="Times New Roman" w:eastAsia="仿宋_GB2312" w:hAnsi="Times New Roman"/>
+          <w:i/>
+          <w:sz w:val="32"/>
+          <w:szCs w:val="32"/>
+        </w:rPr>
+        <w:t>Journal of Economic Perspectives</w:t>
+      </w:r>
+      <w:r>
+        <w:rPr>
+          <w:rFonts w:ascii="Times New Roman" w:eastAsia="仿宋_GB2312" w:hAnsi="Times New Roman" w:hint="eastAsia"/>
+          <w:sz w:val="32"/>
+          <w:szCs w:val="32"/>
+        </w:rPr>
+        <w:t>，</w:t>
+      </w:r>
+      <w:r>
+        <w:rPr>
+          <w:rFonts w:ascii="Times New Roman" w:eastAsia="仿宋_GB2312" w:hAnsi="Times New Roman"/>
+          <w:sz w:val="32"/>
+          <w:szCs w:val="32"/>
+        </w:rPr>
+        <w:t>1995</w:t>
+      </w:r>
+      <w:r>
+        <w:rPr>
+          <w:rFonts w:ascii="Times New Roman" w:eastAsia="仿宋_GB2312" w:hAnsi="Times New Roman" w:hint="eastAsia"/>
+          <w:sz w:val="32"/>
+          <w:szCs w:val="32"/>
+        </w:rPr>
+        <w:t>，</w:t>
+      </w:r>
+      <w:r>
+        <w:rPr>
+          <w:rFonts w:ascii="Times New Roman" w:eastAsia="仿宋_GB2312" w:hAnsi="Times New Roman"/>
+          <w:sz w:val="32"/>
+          <w:szCs w:val="32"/>
+        </w:rPr>
+        <w:t>9(4):97</w:t>
+      </w:r>
+      <w:r>
+        <w:rPr>
+          <w:rFonts w:ascii="Times New Roman" w:eastAsia="仿宋_GB2312" w:hAnsi="Times New Roman" w:hint="eastAsia"/>
+          <w:sz w:val="32"/>
+          <w:szCs w:val="32"/>
+        </w:rPr>
+        <w:t>－</w:t>
+      </w:r>
+      <w:r>
+        <w:rPr>
+          <w:rFonts w:ascii="Times New Roman" w:eastAsia="仿宋_GB2312" w:hAnsi="Times New Roman"/>
+          <w:sz w:val="32"/>
+          <w:szCs w:val="32"/>
+        </w:rPr>
+        <w:t>118</w:t>
+      </w:r>
+      <w:r>
+        <w:rPr>
+          <w:rFonts w:ascii="Times New Roman" w:eastAsia="仿宋_GB2312" w:hAnsi="Times New Roman" w:hint="eastAsia"/>
+          <w:sz w:val="32"/>
+          <w:szCs w:val="32"/>
+        </w:rPr>
+        <w:t>．</w:t>
+      </w:r>
+    </w:p>
+    <w:p>
+      <w:pPr>
+        <w:adjustRightInd w:val="0"/>
+        <w:snapToGrid w:val="0"/>
+        <w:spacing w:line="540" w:lineRule="exact"/>
+        <w:ind w:firstLineChars="100" w:firstLine="320"/>
+        <w:jc w:val="both"/>
+        <w:rPr>
+          <w:rFonts w:ascii="仿宋_GB2312" w:eastAsia="仿宋_GB2312" w:hAnsi="仿宋_GB2312" w:cs="仿宋_GB2312" w:hint="eastAsia"/>
+          <w:sz w:val="32"/>
+          <w:szCs w:val="32"/>
+        </w:rPr>
+      </w:pPr>
+      <w:r>
+        <w:rPr>
+          <w:rFonts w:ascii="仿宋_GB2312" w:eastAsia="仿宋_GB2312" w:hAnsi="仿宋_GB2312" w:cs="仿宋_GB2312" w:hint="eastAsia"/>
+          <w:sz w:val="32"/>
+          <w:szCs w:val="32"/>
+        </w:rPr>
+        <w:t>（3）如有正文中未被引用，但对毕业论文（设计）具有参考和补充作用的文献，需录入附录中，标题为“参考书目”，字体、格式等要求同上。</w:t>
+      </w:r>
+    </w:p>
+    <w:p>
+      <w:pPr>
+        <w:topLinePunct/>
+        <w:adjustRightInd w:val="0"/>
+        <w:snapToGrid w:val="0"/>
+        <w:spacing w:line="540" w:lineRule="exact"/>
+        <w:ind w:firstLineChars="200" w:firstLine="640"/>
+        <w:jc w:val="both"/>
+        <w:rPr>
+          <w:rFonts w:ascii="仿宋_GB2312" w:eastAsia="仿宋_GB2312" w:hAnsi="仿宋_GB2312" w:cs="仿宋_GB2312" w:hint="eastAsia"/>
           <w:b/>
           <w:bCs/>
           <w:sz w:val="32"/>
@@ -2027,1158 +3821,141 @@
       </w:pPr>
       <w:r>
         <w:rPr>
-          <w:rFonts w:ascii="仿宋_GB2312" w:eastAsia="仿宋_GB2312" w:hAnsi="仿宋_GB2312" w:cs="仿宋_GB2312"/>
+          <w:rFonts w:ascii="仿宋_GB2312" w:eastAsia="仿宋_GB2312" w:hAnsi="仿宋_GB2312" w:cs="仿宋_GB2312" w:hint="eastAsia"/>
           <w:b/>
           <w:bCs/>
           <w:sz w:val="32"/>
           <w:szCs w:val="32"/>
         </w:rPr>
-        <w:t>6. 编号连续性</w:t>
-      </w:r>
-    </w:p>
-    <w:p>
-      <w:pPr>
-        <w:topLinePunct/>
-        <w:adjustRightInd w:val="0"/>
-        <w:snapToGrid w:val="0"/>
-        <w:spacing w:line="540" w:lineRule="exact"/>
-        <w:ind w:firstLineChars="200" w:firstLine="640"/>
-        <w:jc w:val="both"/>
-        <w:rPr>
-          <w:rFonts w:ascii="仿宋_GB2312" w:eastAsia="仿宋_GB2312" w:hAnsi="仿宋_GB2312" w:cs="仿宋_GB2312" w:hint="eastAsia"/>
-          <w:sz w:val="32"/>
-          <w:szCs w:val="32"/>
-        </w:rPr>
-      </w:pPr>
-      <w:r>
-        <w:rPr>
-          <w:rFonts w:ascii="仿宋_GB2312" w:eastAsia="仿宋_GB2312" w:hAnsi="仿宋_GB2312" w:cs="仿宋_GB2312"/>
-          <w:sz w:val="32"/>
-          <w:szCs w:val="32"/>
-        </w:rPr>
-        <w:t>公式编号为全文顺序编号（从1开始），非按章编号。当增删公式时，后续编号需</w:t>
-      </w:r>
-      <w:r>
-        <w:rPr>
-          <w:rFonts w:ascii="仿宋_GB2312" w:eastAsia="仿宋_GB2312" w:hAnsi="仿宋_GB2312" w:cs="仿宋_GB2312"/>
+        <w:lastRenderedPageBreak/>
+        <w:t>（七）附录</w:t>
+      </w:r>
+    </w:p>
+    <w:p>
+      <w:pPr>
+        <w:topLinePunct/>
+        <w:adjustRightInd w:val="0"/>
+        <w:snapToGrid w:val="0"/>
+        <w:spacing w:line="540" w:lineRule="exact"/>
+        <w:ind w:firstLineChars="200" w:firstLine="640"/>
+        <w:jc w:val="both"/>
+        <w:rPr>
+          <w:rFonts w:ascii="仿宋_GB2312" w:eastAsia="仿宋_GB2312" w:hAnsi="仿宋_GB2312" w:cs="仿宋_GB2312" w:hint="eastAsia"/>
+          <w:sz w:val="32"/>
+          <w:szCs w:val="32"/>
+          <w:u w:val="single"/>
+        </w:rPr>
+      </w:pPr>
+      <w:r>
+        <w:rPr>
+          <w:rFonts w:ascii="仿宋_GB2312" w:eastAsia="仿宋_GB2312" w:hAnsi="仿宋_GB2312" w:cs="仿宋_GB2312" w:hint="eastAsia"/>
+          <w:sz w:val="32"/>
+          <w:szCs w:val="32"/>
+          <w:u w:val="single"/>
+        </w:rPr>
+        <w:t>附录中的插图、表格、公式、参考文献等的序号需与正文区分，另行编制，如编为“图1”、“表1”、“式（1）”、“文献[1]”等。“附录”两字间空2个汉字间隙，三号字，黑体，加粗，居中，单</w:t>
+      </w:r>
+      <w:proofErr w:type="gramStart"/>
+      <w:r>
+        <w:rPr>
+          <w:rFonts w:ascii="仿宋_GB2312" w:eastAsia="仿宋_GB2312" w:hAnsi="仿宋_GB2312" w:cs="仿宋_GB2312" w:hint="eastAsia"/>
+          <w:sz w:val="32"/>
+          <w:szCs w:val="32"/>
+          <w:u w:val="single"/>
+        </w:rPr>
+        <w:t>倍</w:t>
+      </w:r>
+      <w:proofErr w:type="gramEnd"/>
+      <w:r>
+        <w:rPr>
+          <w:rFonts w:ascii="仿宋_GB2312" w:eastAsia="仿宋_GB2312" w:hAnsi="仿宋_GB2312" w:cs="仿宋_GB2312" w:hint="eastAsia"/>
+          <w:sz w:val="32"/>
+          <w:szCs w:val="32"/>
+          <w:u w:val="single"/>
+        </w:rPr>
+        <w:t>行距，</w:t>
+      </w:r>
+      <w:proofErr w:type="gramStart"/>
+      <w:r>
+        <w:rPr>
+          <w:rFonts w:ascii="仿宋_GB2312" w:eastAsia="仿宋_GB2312" w:hAnsi="仿宋_GB2312" w:cs="仿宋_GB2312" w:hint="eastAsia"/>
+          <w:sz w:val="32"/>
+          <w:szCs w:val="32"/>
+          <w:u w:val="single"/>
+        </w:rPr>
+        <w:t>段前24磅</w:t>
+      </w:r>
+      <w:proofErr w:type="gramEnd"/>
+      <w:r>
+        <w:rPr>
+          <w:rFonts w:ascii="仿宋_GB2312" w:eastAsia="仿宋_GB2312" w:hAnsi="仿宋_GB2312" w:cs="仿宋_GB2312" w:hint="eastAsia"/>
+          <w:sz w:val="32"/>
+          <w:szCs w:val="32"/>
+          <w:u w:val="single"/>
+        </w:rPr>
+        <w:t>，段后18磅。附录的内容字体为宋体，五号（</w:t>
+      </w:r>
+      <w:r>
+        <w:rPr>
+          <w:rFonts w:ascii="仿宋_GB2312" w:eastAsia="仿宋_GB2312" w:hint="eastAsia"/>
+          <w:kern w:val="0"/>
+          <w:sz w:val="32"/>
+          <w:szCs w:val="32"/>
+          <w:u w:val="single"/>
+        </w:rPr>
+        <w:t>英文用</w:t>
+      </w:r>
+      <w:r>
+        <w:rPr>
+          <w:rFonts w:ascii="Times New Roman" w:eastAsia="仿宋_GB2312" w:hAnsi="Times New Roman" w:hint="eastAsia"/>
+          <w:sz w:val="32"/>
+          <w:szCs w:val="32"/>
+          <w:u w:val="single"/>
+        </w:rPr>
+        <w:t>Times New Roman</w:t>
+      </w:r>
+      <w:r>
+        <w:rPr>
+          <w:rFonts w:ascii="仿宋_GB2312" w:eastAsia="仿宋_GB2312" w:hint="eastAsia"/>
+          <w:kern w:val="0"/>
+          <w:sz w:val="32"/>
+          <w:szCs w:val="32"/>
+          <w:u w:val="single"/>
+        </w:rPr>
+        <w:t>体，10.5磅</w:t>
+      </w:r>
+      <w:r>
+        <w:rPr>
+          <w:rFonts w:ascii="仿宋_GB2312" w:eastAsia="仿宋_GB2312" w:hAnsi="仿宋_GB2312" w:cs="仿宋_GB2312" w:hint="eastAsia"/>
+          <w:sz w:val="32"/>
+          <w:szCs w:val="32"/>
+          <w:u w:val="single"/>
+        </w:rPr>
+        <w:t>），行间距为固定值20磅。</w:t>
+      </w:r>
+    </w:p>
+    <w:p>
+      <w:pPr>
+        <w:topLinePunct/>
+        <w:adjustRightInd w:val="0"/>
+        <w:snapToGrid w:val="0"/>
+        <w:spacing w:line="540" w:lineRule="exact"/>
+        <w:ind w:firstLineChars="200" w:firstLine="640"/>
+        <w:jc w:val="both"/>
+        <w:rPr>
+          <w:rFonts w:ascii="仿宋_GB2312" w:eastAsia="仿宋_GB2312" w:hAnsi="仿宋_GB2312" w:cs="仿宋_GB2312" w:hint="eastAsia"/>
+          <w:sz w:val="32"/>
+          <w:szCs w:val="32"/>
+        </w:rPr>
+      </w:pPr>
+      <w:r>
+        <w:rPr>
+          <w:rFonts w:ascii="仿宋_GB2312" w:eastAsia="仿宋_GB2312" w:hAnsi="仿宋_GB2312" w:cs="仿宋_GB2312" w:hint="eastAsia"/>
           <w:b/>
           <w:bCs/>
           <w:sz w:val="32"/>
           <w:szCs w:val="32"/>
         </w:rPr>
-        <w:t>手动调整</w:t>
-      </w:r>
-      <w:r>
-        <w:rPr>
-          <w:rFonts w:ascii="仿宋_GB2312" w:eastAsia="仿宋_GB2312" w:hAnsi="仿宋_GB2312" w:cs="仿宋_GB2312"/>
-          <w:sz w:val="32"/>
-          <w:szCs w:val="32"/>
-        </w:rPr>
-        <w:t>，Word 不会自动更新。</w:t>
-      </w:r>
-      <w:r>
-        <w:rPr>
-          <w:rFonts w:ascii="仿宋_GB2312" w:eastAsia="仿宋_GB2312" w:hAnsi="仿宋_GB2312" w:cs="仿宋_GB2312" w:hint="eastAsia"/>
-          <w:sz w:val="32"/>
-          <w:szCs w:val="32"/>
-        </w:rPr>
-        <w:t>）</w:t>
-      </w:r>
-    </w:p>
-    <w:p>
-      <w:pPr>
-        <w:topLinePunct/>
-        <w:adjustRightInd w:val="0"/>
-        <w:snapToGrid w:val="0"/>
-        <w:spacing w:line="540" w:lineRule="exact"/>
-        <w:ind w:firstLineChars="200" w:firstLine="640"/>
-        <w:jc w:val="both"/>
-        <w:rPr>
-          <w:rFonts w:ascii="仿宋_GB2312" w:eastAsia="仿宋_GB2312" w:hAnsi="仿宋_GB2312" w:cs="仿宋_GB2312" w:hint="eastAsia"/>
-          <w:sz w:val="32"/>
-          <w:szCs w:val="32"/>
-        </w:rPr>
-      </w:pPr>
-      <w:r>
-        <w:rPr>
-          <w:rFonts w:ascii="仿宋_GB2312" w:eastAsia="仿宋_GB2312" w:hAnsi="仿宋_GB2312" w:cs="仿宋_GB2312" w:hint="eastAsia"/>
-          <w:sz w:val="32"/>
-          <w:szCs w:val="32"/>
-        </w:rPr>
-        <w:t>4.引文标注。正文中引用他人的观点、原话、主要数据等，必须注明出处，有需要解释的内容，可以加注说明。引用文献的标注方法可采用顺序编号制，也可采用著者－出版年制，但体例必须统一。引用采用阿拉伯数字编号加“脚注”的方式。</w:t>
-      </w:r>
-    </w:p>
-    <w:p>
-      <w:pPr>
-        <w:topLinePunct/>
-        <w:adjustRightInd w:val="0"/>
-        <w:snapToGrid w:val="0"/>
-        <w:spacing w:line="540" w:lineRule="exact"/>
-        <w:ind w:firstLineChars="200" w:firstLine="640"/>
-        <w:jc w:val="both"/>
-        <w:rPr>
-          <w:rFonts w:ascii="仿宋_GB2312" w:eastAsia="仿宋_GB2312" w:hAnsi="仿宋_GB2312" w:cs="仿宋_GB2312" w:hint="eastAsia"/>
-          <w:sz w:val="32"/>
-          <w:szCs w:val="32"/>
-        </w:rPr>
-      </w:pPr>
-      <w:r>
-        <w:rPr>
-          <w:rFonts w:ascii="仿宋_GB2312" w:eastAsia="仿宋_GB2312" w:hAnsi="仿宋_GB2312" w:cs="仿宋_GB2312" w:hint="eastAsia"/>
-          <w:sz w:val="32"/>
-          <w:szCs w:val="32"/>
-        </w:rPr>
-        <w:t>（1）所引用著作需注明：作者、著作名、出版单位和出版年号、页码。</w:t>
-      </w:r>
-    </w:p>
-    <w:p>
-      <w:pPr>
-        <w:topLinePunct/>
-        <w:adjustRightInd w:val="0"/>
-        <w:snapToGrid w:val="0"/>
-        <w:spacing w:line="540" w:lineRule="exact"/>
-        <w:ind w:firstLineChars="200" w:firstLine="640"/>
-        <w:jc w:val="both"/>
-        <w:rPr>
-          <w:rFonts w:ascii="仿宋_GB2312" w:eastAsia="仿宋_GB2312" w:hAnsi="仿宋_GB2312" w:cs="仿宋_GB2312" w:hint="eastAsia"/>
-          <w:sz w:val="32"/>
-          <w:szCs w:val="32"/>
-        </w:rPr>
-      </w:pPr>
-      <w:r>
-        <w:rPr>
-          <w:rFonts w:ascii="仿宋_GB2312" w:eastAsia="仿宋_GB2312" w:hAnsi="仿宋_GB2312" w:cs="仿宋_GB2312" w:hint="eastAsia"/>
-          <w:sz w:val="32"/>
-          <w:szCs w:val="32"/>
-        </w:rPr>
-        <w:lastRenderedPageBreak/>
-        <w:t>（2）所引资料来自刊物需注明：作者、篇名、发表的刊物名、出版年号、期号、页码。</w:t>
-      </w:r>
-    </w:p>
-    <w:p>
-      <w:pPr>
-        <w:topLinePunct/>
-        <w:adjustRightInd w:val="0"/>
-        <w:snapToGrid w:val="0"/>
-        <w:spacing w:line="540" w:lineRule="exact"/>
-        <w:ind w:firstLineChars="200" w:firstLine="640"/>
-        <w:jc w:val="both"/>
-        <w:rPr>
-          <w:rFonts w:ascii="仿宋_GB2312" w:eastAsia="仿宋_GB2312" w:hAnsi="仿宋_GB2312" w:cs="仿宋_GB2312" w:hint="eastAsia"/>
-          <w:sz w:val="32"/>
-          <w:szCs w:val="32"/>
-        </w:rPr>
-      </w:pPr>
-      <w:r>
-        <w:rPr>
-          <w:rFonts w:ascii="仿宋_GB2312" w:eastAsia="仿宋_GB2312" w:hAnsi="仿宋_GB2312" w:cs="仿宋_GB2312" w:hint="eastAsia"/>
-          <w:sz w:val="32"/>
-          <w:szCs w:val="32"/>
-        </w:rPr>
-        <w:t>5.注释。毕业论文（设计）中如有词、词组、其他内容等需要进一步说明，用注释。注释采用阿拉伯数字编号加“脚注”的方式。</w:t>
-      </w:r>
-    </w:p>
-    <w:p>
-      <w:pPr>
-        <w:topLinePunct/>
-        <w:adjustRightInd w:val="0"/>
-        <w:snapToGrid w:val="0"/>
-        <w:spacing w:line="540" w:lineRule="exact"/>
-        <w:ind w:firstLineChars="200" w:firstLine="640"/>
-        <w:jc w:val="both"/>
-        <w:rPr>
-          <w:rFonts w:ascii="仿宋_GB2312" w:eastAsia="仿宋_GB2312" w:hAnsi="仿宋_GB2312" w:cs="仿宋_GB2312" w:hint="eastAsia"/>
-          <w:b/>
-          <w:bCs/>
-          <w:sz w:val="32"/>
-          <w:szCs w:val="32"/>
-        </w:rPr>
-      </w:pPr>
-      <w:r>
-        <w:rPr>
-          <w:rFonts w:ascii="仿宋_GB2312" w:eastAsia="仿宋_GB2312" w:hAnsi="仿宋_GB2312" w:cs="仿宋_GB2312" w:hint="eastAsia"/>
-          <w:b/>
-          <w:bCs/>
-          <w:sz w:val="32"/>
-          <w:szCs w:val="32"/>
-        </w:rPr>
-        <w:t>（六）参考文献</w:t>
-      </w:r>
-    </w:p>
-    <w:p>
-      <w:pPr>
-        <w:topLinePunct/>
-        <w:adjustRightInd w:val="0"/>
-        <w:snapToGrid w:val="0"/>
-        <w:spacing w:line="540" w:lineRule="exact"/>
-        <w:ind w:firstLineChars="200" w:firstLine="640"/>
-        <w:jc w:val="both"/>
-        <w:rPr>
-          <w:rFonts w:ascii="仿宋_GB2312" w:eastAsia="仿宋_GB2312" w:hAnsi="仿宋_GB2312" w:cs="仿宋_GB2312" w:hint="eastAsia"/>
-          <w:sz w:val="32"/>
-          <w:szCs w:val="32"/>
-        </w:rPr>
-      </w:pPr>
-      <w:r>
-        <w:rPr>
-          <w:rFonts w:ascii="仿宋_GB2312" w:eastAsia="仿宋_GB2312" w:hAnsi="仿宋_GB2312" w:cs="仿宋_GB2312" w:hint="eastAsia"/>
-          <w:sz w:val="32"/>
-          <w:szCs w:val="32"/>
-        </w:rPr>
-        <w:t>具体录入格式要求如下：</w:t>
-      </w:r>
-    </w:p>
-    <w:p>
-      <w:pPr>
-        <w:adjustRightInd w:val="0"/>
-        <w:snapToGrid w:val="0"/>
-        <w:spacing w:line="540" w:lineRule="exact"/>
-        <w:ind w:firstLineChars="200" w:firstLine="640"/>
-        <w:jc w:val="both"/>
-        <w:rPr>
-          <w:rFonts w:ascii="仿宋_GB2312" w:eastAsia="仿宋_GB2312" w:hAnsi="仿宋_GB2312" w:cs="仿宋_GB2312" w:hint="eastAsia"/>
-          <w:sz w:val="32"/>
-          <w:szCs w:val="32"/>
-        </w:rPr>
-      </w:pPr>
-      <w:r>
-        <w:rPr>
-          <w:rFonts w:ascii="仿宋_GB2312" w:eastAsia="仿宋_GB2312" w:hAnsi="仿宋_GB2312" w:cs="仿宋_GB2312" w:hint="eastAsia"/>
-          <w:sz w:val="32"/>
-          <w:szCs w:val="32"/>
-        </w:rPr>
-        <w:t>（1）顺序编号须按照正文（包括图、表的说明）引用文献的先后顺序连续编排。编号置于方括号中，并与参考文献空1个字符间隙。“参考文献”四个字字体为黑体，三号，加粗，居中，单倍行距，段前24磅，段后18磅；中文参考文献字体为宋体，五号，行间距为固定值16磅；英文参考文献字体为</w:t>
-      </w:r>
-      <w:r>
-        <w:rPr>
-          <w:rFonts w:ascii="Times New Roman" w:eastAsia="仿宋_GB2312" w:hAnsi="Times New Roman" w:hint="eastAsia"/>
-          <w:sz w:val="32"/>
-          <w:szCs w:val="32"/>
-        </w:rPr>
-        <w:t>Times New Roman</w:t>
-      </w:r>
-      <w:r>
-        <w:rPr>
-          <w:rFonts w:ascii="仿宋_GB2312" w:eastAsia="仿宋_GB2312" w:hAnsi="仿宋_GB2312" w:cs="仿宋_GB2312" w:hint="eastAsia"/>
-          <w:sz w:val="32"/>
-          <w:szCs w:val="32"/>
-        </w:rPr>
-        <w:t>，五号。</w:t>
-      </w:r>
-    </w:p>
-    <w:p>
-      <w:pPr>
-        <w:adjustRightInd w:val="0"/>
-        <w:snapToGrid w:val="0"/>
-        <w:spacing w:line="540" w:lineRule="exact"/>
-        <w:ind w:firstLineChars="200" w:firstLine="640"/>
-        <w:jc w:val="both"/>
-        <w:rPr>
-          <w:rFonts w:ascii="仿宋_GB2312" w:eastAsia="仿宋_GB2312" w:hAnsi="仿宋_GB2312" w:cs="仿宋_GB2312" w:hint="eastAsia"/>
-          <w:sz w:val="32"/>
-          <w:szCs w:val="32"/>
-        </w:rPr>
-      </w:pPr>
-      <w:r>
-        <w:rPr>
-          <w:rFonts w:ascii="仿宋_GB2312" w:eastAsia="仿宋_GB2312" w:hAnsi="仿宋_GB2312" w:cs="仿宋_GB2312" w:hint="eastAsia"/>
-          <w:sz w:val="32"/>
-          <w:szCs w:val="32"/>
-        </w:rPr>
-        <w:t>（2）各项目之间用间隔号“.”间隔，文献末加“.”。外文参考文献名首字母和每个实词首字母大写，其余为小写。编著者不超过三位时，可全部录入；超过三位时，录“三位等”。参考文献著录式样：</w:t>
-      </w:r>
-    </w:p>
-    <w:p>
-      <w:pPr>
-        <w:adjustRightInd w:val="0"/>
-        <w:snapToGrid w:val="0"/>
-        <w:spacing w:line="540" w:lineRule="exact"/>
-        <w:ind w:firstLineChars="200" w:firstLine="640"/>
-        <w:jc w:val="both"/>
-        <w:rPr>
-          <w:rFonts w:ascii="仿宋_GB2312" w:eastAsia="仿宋_GB2312"/>
-          <w:sz w:val="32"/>
-          <w:szCs w:val="32"/>
-        </w:rPr>
-      </w:pPr>
-      <w:r>
-        <w:rPr>
-          <w:rFonts w:ascii="仿宋_GB2312" w:eastAsia="仿宋_GB2312" w:hint="eastAsia"/>
-          <w:sz w:val="32"/>
-          <w:szCs w:val="32"/>
-        </w:rPr>
-        <w:fldChar w:fldCharType="begin"/>
-      </w:r>
-      <w:r>
-        <w:rPr>
-          <w:rFonts w:ascii="仿宋_GB2312" w:eastAsia="仿宋_GB2312" w:hint="eastAsia"/>
-          <w:sz w:val="32"/>
-          <w:szCs w:val="32"/>
-        </w:rPr>
-        <w:instrText xml:space="preserve"> = 1 \* GB3 </w:instrText>
-      </w:r>
-      <w:r>
-        <w:rPr>
-          <w:rFonts w:ascii="仿宋_GB2312" w:eastAsia="仿宋_GB2312" w:hint="eastAsia"/>
-          <w:sz w:val="32"/>
-          <w:szCs w:val="32"/>
-        </w:rPr>
-        <w:fldChar w:fldCharType="separate"/>
-      </w:r>
-      <w:r>
-        <w:rPr>
-          <w:rFonts w:ascii="仿宋_GB2312" w:eastAsia="仿宋_GB2312" w:hint="eastAsia"/>
-          <w:sz w:val="32"/>
-          <w:szCs w:val="32"/>
-        </w:rPr>
-        <w:t>①</w:t>
-      </w:r>
-      <w:r>
-        <w:rPr>
-          <w:rFonts w:ascii="仿宋_GB2312" w:eastAsia="仿宋_GB2312" w:hint="eastAsia"/>
-          <w:sz w:val="32"/>
-          <w:szCs w:val="32"/>
-        </w:rPr>
-        <w:fldChar w:fldCharType="end"/>
-      </w:r>
-      <w:r>
-        <w:rPr>
-          <w:rFonts w:ascii="仿宋_GB2312" w:eastAsia="仿宋_GB2312" w:hint="eastAsia"/>
-          <w:sz w:val="32"/>
-          <w:szCs w:val="32"/>
-        </w:rPr>
-        <w:t>专著、论文集、学位论文、报告：［序号］主要责任者.文献题名［文献类型标识M/C/D/R］.出版地:出版者，出版年.起止页码(任选).</w:t>
-      </w:r>
-    </w:p>
-    <w:p>
-      <w:pPr>
-        <w:adjustRightInd w:val="0"/>
-        <w:snapToGrid w:val="0"/>
-        <w:spacing w:line="540" w:lineRule="exact"/>
-        <w:ind w:firstLineChars="200" w:firstLine="640"/>
-        <w:jc w:val="both"/>
-        <w:rPr>
-          <w:rFonts w:ascii="仿宋_GB2312" w:eastAsia="仿宋_GB2312"/>
-          <w:kern w:val="0"/>
-          <w:sz w:val="32"/>
-          <w:szCs w:val="32"/>
-        </w:rPr>
-      </w:pPr>
-      <w:r>
-        <w:rPr>
-          <w:rFonts w:ascii="仿宋_GB2312" w:eastAsia="仿宋_GB2312" w:hint="eastAsia"/>
-          <w:kern w:val="0"/>
-          <w:sz w:val="32"/>
-          <w:szCs w:val="32"/>
-        </w:rPr>
-        <w:fldChar w:fldCharType="begin"/>
-      </w:r>
-      <w:r>
-        <w:rPr>
-          <w:rFonts w:ascii="仿宋_GB2312" w:eastAsia="仿宋_GB2312" w:hint="eastAsia"/>
-          <w:kern w:val="0"/>
-          <w:sz w:val="32"/>
-          <w:szCs w:val="32"/>
-        </w:rPr>
-        <w:instrText xml:space="preserve"> = 2 \* GB3 </w:instrText>
-      </w:r>
-      <w:r>
-        <w:rPr>
-          <w:rFonts w:ascii="仿宋_GB2312" w:eastAsia="仿宋_GB2312" w:hint="eastAsia"/>
-          <w:kern w:val="0"/>
-          <w:sz w:val="32"/>
-          <w:szCs w:val="32"/>
-        </w:rPr>
-        <w:fldChar w:fldCharType="separate"/>
-      </w:r>
-      <w:r>
-        <w:rPr>
-          <w:rFonts w:ascii="仿宋_GB2312" w:eastAsia="仿宋_GB2312" w:hint="eastAsia"/>
-          <w:kern w:val="0"/>
-          <w:sz w:val="32"/>
-          <w:szCs w:val="32"/>
-        </w:rPr>
-        <w:t>②</w:t>
-      </w:r>
-      <w:r>
-        <w:rPr>
-          <w:rFonts w:ascii="仿宋_GB2312" w:eastAsia="仿宋_GB2312" w:hint="eastAsia"/>
-          <w:kern w:val="0"/>
-          <w:sz w:val="32"/>
-          <w:szCs w:val="32"/>
-        </w:rPr>
-        <w:fldChar w:fldCharType="end"/>
-      </w:r>
-      <w:r>
-        <w:rPr>
-          <w:rFonts w:ascii="仿宋_GB2312" w:eastAsia="仿宋_GB2312" w:hint="eastAsia"/>
-          <w:kern w:val="0"/>
-          <w:sz w:val="32"/>
-          <w:szCs w:val="32"/>
-        </w:rPr>
-        <w:t>学术期刊：［序号］主要责任者.文献题名［J］.刊名，年，卷(期):起止页码.</w:t>
-      </w:r>
-    </w:p>
-    <w:p>
-      <w:pPr>
-        <w:adjustRightInd w:val="0"/>
-        <w:snapToGrid w:val="0"/>
-        <w:spacing w:line="540" w:lineRule="exact"/>
-        <w:ind w:firstLineChars="200" w:firstLine="640"/>
-        <w:jc w:val="both"/>
-        <w:rPr>
-          <w:rFonts w:ascii="仿宋_GB2312" w:eastAsia="仿宋_GB2312"/>
-          <w:kern w:val="0"/>
-          <w:sz w:val="32"/>
-          <w:szCs w:val="32"/>
-        </w:rPr>
-      </w:pPr>
-      <w:r>
-        <w:rPr>
-          <w:rFonts w:ascii="仿宋_GB2312" w:eastAsia="仿宋_GB2312" w:hint="eastAsia"/>
-          <w:kern w:val="0"/>
-          <w:sz w:val="32"/>
-          <w:szCs w:val="32"/>
-        </w:rPr>
-        <w:lastRenderedPageBreak/>
-        <w:fldChar w:fldCharType="begin"/>
-      </w:r>
-      <w:r>
-        <w:rPr>
-          <w:rFonts w:ascii="仿宋_GB2312" w:eastAsia="仿宋_GB2312" w:hint="eastAsia"/>
-          <w:kern w:val="0"/>
-          <w:sz w:val="32"/>
-          <w:szCs w:val="32"/>
-        </w:rPr>
-        <w:instrText xml:space="preserve"> = 3 \* GB3 </w:instrText>
-      </w:r>
-      <w:r>
-        <w:rPr>
-          <w:rFonts w:ascii="仿宋_GB2312" w:eastAsia="仿宋_GB2312" w:hint="eastAsia"/>
-          <w:kern w:val="0"/>
-          <w:sz w:val="32"/>
-          <w:szCs w:val="32"/>
-        </w:rPr>
-        <w:fldChar w:fldCharType="separate"/>
-      </w:r>
-      <w:r>
-        <w:rPr>
-          <w:rFonts w:ascii="仿宋_GB2312" w:eastAsia="仿宋_GB2312" w:hint="eastAsia"/>
-          <w:kern w:val="0"/>
-          <w:sz w:val="32"/>
-          <w:szCs w:val="32"/>
-        </w:rPr>
-        <w:t>③</w:t>
-      </w:r>
-      <w:r>
-        <w:rPr>
-          <w:rFonts w:ascii="仿宋_GB2312" w:eastAsia="仿宋_GB2312" w:hint="eastAsia"/>
-          <w:kern w:val="0"/>
-          <w:sz w:val="32"/>
-          <w:szCs w:val="32"/>
-        </w:rPr>
-        <w:fldChar w:fldCharType="end"/>
-      </w:r>
-      <w:r>
-        <w:rPr>
-          <w:rFonts w:ascii="仿宋_GB2312" w:eastAsia="仿宋_GB2312" w:hint="eastAsia"/>
-          <w:kern w:val="0"/>
-          <w:sz w:val="32"/>
-          <w:szCs w:val="32"/>
-        </w:rPr>
-        <w:t>报纸文章：［序号］主要责任者.文献题名［N］.报纸名，出版日期(版次).</w:t>
-      </w:r>
-    </w:p>
-    <w:p>
-      <w:pPr>
-        <w:adjustRightInd w:val="0"/>
-        <w:snapToGrid w:val="0"/>
-        <w:spacing w:line="540" w:lineRule="exact"/>
-        <w:ind w:firstLineChars="200" w:firstLine="640"/>
-        <w:jc w:val="both"/>
-        <w:rPr>
-          <w:rFonts w:ascii="仿宋_GB2312" w:eastAsia="仿宋_GB2312"/>
-          <w:kern w:val="0"/>
-          <w:sz w:val="32"/>
-          <w:szCs w:val="32"/>
-        </w:rPr>
-      </w:pPr>
-      <w:r>
-        <w:rPr>
-          <w:rFonts w:ascii="仿宋_GB2312" w:eastAsia="仿宋_GB2312" w:hint="eastAsia"/>
-          <w:kern w:val="0"/>
-          <w:sz w:val="32"/>
-          <w:szCs w:val="32"/>
-        </w:rPr>
-        <w:fldChar w:fldCharType="begin"/>
-      </w:r>
-      <w:r>
-        <w:rPr>
-          <w:rFonts w:ascii="仿宋_GB2312" w:eastAsia="仿宋_GB2312" w:hint="eastAsia"/>
-          <w:kern w:val="0"/>
-          <w:sz w:val="32"/>
-          <w:szCs w:val="32"/>
-        </w:rPr>
-        <w:instrText xml:space="preserve"> = 4 \* GB3 </w:instrText>
-      </w:r>
-      <w:r>
-        <w:rPr>
-          <w:rFonts w:ascii="仿宋_GB2312" w:eastAsia="仿宋_GB2312" w:hint="eastAsia"/>
-          <w:kern w:val="0"/>
-          <w:sz w:val="32"/>
-          <w:szCs w:val="32"/>
-        </w:rPr>
-        <w:fldChar w:fldCharType="separate"/>
-      </w:r>
-      <w:r>
-        <w:rPr>
-          <w:rFonts w:ascii="仿宋_GB2312" w:eastAsia="仿宋_GB2312" w:hint="eastAsia"/>
-          <w:kern w:val="0"/>
-          <w:sz w:val="32"/>
-          <w:szCs w:val="32"/>
-        </w:rPr>
-        <w:t>④</w:t>
-      </w:r>
-      <w:r>
-        <w:rPr>
-          <w:rFonts w:ascii="仿宋_GB2312" w:eastAsia="仿宋_GB2312" w:hint="eastAsia"/>
-          <w:kern w:val="0"/>
-          <w:sz w:val="32"/>
-          <w:szCs w:val="32"/>
-        </w:rPr>
-        <w:fldChar w:fldCharType="end"/>
-      </w:r>
-      <w:r>
-        <w:rPr>
-          <w:rFonts w:ascii="仿宋_GB2312" w:eastAsia="仿宋_GB2312" w:hint="eastAsia"/>
-          <w:kern w:val="0"/>
-          <w:sz w:val="32"/>
-          <w:szCs w:val="32"/>
-        </w:rPr>
-        <w:t>专利：［序号］专利所有者.专利题名［P］.专利国别:专利号，授权日期.</w:t>
-      </w:r>
-    </w:p>
-    <w:p>
-      <w:pPr>
-        <w:adjustRightInd w:val="0"/>
-        <w:snapToGrid w:val="0"/>
-        <w:spacing w:line="540" w:lineRule="exact"/>
-        <w:ind w:firstLineChars="200" w:firstLine="640"/>
-        <w:jc w:val="both"/>
-        <w:rPr>
-          <w:rFonts w:ascii="仿宋_GB2312" w:eastAsia="仿宋_GB2312"/>
-          <w:kern w:val="0"/>
-          <w:sz w:val="32"/>
-          <w:szCs w:val="32"/>
-        </w:rPr>
-      </w:pPr>
-      <w:r>
-        <w:rPr>
-          <w:rFonts w:ascii="仿宋_GB2312" w:eastAsia="仿宋_GB2312" w:hint="eastAsia"/>
-          <w:kern w:val="0"/>
-          <w:sz w:val="32"/>
-          <w:szCs w:val="32"/>
-        </w:rPr>
-        <w:fldChar w:fldCharType="begin"/>
-      </w:r>
-      <w:r>
-        <w:rPr>
-          <w:rFonts w:ascii="仿宋_GB2312" w:eastAsia="仿宋_GB2312" w:hint="eastAsia"/>
-          <w:kern w:val="0"/>
-          <w:sz w:val="32"/>
-          <w:szCs w:val="32"/>
-        </w:rPr>
-        <w:instrText xml:space="preserve"> = 5 \* GB3 </w:instrText>
-      </w:r>
-      <w:r>
-        <w:rPr>
-          <w:rFonts w:ascii="仿宋_GB2312" w:eastAsia="仿宋_GB2312" w:hint="eastAsia"/>
-          <w:kern w:val="0"/>
-          <w:sz w:val="32"/>
-          <w:szCs w:val="32"/>
-        </w:rPr>
-        <w:fldChar w:fldCharType="separate"/>
-      </w:r>
-      <w:r>
-        <w:rPr>
-          <w:rFonts w:ascii="仿宋_GB2312" w:eastAsia="仿宋_GB2312" w:hint="eastAsia"/>
-          <w:kern w:val="0"/>
-          <w:sz w:val="32"/>
-          <w:szCs w:val="32"/>
-        </w:rPr>
-        <w:t>⑤</w:t>
-      </w:r>
-      <w:r>
-        <w:rPr>
-          <w:rFonts w:ascii="仿宋_GB2312" w:eastAsia="仿宋_GB2312" w:hint="eastAsia"/>
-          <w:kern w:val="0"/>
-          <w:sz w:val="32"/>
-          <w:szCs w:val="32"/>
-        </w:rPr>
-        <w:fldChar w:fldCharType="end"/>
-      </w:r>
-      <w:r>
-        <w:rPr>
-          <w:rFonts w:ascii="仿宋_GB2312" w:eastAsia="仿宋_GB2312" w:hint="eastAsia"/>
-          <w:kern w:val="0"/>
-          <w:sz w:val="32"/>
-          <w:szCs w:val="32"/>
-        </w:rPr>
-        <w:t>技术标准：［序号］标准编号，标准名称［S］.</w:t>
-      </w:r>
-    </w:p>
-    <w:p>
-      <w:pPr>
-        <w:adjustRightInd w:val="0"/>
-        <w:snapToGrid w:val="0"/>
-        <w:spacing w:line="540" w:lineRule="exact"/>
-        <w:ind w:firstLineChars="200" w:firstLine="640"/>
-        <w:jc w:val="both"/>
-        <w:rPr>
-          <w:rFonts w:ascii="仿宋_GB2312" w:eastAsia="仿宋_GB2312"/>
-          <w:kern w:val="0"/>
-          <w:sz w:val="32"/>
-          <w:szCs w:val="32"/>
-        </w:rPr>
-      </w:pPr>
-      <w:r>
-        <w:rPr>
-          <w:rFonts w:ascii="仿宋_GB2312" w:eastAsia="仿宋_GB2312" w:hint="eastAsia"/>
-          <w:kern w:val="0"/>
-          <w:sz w:val="32"/>
-          <w:szCs w:val="32"/>
-        </w:rPr>
-        <w:fldChar w:fldCharType="begin"/>
-      </w:r>
-      <w:r>
-        <w:rPr>
-          <w:rFonts w:ascii="仿宋_GB2312" w:eastAsia="仿宋_GB2312" w:hint="eastAsia"/>
-          <w:kern w:val="0"/>
-          <w:sz w:val="32"/>
-          <w:szCs w:val="32"/>
-        </w:rPr>
-        <w:instrText xml:space="preserve"> = 6 \* GB3 </w:instrText>
-      </w:r>
-      <w:r>
-        <w:rPr>
-          <w:rFonts w:ascii="仿宋_GB2312" w:eastAsia="仿宋_GB2312" w:hint="eastAsia"/>
-          <w:kern w:val="0"/>
-          <w:sz w:val="32"/>
-          <w:szCs w:val="32"/>
-        </w:rPr>
-        <w:fldChar w:fldCharType="separate"/>
-      </w:r>
-      <w:r>
-        <w:rPr>
-          <w:rFonts w:ascii="仿宋_GB2312" w:eastAsia="仿宋_GB2312" w:hint="eastAsia"/>
-          <w:kern w:val="0"/>
-          <w:sz w:val="32"/>
-          <w:szCs w:val="32"/>
-        </w:rPr>
-        <w:t>⑥</w:t>
-      </w:r>
-      <w:r>
-        <w:rPr>
-          <w:rFonts w:ascii="仿宋_GB2312" w:eastAsia="仿宋_GB2312" w:hint="eastAsia"/>
-          <w:kern w:val="0"/>
-          <w:sz w:val="32"/>
-          <w:szCs w:val="32"/>
-        </w:rPr>
-        <w:fldChar w:fldCharType="end"/>
-      </w:r>
-      <w:r>
-        <w:rPr>
-          <w:rFonts w:ascii="仿宋_GB2312" w:eastAsia="仿宋_GB2312" w:hint="eastAsia"/>
-          <w:kern w:val="0"/>
-          <w:sz w:val="32"/>
-          <w:szCs w:val="32"/>
-        </w:rPr>
-        <w:t>电子文献：［序号］主要责任者.电子文献题名［电子文献和载体类型标识］.电子文献的出处或可获得地址，发表或更新日期/引用日期(任选).</w:t>
-      </w:r>
-    </w:p>
-    <w:p>
-      <w:pPr>
-        <w:adjustRightInd w:val="0"/>
-        <w:snapToGrid w:val="0"/>
-        <w:spacing w:line="540" w:lineRule="exact"/>
-        <w:ind w:firstLineChars="200" w:firstLine="640"/>
-        <w:rPr>
-          <w:rFonts w:ascii="仿宋_GB2312" w:eastAsia="仿宋_GB2312" w:hAnsi="仿宋_GB2312" w:cs="仿宋_GB2312" w:hint="eastAsia"/>
-          <w:sz w:val="32"/>
-          <w:szCs w:val="32"/>
-        </w:rPr>
-      </w:pPr>
-      <w:r>
-        <w:rPr>
-          <w:rFonts w:ascii="仿宋_GB2312" w:eastAsia="仿宋_GB2312" w:hAnsi="仿宋_GB2312" w:cs="仿宋_GB2312" w:hint="eastAsia"/>
-          <w:sz w:val="32"/>
-          <w:szCs w:val="32"/>
-        </w:rPr>
-        <w:t>例如：</w:t>
-      </w:r>
-    </w:p>
-    <w:p>
-      <w:pPr>
-        <w:adjustRightInd w:val="0"/>
-        <w:snapToGrid w:val="0"/>
-        <w:spacing w:line="540" w:lineRule="exact"/>
-        <w:ind w:firstLineChars="200" w:firstLine="640"/>
-        <w:jc w:val="both"/>
-        <w:rPr>
-          <w:rFonts w:ascii="仿宋_GB2312" w:eastAsia="仿宋_GB2312"/>
-          <w:sz w:val="32"/>
-          <w:szCs w:val="32"/>
-        </w:rPr>
-      </w:pPr>
-      <w:r>
-        <w:rPr>
-          <w:rFonts w:ascii="仿宋_GB2312" w:eastAsia="仿宋_GB2312" w:hAnsiTheme="minorEastAsia" w:cs="仿宋_GB2312" w:hint="eastAsia"/>
-          <w:sz w:val="32"/>
-          <w:szCs w:val="32"/>
-        </w:rPr>
-        <w:t>［1］颉茂华,王瑾,刘冬梅.环境规制、技术创新与企业经营绩效[J].南开管理评论,2014,17(06):106-113.</w:t>
-      </w:r>
-    </w:p>
-    <w:p>
-      <w:pPr>
-        <w:adjustRightInd w:val="0"/>
-        <w:snapToGrid w:val="0"/>
-        <w:spacing w:line="540" w:lineRule="exact"/>
-        <w:ind w:firstLineChars="200" w:firstLine="640"/>
-        <w:jc w:val="both"/>
-        <w:rPr>
-          <w:rFonts w:ascii="仿宋_GB2312" w:eastAsia="仿宋_GB2312"/>
-          <w:sz w:val="32"/>
-          <w:szCs w:val="32"/>
-        </w:rPr>
-      </w:pPr>
-      <w:r>
-        <w:rPr>
-          <w:rFonts w:ascii="仿宋_GB2312" w:eastAsia="仿宋_GB2312" w:hAnsi="Times New Roman" w:hint="eastAsia"/>
-          <w:sz w:val="32"/>
-          <w:szCs w:val="32"/>
-        </w:rPr>
-        <w:t>［2］</w:t>
-      </w:r>
-      <w:r>
-        <w:rPr>
-          <w:rFonts w:ascii="Times New Roman" w:eastAsia="仿宋_GB2312" w:hAnsi="Times New Roman"/>
-          <w:sz w:val="32"/>
-          <w:szCs w:val="32"/>
-        </w:rPr>
-        <w:t>Palmer K</w:t>
-      </w:r>
-      <w:r>
-        <w:rPr>
-          <w:rFonts w:ascii="Times New Roman" w:eastAsia="仿宋_GB2312" w:hAnsi="Times New Roman" w:hint="eastAsia"/>
-          <w:sz w:val="32"/>
-          <w:szCs w:val="32"/>
-        </w:rPr>
-        <w:t>,</w:t>
-      </w:r>
-      <w:r>
-        <w:rPr>
-          <w:rFonts w:ascii="Times New Roman" w:eastAsia="仿宋_GB2312" w:hAnsi="Times New Roman"/>
-          <w:sz w:val="32"/>
-          <w:szCs w:val="32"/>
-        </w:rPr>
-        <w:t>Oates E W</w:t>
-      </w:r>
-      <w:r>
-        <w:rPr>
-          <w:rFonts w:ascii="Times New Roman" w:eastAsia="仿宋_GB2312" w:hAnsi="Times New Roman" w:hint="eastAsia"/>
-          <w:sz w:val="32"/>
-          <w:szCs w:val="32"/>
-        </w:rPr>
-        <w:t>,</w:t>
-      </w:r>
-      <w:r>
-        <w:rPr>
-          <w:rFonts w:ascii="Times New Roman" w:eastAsia="仿宋_GB2312" w:hAnsi="Times New Roman"/>
-          <w:sz w:val="32"/>
-          <w:szCs w:val="32"/>
-        </w:rPr>
-        <w:t>Portney P R</w:t>
-      </w:r>
-      <w:r>
-        <w:rPr>
-          <w:rFonts w:ascii="Times New Roman" w:eastAsia="仿宋_GB2312" w:hAnsi="Times New Roman" w:hint="eastAsia"/>
-          <w:sz w:val="32"/>
-          <w:szCs w:val="32"/>
-        </w:rPr>
-        <w:t>.</w:t>
-      </w:r>
-      <w:r>
-        <w:rPr>
-          <w:rFonts w:ascii="Times New Roman" w:eastAsia="仿宋_GB2312" w:hAnsi="Times New Roman"/>
-          <w:sz w:val="32"/>
-          <w:szCs w:val="32"/>
-        </w:rPr>
-        <w:t xml:space="preserve">Tightening </w:t>
-      </w:r>
-      <w:r>
-        <w:rPr>
-          <w:rFonts w:ascii="Times New Roman" w:eastAsia="仿宋_GB2312" w:hAnsi="Times New Roman" w:hint="eastAsia"/>
-          <w:sz w:val="32"/>
-          <w:szCs w:val="32"/>
-        </w:rPr>
-        <w:t>E</w:t>
-      </w:r>
-      <w:r>
-        <w:rPr>
-          <w:rFonts w:ascii="Times New Roman" w:eastAsia="仿宋_GB2312" w:hAnsi="Times New Roman"/>
-          <w:sz w:val="32"/>
-          <w:szCs w:val="32"/>
-        </w:rPr>
-        <w:t xml:space="preserve">nvironmental </w:t>
-      </w:r>
-      <w:r>
-        <w:rPr>
-          <w:rFonts w:ascii="Times New Roman" w:eastAsia="仿宋_GB2312" w:hAnsi="Times New Roman" w:hint="eastAsia"/>
-          <w:sz w:val="32"/>
-          <w:szCs w:val="32"/>
-        </w:rPr>
-        <w:t>S</w:t>
-      </w:r>
-      <w:r>
-        <w:rPr>
-          <w:rFonts w:ascii="Times New Roman" w:eastAsia="仿宋_GB2312" w:hAnsi="Times New Roman"/>
-          <w:sz w:val="32"/>
-          <w:szCs w:val="32"/>
-        </w:rPr>
-        <w:t xml:space="preserve">tandard: </w:t>
-      </w:r>
-      <w:r>
-        <w:rPr>
-          <w:rFonts w:ascii="Times New Roman" w:eastAsia="仿宋_GB2312" w:hAnsi="Times New Roman" w:hint="eastAsia"/>
-          <w:sz w:val="32"/>
-          <w:szCs w:val="32"/>
-        </w:rPr>
-        <w:t>t</w:t>
-      </w:r>
-      <w:r>
-        <w:rPr>
-          <w:rFonts w:ascii="Times New Roman" w:eastAsia="仿宋_GB2312" w:hAnsi="Times New Roman"/>
-          <w:sz w:val="32"/>
-          <w:szCs w:val="32"/>
-        </w:rPr>
-        <w:t xml:space="preserve">he </w:t>
-      </w:r>
-      <w:r>
-        <w:rPr>
-          <w:rFonts w:ascii="Times New Roman" w:eastAsia="仿宋_GB2312" w:hAnsi="Times New Roman" w:hint="eastAsia"/>
-          <w:sz w:val="32"/>
-          <w:szCs w:val="32"/>
-        </w:rPr>
-        <w:t>B</w:t>
-      </w:r>
-      <w:r>
-        <w:rPr>
-          <w:rFonts w:ascii="Times New Roman" w:eastAsia="仿宋_GB2312" w:hAnsi="Times New Roman"/>
-          <w:sz w:val="32"/>
-          <w:szCs w:val="32"/>
-        </w:rPr>
-        <w:t>enefit</w:t>
-      </w:r>
-      <w:r>
-        <w:rPr>
-          <w:rFonts w:ascii="Times New Roman" w:eastAsia="仿宋_GB2312" w:hAnsi="Times New Roman" w:hint="eastAsia"/>
-          <w:sz w:val="32"/>
-          <w:szCs w:val="32"/>
-        </w:rPr>
-        <w:t>－</w:t>
-      </w:r>
-      <w:r>
-        <w:rPr>
-          <w:rFonts w:ascii="Times New Roman" w:eastAsia="仿宋_GB2312" w:hAnsi="Times New Roman" w:hint="eastAsia"/>
-          <w:sz w:val="32"/>
-          <w:szCs w:val="32"/>
-        </w:rPr>
-        <w:t>C</w:t>
-      </w:r>
-      <w:r>
-        <w:rPr>
-          <w:rFonts w:ascii="Times New Roman" w:eastAsia="仿宋_GB2312" w:hAnsi="Times New Roman"/>
-          <w:sz w:val="32"/>
-          <w:szCs w:val="32"/>
-        </w:rPr>
-        <w:t xml:space="preserve">ost or the </w:t>
-      </w:r>
-      <w:r>
-        <w:rPr>
-          <w:rFonts w:ascii="Times New Roman" w:eastAsia="仿宋_GB2312" w:hAnsi="Times New Roman" w:hint="eastAsia"/>
-          <w:sz w:val="32"/>
-          <w:szCs w:val="32"/>
-        </w:rPr>
-        <w:t>N</w:t>
-      </w:r>
-      <w:r>
-        <w:rPr>
-          <w:rFonts w:ascii="Times New Roman" w:eastAsia="仿宋_GB2312" w:hAnsi="Times New Roman"/>
-          <w:sz w:val="32"/>
-          <w:szCs w:val="32"/>
-        </w:rPr>
-        <w:t>o</w:t>
-      </w:r>
-      <w:r>
-        <w:rPr>
-          <w:rFonts w:ascii="Times New Roman" w:eastAsia="仿宋_GB2312" w:hAnsi="Times New Roman" w:hint="eastAsia"/>
-          <w:sz w:val="32"/>
-          <w:szCs w:val="32"/>
-        </w:rPr>
-        <w:t>－</w:t>
-      </w:r>
-      <w:r>
-        <w:rPr>
-          <w:rFonts w:ascii="Times New Roman" w:eastAsia="仿宋_GB2312" w:hAnsi="Times New Roman"/>
-          <w:sz w:val="32"/>
-          <w:szCs w:val="32"/>
-        </w:rPr>
-        <w:t xml:space="preserve">cost </w:t>
-      </w:r>
-      <w:r>
-        <w:rPr>
-          <w:rFonts w:ascii="Times New Roman" w:eastAsia="仿宋_GB2312" w:hAnsi="Times New Roman" w:hint="eastAsia"/>
-          <w:sz w:val="32"/>
-          <w:szCs w:val="32"/>
-        </w:rPr>
-        <w:t>P</w:t>
-      </w:r>
-      <w:r>
-        <w:rPr>
-          <w:rFonts w:ascii="Times New Roman" w:eastAsia="仿宋_GB2312" w:hAnsi="Times New Roman"/>
-          <w:sz w:val="32"/>
-          <w:szCs w:val="32"/>
-        </w:rPr>
-        <w:t>aradigm</w:t>
-      </w:r>
-      <w:r>
-        <w:rPr>
-          <w:rFonts w:ascii="Times New Roman" w:eastAsia="仿宋_GB2312" w:hAnsi="Times New Roman" w:hint="eastAsia"/>
-          <w:sz w:val="32"/>
-          <w:szCs w:val="32"/>
-        </w:rPr>
-        <w:t>［</w:t>
-      </w:r>
-      <w:r>
-        <w:rPr>
-          <w:rFonts w:ascii="Times New Roman" w:eastAsia="仿宋_GB2312" w:hAnsi="Times New Roman"/>
-          <w:sz w:val="32"/>
-          <w:szCs w:val="32"/>
-        </w:rPr>
-        <w:t>J</w:t>
-      </w:r>
-      <w:r>
-        <w:rPr>
-          <w:rFonts w:ascii="Times New Roman" w:eastAsia="仿宋_GB2312" w:hAnsi="Times New Roman" w:hint="eastAsia"/>
-          <w:sz w:val="32"/>
-          <w:szCs w:val="32"/>
-        </w:rPr>
-        <w:t>］．</w:t>
-      </w:r>
-      <w:r>
-        <w:rPr>
-          <w:rFonts w:ascii="Times New Roman" w:eastAsia="仿宋_GB2312" w:hAnsi="Times New Roman"/>
-          <w:i/>
-          <w:sz w:val="32"/>
-          <w:szCs w:val="32"/>
-        </w:rPr>
-        <w:t>Journal of Economic Perspectives</w:t>
-      </w:r>
-      <w:r>
-        <w:rPr>
-          <w:rFonts w:ascii="Times New Roman" w:eastAsia="仿宋_GB2312" w:hAnsi="Times New Roman" w:hint="eastAsia"/>
-          <w:sz w:val="32"/>
-          <w:szCs w:val="32"/>
-        </w:rPr>
-        <w:t>，</w:t>
-      </w:r>
-      <w:r>
-        <w:rPr>
-          <w:rFonts w:ascii="Times New Roman" w:eastAsia="仿宋_GB2312" w:hAnsi="Times New Roman"/>
-          <w:sz w:val="32"/>
-          <w:szCs w:val="32"/>
-        </w:rPr>
-        <w:t>1995</w:t>
-      </w:r>
-      <w:r>
-        <w:rPr>
-          <w:rFonts w:ascii="Times New Roman" w:eastAsia="仿宋_GB2312" w:hAnsi="Times New Roman" w:hint="eastAsia"/>
-          <w:sz w:val="32"/>
-          <w:szCs w:val="32"/>
-        </w:rPr>
-        <w:t>，</w:t>
-      </w:r>
-      <w:r>
-        <w:rPr>
-          <w:rFonts w:ascii="Times New Roman" w:eastAsia="仿宋_GB2312" w:hAnsi="Times New Roman"/>
-          <w:sz w:val="32"/>
-          <w:szCs w:val="32"/>
-        </w:rPr>
-        <w:t>9(4):97</w:t>
-      </w:r>
-      <w:r>
-        <w:rPr>
-          <w:rFonts w:ascii="Times New Roman" w:eastAsia="仿宋_GB2312" w:hAnsi="Times New Roman" w:hint="eastAsia"/>
-          <w:sz w:val="32"/>
-          <w:szCs w:val="32"/>
-        </w:rPr>
-        <w:t>－</w:t>
-      </w:r>
-      <w:r>
-        <w:rPr>
-          <w:rFonts w:ascii="Times New Roman" w:eastAsia="仿宋_GB2312" w:hAnsi="Times New Roman"/>
-          <w:sz w:val="32"/>
-          <w:szCs w:val="32"/>
-        </w:rPr>
-        <w:t>118</w:t>
-      </w:r>
-      <w:r>
-        <w:rPr>
-          <w:rFonts w:ascii="Times New Roman" w:eastAsia="仿宋_GB2312" w:hAnsi="Times New Roman" w:hint="eastAsia"/>
-          <w:sz w:val="32"/>
-          <w:szCs w:val="32"/>
-        </w:rPr>
-        <w:t>．</w:t>
-      </w:r>
-    </w:p>
-    <w:p>
-      <w:pPr>
-        <w:adjustRightInd w:val="0"/>
-        <w:snapToGrid w:val="0"/>
-        <w:spacing w:line="540" w:lineRule="exact"/>
-        <w:ind w:firstLineChars="100" w:firstLine="320"/>
-        <w:jc w:val="both"/>
-        <w:rPr>
-          <w:rFonts w:ascii="仿宋_GB2312" w:eastAsia="仿宋_GB2312" w:hAnsi="仿宋_GB2312" w:cs="仿宋_GB2312" w:hint="eastAsia"/>
-          <w:sz w:val="32"/>
-          <w:szCs w:val="32"/>
-        </w:rPr>
-      </w:pPr>
-      <w:r>
-        <w:rPr>
-          <w:rFonts w:ascii="仿宋_GB2312" w:eastAsia="仿宋_GB2312" w:hAnsi="仿宋_GB2312" w:cs="仿宋_GB2312" w:hint="eastAsia"/>
-          <w:sz w:val="32"/>
-          <w:szCs w:val="32"/>
-        </w:rPr>
-        <w:t>（3）如有正文中未被引用，但对毕业论文（设计）具有参考和补充作用的文献，需录入附录中，标题为“参考书目”，字体、格式等要求同上。</w:t>
-      </w:r>
-    </w:p>
-    <w:p>
-      <w:pPr>
-        <w:topLinePunct/>
-        <w:adjustRightInd w:val="0"/>
-        <w:snapToGrid w:val="0"/>
-        <w:spacing w:line="540" w:lineRule="exact"/>
-        <w:ind w:firstLineChars="200" w:firstLine="640"/>
-        <w:jc w:val="both"/>
-        <w:rPr>
-          <w:rFonts w:ascii="仿宋_GB2312" w:eastAsia="仿宋_GB2312" w:hAnsi="仿宋_GB2312" w:cs="仿宋_GB2312" w:hint="eastAsia"/>
-          <w:b/>
-          <w:bCs/>
-          <w:sz w:val="32"/>
-          <w:szCs w:val="32"/>
-        </w:rPr>
-      </w:pPr>
-      <w:r>
-        <w:rPr>
-          <w:rFonts w:ascii="仿宋_GB2312" w:eastAsia="仿宋_GB2312" w:hAnsi="仿宋_GB2312" w:cs="仿宋_GB2312" w:hint="eastAsia"/>
-          <w:b/>
-          <w:bCs/>
-          <w:sz w:val="32"/>
-          <w:szCs w:val="32"/>
-        </w:rPr>
-        <w:t>（七）附录</w:t>
-      </w:r>
-    </w:p>
-    <w:p>
-      <w:pPr>
-        <w:topLinePunct/>
-        <w:adjustRightInd w:val="0"/>
-        <w:snapToGrid w:val="0"/>
-        <w:spacing w:line="540" w:lineRule="exact"/>
-        <w:ind w:firstLineChars="200" w:firstLine="640"/>
-        <w:jc w:val="both"/>
-        <w:rPr>
-          <w:rFonts w:ascii="仿宋_GB2312" w:eastAsia="仿宋_GB2312" w:hAnsi="仿宋_GB2312" w:cs="仿宋_GB2312" w:hint="eastAsia"/>
-          <w:sz w:val="32"/>
-          <w:szCs w:val="32"/>
-        </w:rPr>
-      </w:pPr>
-      <w:r>
-        <w:rPr>
-          <w:rFonts w:ascii="仿宋_GB2312" w:eastAsia="仿宋_GB2312" w:hAnsi="仿宋_GB2312" w:cs="仿宋_GB2312" w:hint="eastAsia"/>
-          <w:sz w:val="32"/>
-          <w:szCs w:val="32"/>
-        </w:rPr>
-        <w:t>附录中的插图、表格、公式、参考文献等的序号需与正文区分，另行编制，如编为“图1”、“表1”、“式（1）”、“文献[1]”等。“附录”两字间空2个汉字间隙，三号字，黑体，加粗，居中，单倍行距，段前24磅，段后18磅。附录的内</w:t>
-      </w:r>
-      <w:r>
-        <w:rPr>
-          <w:rFonts w:ascii="仿宋_GB2312" w:eastAsia="仿宋_GB2312" w:hAnsi="仿宋_GB2312" w:cs="仿宋_GB2312" w:hint="eastAsia"/>
-          <w:sz w:val="32"/>
-          <w:szCs w:val="32"/>
-        </w:rPr>
-        <w:lastRenderedPageBreak/>
-        <w:t>容字体为宋体，五号（</w:t>
-      </w:r>
-      <w:r>
-        <w:rPr>
-          <w:rFonts w:ascii="仿宋_GB2312" w:eastAsia="仿宋_GB2312" w:hint="eastAsia"/>
-          <w:kern w:val="0"/>
-          <w:sz w:val="32"/>
-          <w:szCs w:val="32"/>
-        </w:rPr>
-        <w:t>英文用</w:t>
-      </w:r>
-      <w:r>
-        <w:rPr>
-          <w:rFonts w:ascii="Times New Roman" w:eastAsia="仿宋_GB2312" w:hAnsi="Times New Roman" w:hint="eastAsia"/>
-          <w:sz w:val="32"/>
-          <w:szCs w:val="32"/>
-        </w:rPr>
-        <w:t>Times New Roman</w:t>
-      </w:r>
-      <w:r>
-        <w:rPr>
-          <w:rFonts w:ascii="仿宋_GB2312" w:eastAsia="仿宋_GB2312" w:hint="eastAsia"/>
-          <w:kern w:val="0"/>
-          <w:sz w:val="32"/>
-          <w:szCs w:val="32"/>
-        </w:rPr>
-        <w:t>体，10.5磅</w:t>
-      </w:r>
-      <w:r>
-        <w:rPr>
-          <w:rFonts w:ascii="仿宋_GB2312" w:eastAsia="仿宋_GB2312" w:hAnsi="仿宋_GB2312" w:cs="仿宋_GB2312" w:hint="eastAsia"/>
-          <w:sz w:val="32"/>
-          <w:szCs w:val="32"/>
-        </w:rPr>
-        <w:t>），行间距为固定值20磅。</w:t>
-      </w:r>
-    </w:p>
-    <w:p>
-      <w:pPr>
-        <w:topLinePunct/>
-        <w:adjustRightInd w:val="0"/>
-        <w:snapToGrid w:val="0"/>
-        <w:spacing w:line="540" w:lineRule="exact"/>
-        <w:ind w:firstLineChars="200" w:firstLine="640"/>
-        <w:jc w:val="both"/>
-        <w:rPr>
-          <w:rFonts w:ascii="仿宋_GB2312" w:eastAsia="仿宋_GB2312" w:hAnsi="仿宋_GB2312" w:cs="仿宋_GB2312" w:hint="eastAsia"/>
-          <w:sz w:val="32"/>
-          <w:szCs w:val="32"/>
-        </w:rPr>
-      </w:pPr>
-      <w:r>
-        <w:rPr>
-          <w:rFonts w:ascii="仿宋_GB2312" w:eastAsia="仿宋_GB2312" w:hAnsi="仿宋_GB2312" w:cs="仿宋_GB2312" w:hint="eastAsia"/>
-          <w:b/>
-          <w:bCs/>
-          <w:sz w:val="32"/>
-          <w:szCs w:val="32"/>
-        </w:rPr>
         <w:t>（八）致谢</w:t>
       </w:r>
     </w:p>
@@ -3197,7 +3974,43 @@
           <w:sz w:val="32"/>
           <w:szCs w:val="32"/>
         </w:rPr>
-        <w:t>“致谢”两字间空2个字符间隙，字体为黑体，三号字，加粗居中。单倍行距，段前24磅，段后18磅。正文部分首行缩进两个汉字符，小四号字，仿宋，行距20磅。</w:t>
+        <w:t>“致谢”两字间空2个字符间隙，字体为黑体，三号字，加粗居中。单</w:t>
+      </w:r>
+      <w:proofErr w:type="gramStart"/>
+      <w:r>
+        <w:rPr>
+          <w:rFonts w:ascii="仿宋_GB2312" w:eastAsia="仿宋_GB2312" w:hAnsi="仿宋_GB2312" w:cs="仿宋_GB2312" w:hint="eastAsia"/>
+          <w:sz w:val="32"/>
+          <w:szCs w:val="32"/>
+        </w:rPr>
+        <w:t>倍</w:t>
+      </w:r>
+      <w:proofErr w:type="gramEnd"/>
+      <w:r>
+        <w:rPr>
+          <w:rFonts w:ascii="仿宋_GB2312" w:eastAsia="仿宋_GB2312" w:hAnsi="仿宋_GB2312" w:cs="仿宋_GB2312" w:hint="eastAsia"/>
+          <w:sz w:val="32"/>
+          <w:szCs w:val="32"/>
+        </w:rPr>
+        <w:t>行距，</w:t>
+      </w:r>
+      <w:proofErr w:type="gramStart"/>
+      <w:r>
+        <w:rPr>
+          <w:rFonts w:ascii="仿宋_GB2312" w:eastAsia="仿宋_GB2312" w:hAnsi="仿宋_GB2312" w:cs="仿宋_GB2312" w:hint="eastAsia"/>
+          <w:sz w:val="32"/>
+          <w:szCs w:val="32"/>
+        </w:rPr>
+        <w:t>段前24磅</w:t>
+      </w:r>
+      <w:proofErr w:type="gramEnd"/>
+      <w:r>
+        <w:rPr>
+          <w:rFonts w:ascii="仿宋_GB2312" w:eastAsia="仿宋_GB2312" w:hAnsi="仿宋_GB2312" w:cs="仿宋_GB2312" w:hint="eastAsia"/>
+          <w:sz w:val="32"/>
+          <w:szCs w:val="32"/>
+        </w:rPr>
+        <w:t>，段后18磅。正文部分首行缩进两个汉字符，小四号字，仿宋，行距20磅。</w:t>
       </w:r>
     </w:p>
     <w:sectPr>
@@ -3208,6 +4021,56 @@
     </w:sectPr>
   </w:body>
 </w:document>
+</file>
+
+<file path=word/endnotes.xml><?xml version="1.0" encoding="utf-8"?>
+<w:endnotes xmlns:wpc="http://schemas.microsoft.com/office/word/2010/wordprocessingCanvas" xmlns:cx="http://schemas.microsoft.com/office/drawing/2014/chartex" xmlns:cx1="http://schemas.microsoft.com/office/drawing/2015/9/8/chartex" xmlns:cx2="http://schemas.microsoft.com/office/drawing/2015/10/21/chartex" xmlns:cx3="http://schemas.microsoft.com/office/drawing/2016/5/9/chartex" xmlns:cx4="http://schemas.microsoft.com/office/drawing/2016/5/10/chartex" xmlns:cx5="http://schemas.microsoft.com/office/drawing/2016/5/11/chartex" xmlns:cx6="http://schemas.microsoft.com/office/drawing/2016/5/12/chartex" xmlns:cx7="http://schemas.microsoft.com/office/drawing/2016/5/13/chartex" xmlns:cx8="http://schemas.microsoft.com/office/drawing/2016/5/14/chartex" xmlns:mc="http://schemas.openxmlformats.org/markup-compatibility/2006" xmlns:aink="http://schemas.microsoft.com/office/drawing/2016/ink" xmlns:am3d="http://schemas.microsoft.com/office/drawing/2017/model3d" xmlns:o="urn:schemas-microsoft-com:office:office" xmlns:oel="http://schemas.microsoft.com/office/2019/extlst" xmlns:r="http://schemas.openxmlformats.org/officeDocument/2006/relationships" xmlns:m="http://schemas.openxmlformats.org/officeDocument/2006/math" xmlns:v="urn:schemas-microsoft-com:vml" xmlns:wp14="http://schemas.microsoft.com/office/word/2010/wordprocessingDrawing" xmlns:wp="http://schemas.openxmlformats.org/drawingml/2006/wordprocessingDrawing" xmlns:w10="urn:schemas-microsoft-com:office:word" xmlns:w="http://schemas.openxmlformats.org/wordprocessingml/2006/main" xmlns:w14="http://schemas.microsoft.com/office/word/2010/wordml" xmlns:w15="http://schemas.microsoft.com/office/word/2012/wordml" xmlns:w16cex="http://schemas.microsoft.com/office/word/2018/wordml/cex" xmlns:w16cid="http://schemas.microsoft.com/office/word/2016/wordml/cid" xmlns:w16="http://schemas.microsoft.com/office/word/2018/wordml" xmlns:w16du="http://schemas.microsoft.com/office/word/2023/wordml/word16du" xmlns:w16sdtdh="http://schemas.microsoft.com/office/word/2020/wordml/sdtdatahash" xmlns:w16sdtfl="http://schemas.microsoft.com/office/word/2024/wordml/sdtformatlock" xmlns:w16se="http://schemas.microsoft.com/office/word/2015/wordml/symex" xmlns:wpg="http://schemas.microsoft.com/office/word/2010/wordprocessingGroup" xmlns:wpi="http://schemas.microsoft.com/office/word/2010/wordprocessingInk" xmlns:wne="http://schemas.microsoft.com/office/word/2006/wordml" xmlns:wps="http://schemas.microsoft.com/office/word/2010/wordprocessingShape" mc:Ignorable="w14 w15 w16se w16cid w16 w16cex w16sdtdh w16sdtfl w16du wp14">
+  <w:endnote w:type="separator" w:id="-1">
+    <w:p>
+      <w:pPr>
+        <w:spacing w:after="0" w:line="240" w:lineRule="auto"/>
+      </w:pPr>
+      <w:r>
+        <w:separator/>
+      </w:r>
+    </w:p>
+  </w:endnote>
+  <w:endnote w:type="continuationSeparator" w:id="0">
+    <w:p>
+      <w:pPr>
+        <w:spacing w:after="0" w:line="240" w:lineRule="auto"/>
+      </w:pPr>
+      <w:r>
+        <w:continuationSeparator/>
+      </w:r>
+    </w:p>
+  </w:endnote>
+</w:endnotes>
+</file>
+
+<file path=word/footnotes.xml><?xml version="1.0" encoding="utf-8"?>
+<w:footnotes xmlns:wpc="http://schemas.microsoft.com/office/word/2010/wordprocessingCanvas" xmlns:cx="http://schemas.microsoft.com/office/drawing/2014/chartex" xmlns:cx1="http://schemas.microsoft.com/office/drawing/2015/9/8/chartex" xmlns:cx2="http://schemas.microsoft.com/office/drawing/2015/10/21/chartex" xmlns:cx3="http://schemas.microsoft.com/office/drawing/2016/5/9/chartex" xmlns:cx4="http://schemas.microsoft.com/office/drawing/2016/5/10/chartex" xmlns:cx5="http://schemas.microsoft.com/office/drawing/2016/5/11/chartex" xmlns:cx6="http://schemas.microsoft.com/office/drawing/2016/5/12/chartex" xmlns:cx7="http://schemas.microsoft.com/office/drawing/2016/5/13/chartex" xmlns:cx8="http://schemas.microsoft.com/office/drawing/2016/5/14/chartex" xmlns:mc="http://schemas.openxmlformats.org/markup-compatibility/2006" xmlns:aink="http://schemas.microsoft.com/office/drawing/2016/ink" xmlns:am3d="http://schemas.microsoft.com/office/drawing/2017/model3d" xmlns:o="urn:schemas-microsoft-com:office:office" xmlns:oel="http://schemas.microsoft.com/office/2019/extlst" xmlns:r="http://schemas.openxmlformats.org/officeDocument/2006/relationships" xmlns:m="http://schemas.openxmlformats.org/officeDocument/2006/math" xmlns:v="urn:schemas-microsoft-com:vml" xmlns:wp14="http://schemas.microsoft.com/office/word/2010/wordprocessingDrawing" xmlns:wp="http://schemas.openxmlformats.org/drawingml/2006/wordprocessingDrawing" xmlns:w10="urn:schemas-microsoft-com:office:word" xmlns:w="http://schemas.openxmlformats.org/wordprocessingml/2006/main" xmlns:w14="http://schemas.microsoft.com/office/word/2010/wordml" xmlns:w15="http://schemas.microsoft.com/office/word/2012/wordml" xmlns:w16cex="http://schemas.microsoft.com/office/word/2018/wordml/cex" xmlns:w16cid="http://schemas.microsoft.com/office/word/2016/wordml/cid" xmlns:w16="http://schemas.microsoft.com/office/word/2018/wordml" xmlns:w16du="http://schemas.microsoft.com/office/word/2023/wordml/word16du" xmlns:w16sdtdh="http://schemas.microsoft.com/office/word/2020/wordml/sdtdatahash" xmlns:w16sdtfl="http://schemas.microsoft.com/office/word/2024/wordml/sdtformatlock" xmlns:w16se="http://schemas.microsoft.com/office/word/2015/wordml/symex" xmlns:wpg="http://schemas.microsoft.com/office/word/2010/wordprocessingGroup" xmlns:wpi="http://schemas.microsoft.com/office/word/2010/wordprocessingInk" xmlns:wne="http://schemas.microsoft.com/office/word/2006/wordml" xmlns:wps="http://schemas.microsoft.com/office/word/2010/wordprocessingShape" mc:Ignorable="w14 w15 w16se w16cid w16 w16cex w16sdtdh w16sdtfl w16du wp14">
+  <w:footnote w:type="separator" w:id="-1">
+    <w:p>
+      <w:pPr>
+        <w:spacing w:after="0" w:line="240" w:lineRule="auto"/>
+      </w:pPr>
+      <w:r>
+        <w:separator/>
+      </w:r>
+    </w:p>
+  </w:footnote>
+  <w:footnote w:type="continuationSeparator" w:id="0">
+    <w:p>
+      <w:pPr>
+        <w:spacing w:after="0" w:line="240" w:lineRule="auto"/>
+      </w:pPr>
+      <w:r>
+        <w:continuationSeparator/>
+      </w:r>
+    </w:p>
+  </w:footnote>
+</w:footnotes>
 </file>
 
 <file path=word/numbering.xml><?xml version="1.0" encoding="utf-8"?>
@@ -3823,6 +4686,7 @@
   <w:style w:type="character" w:default="1" w:styleId="a0">
     <w:name w:val="Default Paragraph Font"/>
     <w:uiPriority w:val="1"/>
+    <w:semiHidden/>
     <w:unhideWhenUsed/>
   </w:style>
   <w:style w:type="table" w:default="1" w:styleId="a1">
